--- a/printables/full/u01-full.docx
+++ b/printables/full/u01-full.docx
@@ -2,21 +2,6 @@
 <file path=word/document.xml><?xml version="1.0" encoding="utf-8"?>
 <w:document xmlns:wpc="http://schemas.microsoft.com/office/word/2010/wordprocessingCanvas" xmlns:mo="http://schemas.microsoft.com/office/mac/office/2008/main" xmlns:mc="http://schemas.openxmlformats.org/markup-compatibility/2006" xmlns:mv="urn:schemas-microsoft-com:mac:vml" xmlns:o="urn:schemas-microsoft-com:office:office" xmlns:r="http://schemas.openxmlformats.org/officeDocument/2006/relationships" xmlns:m="http://schemas.openxmlformats.org/officeDocument/2006/math" xmlns:v="urn:schemas-microsoft-com:vml" xmlns:wp14="http://schemas.microsoft.com/office/word/2010/wordprocessingDrawing" xmlns:wp="http://schemas.openxmlformats.org/drawingml/2006/wordprocessingDrawing" xmlns:w10="urn:schemas-microsoft-com:office:word" xmlns:w="http://schemas.openxmlformats.org/wordprocessingml/2006/main" xmlns:w14="http://schemas.microsoft.com/office/word/2010/wordml" xmlns:wpg="http://schemas.microsoft.com/office/word/2010/wordprocessingGroup" xmlns:wpi="http://schemas.microsoft.com/office/word/2010/wordprocessingInk" xmlns:wne="http://schemas.microsoft.com/office/word/2006/wordml" xmlns:wps="http://schemas.microsoft.com/office/word/2010/wordprocessingShape" mc:Ignorable="w14 wp14">
   <w:body>
-    <w:p>
-      <w:pPr>
-        <w:spacing w:before="0" w:after="40" w:line="276" w:lineRule="auto"/>
-        <w:jc w:val="center"/>
-      </w:pPr>
-      <w:r>
-        <w:rPr>
-          <w:rFonts w:ascii="宋体" w:hAnsi="宋体" w:eastAsia="宋体"/>
-          <w:b/>
-          <w:color w:val="F4A261"/>
-          <w:sz w:val="18"/>
-        </w:rPr>
-        <w:t>语文书桌 · Chinese Desk</w:t>
-      </w:r>
-    </w:p>
     <w:p>
       <w:pPr>
         <w:spacing w:before="0" w:after="80" w:line="276" w:lineRule="auto"/>
@@ -26,8 +11,8 @@
         <w:rPr>
           <w:rFonts w:ascii="黑体" w:hAnsi="黑体" w:eastAsia="黑体"/>
           <w:b/>
-          <w:color w:val="E85D04"/>
-          <w:sz w:val="32"/>
+          <w:color w:val="1C1917"/>
+          <w:sz w:val="30"/>
         </w:rPr>
         <w:t>语文·四上·第一单元练习</w:t>
       </w:r>
@@ -43,37 +28,124 @@
           <w:color w:val="1C1917"/>
           <w:sz w:val="20"/>
         </w:rPr>
-        <w:t>学校：__________　班级：__________　姓名：__________　成绩：__________</w:t>
+        <w:t>学校：____________　班级：________　姓名：____________　成绩：________</w:t>
       </w:r>
     </w:p>
     <w:p>
       <w:pPr>
-        <w:spacing w:before="0" w:after="120" w:line="276" w:lineRule="auto"/>
-        <w:jc w:val="center"/>
+        <w:spacing w:before="140" w:after="80" w:line="276" w:lineRule="auto"/>
+      </w:pPr>
+      <w:r>
+        <w:rPr>
+          <w:rFonts w:ascii="宋体" w:hAnsi="宋体" w:eastAsia="宋体"/>
+          <w:b/>
+          <w:color w:val="1C1917"/>
+          <w:sz w:val="22"/>
+        </w:rPr>
+        <w:t>一、看拼音，写词语。</w:t>
+      </w:r>
+    </w:p>
+    <w:p>
+      <w:pPr>
+        <w:spacing w:before="0" w:after="20" w:line="276" w:lineRule="auto"/>
       </w:pPr>
       <w:r>
         <w:rPr>
           <w:rFonts w:ascii="宋体" w:hAnsi="宋体" w:eastAsia="宋体"/>
           <w:b w:val="0"/>
-          <w:color w:val="C2410C"/>
-          <w:sz w:val="16"/>
+          <w:color w:val="1C1917"/>
+          <w:sz w:val="21"/>
         </w:rPr>
-        <w:t>考前查漏补缺 · 与扫描卷内容一致（数字化校对版）</w:t>
+        <w:t>深蓝色的天空中，悬着</w:t>
       </w:r>
     </w:p>
     <w:p>
       <w:pPr>
-        <w:spacing w:before="120" w:after="80" w:line="276" w:lineRule="auto"/>
+        <w:spacing w:before="20" w:after="20" w:line="240" w:lineRule="auto"/>
       </w:pPr>
       <w:r>
         <w:rPr>
-          <w:rFonts w:ascii="宋体" w:hAnsi="宋体" w:eastAsia="宋体"/>
-          <w:b/>
-          <w:color w:val="E85D04"/>
-          <w:sz w:val="22"/>
+          <w:rFonts w:ascii="Times New Roman" w:hAnsi="Times New Roman" w:eastAsia="宋体"/>
+          <w:b w:val="0"/>
+          <w:color w:val="1C1917"/>
+          <w:sz w:val="20"/>
         </w:rPr>
-        <w:t>一、看拼音，写词语。</w:t>
+        <w:t>fán xīng</w:t>
       </w:r>
+    </w:p>
+    <w:tbl>
+      <w:tblPr>
+        <w:tblW w:type="auto" w:w="0"/>
+        <w:jc w:val="left"/>
+        <w:tblLayout w:type="fixed"/>
+        <w:tblLook w:firstColumn="1" w:firstRow="1" w:lastColumn="0" w:lastRow="0" w:noHBand="0" w:noVBand="1" w:val="04A0"/>
+      </w:tblPr>
+      <w:tblGrid>
+        <w:gridCol w:w="5103"/>
+        <w:gridCol w:w="5103"/>
+      </w:tblGrid>
+      <w:tr>
+        <w:trPr>
+          <w:trHeight w:val="464" w:hRule="atLeast"/>
+        </w:trPr>
+        <w:tc>
+          <w:tcPr>
+            <w:tcW w:type="dxa" w:w="465"/>
+            <w:tcBorders>
+              <w:top w:val="single" w:sz="12" w:space="0" w:color="000000"/>
+              <w:left w:val="single" w:sz="12" w:space="0" w:color="000000"/>
+              <w:bottom w:val="single" w:sz="12" w:space="0" w:color="000000"/>
+              <w:right w:val="single" w:sz="12" w:space="0" w:color="000000"/>
+            </w:tcBorders>
+          </w:tcPr>
+          <w:p>
+            <w:pPr>
+              <w:spacing w:before="0" w:after="0"/>
+            </w:pPr>
+            <w:r/>
+            <w:r>
+              <w:rPr>
+                <w:rFonts w:ascii="宋体" w:hAnsi="宋体" w:eastAsia="宋体"/>
+                <w:b w:val="0"/>
+                <w:color w:val="1C1917"/>
+                <w:sz w:val="28"/>
+              </w:rPr>
+              <w:t xml:space="preserve">　</w:t>
+            </w:r>
+          </w:p>
+        </w:tc>
+        <w:tc>
+          <w:tcPr>
+            <w:tcW w:type="dxa" w:w="465"/>
+            <w:tcBorders>
+              <w:top w:val="single" w:sz="12" w:space="0" w:color="000000"/>
+              <w:left w:val="single" w:sz="12" w:space="0" w:color="000000"/>
+              <w:bottom w:val="single" w:sz="12" w:space="0" w:color="000000"/>
+              <w:right w:val="single" w:sz="12" w:space="0" w:color="000000"/>
+            </w:tcBorders>
+          </w:tcPr>
+          <w:p>
+            <w:pPr>
+              <w:spacing w:before="0" w:after="0"/>
+            </w:pPr>
+            <w:r/>
+            <w:r>
+              <w:rPr>
+                <w:rFonts w:ascii="宋体" w:hAnsi="宋体" w:eastAsia="宋体"/>
+                <w:b w:val="0"/>
+                <w:color w:val="1C1917"/>
+                <w:sz w:val="28"/>
+              </w:rPr>
+              <w:t xml:space="preserve">　</w:t>
+            </w:r>
+          </w:p>
+        </w:tc>
+      </w:tr>
+    </w:tbl>
+    <w:p>
+      <w:pPr>
+        <w:spacing w:before="0" w:after="60"/>
+      </w:pPr>
     </w:p>
     <w:p>
       <w:pPr>
@@ -83,10 +155,215 @@
         <w:rPr>
           <w:rFonts w:ascii="宋体" w:hAnsi="宋体" w:eastAsia="宋体"/>
           <w:b w:val="0"/>
+          <w:color w:val="1C1917"/>
           <w:sz w:val="21"/>
         </w:rPr>
-        <w:t>深蓝色的天空中，悬着 fán xīng ______。它们是这样低，真是摇摇欲坠。</w:t>
+        <w:t>。它们是这样低，真是摇摇欲坠。</w:t>
       </w:r>
+    </w:p>
+    <w:p>
+      <w:pPr>
+        <w:spacing w:before="0" w:after="20" w:line="276" w:lineRule="auto"/>
+      </w:pPr>
+      <w:r>
+        <w:rPr>
+          <w:rFonts w:ascii="宋体" w:hAnsi="宋体" w:eastAsia="宋体"/>
+          <w:b w:val="0"/>
+          <w:color w:val="1C1917"/>
+          <w:sz w:val="21"/>
+        </w:rPr>
+        <w:t>渐渐地我的眼睛</w:t>
+      </w:r>
+    </w:p>
+    <w:p>
+      <w:pPr>
+        <w:spacing w:before="20" w:after="20" w:line="240" w:lineRule="auto"/>
+      </w:pPr>
+      <w:r>
+        <w:rPr>
+          <w:rFonts w:ascii="Times New Roman" w:hAnsi="Times New Roman" w:eastAsia="宋体"/>
+          <w:b w:val="0"/>
+          <w:color w:val="1C1917"/>
+          <w:sz w:val="20"/>
+        </w:rPr>
+        <w:t>mó hu</w:t>
+      </w:r>
+    </w:p>
+    <w:tbl>
+      <w:tblPr>
+        <w:tblW w:type="auto" w:w="0"/>
+        <w:jc w:val="left"/>
+        <w:tblLayout w:type="fixed"/>
+        <w:tblLook w:firstColumn="1" w:firstRow="1" w:lastColumn="0" w:lastRow="0" w:noHBand="0" w:noVBand="1" w:val="04A0"/>
+      </w:tblPr>
+      <w:tblGrid>
+        <w:gridCol w:w="5103"/>
+        <w:gridCol w:w="5103"/>
+      </w:tblGrid>
+      <w:tr>
+        <w:trPr>
+          <w:trHeight w:val="464" w:hRule="atLeast"/>
+        </w:trPr>
+        <w:tc>
+          <w:tcPr>
+            <w:tcW w:type="dxa" w:w="465"/>
+            <w:tcBorders>
+              <w:top w:val="single" w:sz="12" w:space="0" w:color="000000"/>
+              <w:left w:val="single" w:sz="12" w:space="0" w:color="000000"/>
+              <w:bottom w:val="single" w:sz="12" w:space="0" w:color="000000"/>
+              <w:right w:val="single" w:sz="12" w:space="0" w:color="000000"/>
+            </w:tcBorders>
+          </w:tcPr>
+          <w:p>
+            <w:pPr>
+              <w:spacing w:before="0" w:after="0"/>
+            </w:pPr>
+            <w:r/>
+            <w:r>
+              <w:rPr>
+                <w:rFonts w:ascii="宋体" w:hAnsi="宋体" w:eastAsia="宋体"/>
+                <w:b w:val="0"/>
+                <w:color w:val="1C1917"/>
+                <w:sz w:val="28"/>
+              </w:rPr>
+              <w:t xml:space="preserve">　</w:t>
+            </w:r>
+          </w:p>
+        </w:tc>
+        <w:tc>
+          <w:tcPr>
+            <w:tcW w:type="dxa" w:w="465"/>
+            <w:tcBorders>
+              <w:top w:val="single" w:sz="12" w:space="0" w:color="000000"/>
+              <w:left w:val="single" w:sz="12" w:space="0" w:color="000000"/>
+              <w:bottom w:val="single" w:sz="12" w:space="0" w:color="000000"/>
+              <w:right w:val="single" w:sz="12" w:space="0" w:color="000000"/>
+            </w:tcBorders>
+          </w:tcPr>
+          <w:p>
+            <w:pPr>
+              <w:spacing w:before="0" w:after="0"/>
+            </w:pPr>
+            <w:r/>
+            <w:r>
+              <w:rPr>
+                <w:rFonts w:ascii="宋体" w:hAnsi="宋体" w:eastAsia="宋体"/>
+                <w:b w:val="0"/>
+                <w:color w:val="1C1917"/>
+                <w:sz w:val="28"/>
+              </w:rPr>
+              <w:t xml:space="preserve">　</w:t>
+            </w:r>
+          </w:p>
+        </w:tc>
+      </w:tr>
+    </w:tbl>
+    <w:p>
+      <w:pPr>
+        <w:spacing w:before="0" w:after="60"/>
+      </w:pPr>
+    </w:p>
+    <w:p>
+      <w:pPr>
+        <w:spacing w:before="0" w:after="20" w:line="276" w:lineRule="auto"/>
+      </w:pPr>
+      <w:r>
+        <w:rPr>
+          <w:rFonts w:ascii="宋体" w:hAnsi="宋体" w:eastAsia="宋体"/>
+          <w:b w:val="0"/>
+          <w:color w:val="1C1917"/>
+          <w:sz w:val="21"/>
+        </w:rPr>
+        <w:t>了，我好像看见无数萤火虫在我的周围</w:t>
+      </w:r>
+    </w:p>
+    <w:p>
+      <w:pPr>
+        <w:spacing w:before="20" w:after="20" w:line="240" w:lineRule="auto"/>
+      </w:pPr>
+      <w:r>
+        <w:rPr>
+          <w:rFonts w:ascii="Times New Roman" w:hAnsi="Times New Roman" w:eastAsia="宋体"/>
+          <w:b w:val="0"/>
+          <w:color w:val="1C1917"/>
+          <w:sz w:val="20"/>
+        </w:rPr>
+        <w:t>fēi wǔ</w:t>
+      </w:r>
+    </w:p>
+    <w:tbl>
+      <w:tblPr>
+        <w:tblW w:type="auto" w:w="0"/>
+        <w:jc w:val="left"/>
+        <w:tblLayout w:type="fixed"/>
+        <w:tblLook w:firstColumn="1" w:firstRow="1" w:lastColumn="0" w:lastRow="0" w:noHBand="0" w:noVBand="1" w:val="04A0"/>
+      </w:tblPr>
+      <w:tblGrid>
+        <w:gridCol w:w="5103"/>
+        <w:gridCol w:w="5103"/>
+      </w:tblGrid>
+      <w:tr>
+        <w:trPr>
+          <w:trHeight w:val="464" w:hRule="atLeast"/>
+        </w:trPr>
+        <w:tc>
+          <w:tcPr>
+            <w:tcW w:type="dxa" w:w="465"/>
+            <w:tcBorders>
+              <w:top w:val="single" w:sz="12" w:space="0" w:color="000000"/>
+              <w:left w:val="single" w:sz="12" w:space="0" w:color="000000"/>
+              <w:bottom w:val="single" w:sz="12" w:space="0" w:color="000000"/>
+              <w:right w:val="single" w:sz="12" w:space="0" w:color="000000"/>
+            </w:tcBorders>
+          </w:tcPr>
+          <w:p>
+            <w:pPr>
+              <w:spacing w:before="0" w:after="0"/>
+            </w:pPr>
+            <w:r/>
+            <w:r>
+              <w:rPr>
+                <w:rFonts w:ascii="宋体" w:hAnsi="宋体" w:eastAsia="宋体"/>
+                <w:b w:val="0"/>
+                <w:color w:val="1C1917"/>
+                <w:sz w:val="28"/>
+              </w:rPr>
+              <w:t xml:space="preserve">　</w:t>
+            </w:r>
+          </w:p>
+        </w:tc>
+        <w:tc>
+          <w:tcPr>
+            <w:tcW w:type="dxa" w:w="465"/>
+            <w:tcBorders>
+              <w:top w:val="single" w:sz="12" w:space="0" w:color="000000"/>
+              <w:left w:val="single" w:sz="12" w:space="0" w:color="000000"/>
+              <w:bottom w:val="single" w:sz="12" w:space="0" w:color="000000"/>
+              <w:right w:val="single" w:sz="12" w:space="0" w:color="000000"/>
+            </w:tcBorders>
+          </w:tcPr>
+          <w:p>
+            <w:pPr>
+              <w:spacing w:before="0" w:after="0"/>
+            </w:pPr>
+            <w:r/>
+            <w:r>
+              <w:rPr>
+                <w:rFonts w:ascii="宋体" w:hAnsi="宋体" w:eastAsia="宋体"/>
+                <w:b w:val="0"/>
+                <w:color w:val="1C1917"/>
+                <w:sz w:val="28"/>
+              </w:rPr>
+              <w:t xml:space="preserve">　</w:t>
+            </w:r>
+          </w:p>
+        </w:tc>
+      </w:tr>
+    </w:tbl>
+    <w:p>
+      <w:pPr>
+        <w:spacing w:before="0" w:after="60"/>
+      </w:pPr>
     </w:p>
     <w:p>
       <w:pPr>
@@ -96,10 +373,215 @@
         <w:rPr>
           <w:rFonts w:ascii="宋体" w:hAnsi="宋体" w:eastAsia="宋体"/>
           <w:b w:val="0"/>
+          <w:color w:val="1C1917"/>
           <w:sz w:val="21"/>
         </w:rPr>
-        <w:t>渐渐地我的眼睛 mó hu ______ 了，我好像看见无数萤火虫在我的周围 fēi wǔ ______。</w:t>
+        <w:t>。</w:t>
       </w:r>
+    </w:p>
+    <w:p>
+      <w:pPr>
+        <w:spacing w:before="0" w:after="20" w:line="276" w:lineRule="auto"/>
+      </w:pPr>
+      <w:r>
+        <w:rPr>
+          <w:rFonts w:ascii="宋体" w:hAnsi="宋体" w:eastAsia="宋体"/>
+          <w:b w:val="0"/>
+          <w:color w:val="1C1917"/>
+          <w:sz w:val="21"/>
+        </w:rPr>
+        <w:t>海上的夜是</w:t>
+      </w:r>
+    </w:p>
+    <w:p>
+      <w:pPr>
+        <w:spacing w:before="20" w:after="20" w:line="240" w:lineRule="auto"/>
+      </w:pPr>
+      <w:r>
+        <w:rPr>
+          <w:rFonts w:ascii="Times New Roman" w:hAnsi="Times New Roman" w:eastAsia="宋体"/>
+          <w:b w:val="0"/>
+          <w:color w:val="1C1917"/>
+          <w:sz w:val="20"/>
+        </w:rPr>
+        <w:t>róu hé</w:t>
+      </w:r>
+    </w:p>
+    <w:tbl>
+      <w:tblPr>
+        <w:tblW w:type="auto" w:w="0"/>
+        <w:jc w:val="left"/>
+        <w:tblLayout w:type="fixed"/>
+        <w:tblLook w:firstColumn="1" w:firstRow="1" w:lastColumn="0" w:lastRow="0" w:noHBand="0" w:noVBand="1" w:val="04A0"/>
+      </w:tblPr>
+      <w:tblGrid>
+        <w:gridCol w:w="5103"/>
+        <w:gridCol w:w="5103"/>
+      </w:tblGrid>
+      <w:tr>
+        <w:trPr>
+          <w:trHeight w:val="464" w:hRule="atLeast"/>
+        </w:trPr>
+        <w:tc>
+          <w:tcPr>
+            <w:tcW w:type="dxa" w:w="465"/>
+            <w:tcBorders>
+              <w:top w:val="single" w:sz="12" w:space="0" w:color="000000"/>
+              <w:left w:val="single" w:sz="12" w:space="0" w:color="000000"/>
+              <w:bottom w:val="single" w:sz="12" w:space="0" w:color="000000"/>
+              <w:right w:val="single" w:sz="12" w:space="0" w:color="000000"/>
+            </w:tcBorders>
+          </w:tcPr>
+          <w:p>
+            <w:pPr>
+              <w:spacing w:before="0" w:after="0"/>
+            </w:pPr>
+            <w:r/>
+            <w:r>
+              <w:rPr>
+                <w:rFonts w:ascii="宋体" w:hAnsi="宋体" w:eastAsia="宋体"/>
+                <w:b w:val="0"/>
+                <w:color w:val="1C1917"/>
+                <w:sz w:val="28"/>
+              </w:rPr>
+              <w:t xml:space="preserve">　</w:t>
+            </w:r>
+          </w:p>
+        </w:tc>
+        <w:tc>
+          <w:tcPr>
+            <w:tcW w:type="dxa" w:w="465"/>
+            <w:tcBorders>
+              <w:top w:val="single" w:sz="12" w:space="0" w:color="000000"/>
+              <w:left w:val="single" w:sz="12" w:space="0" w:color="000000"/>
+              <w:bottom w:val="single" w:sz="12" w:space="0" w:color="000000"/>
+              <w:right w:val="single" w:sz="12" w:space="0" w:color="000000"/>
+            </w:tcBorders>
+          </w:tcPr>
+          <w:p>
+            <w:pPr>
+              <w:spacing w:before="0" w:after="0"/>
+            </w:pPr>
+            <w:r/>
+            <w:r>
+              <w:rPr>
+                <w:rFonts w:ascii="宋体" w:hAnsi="宋体" w:eastAsia="宋体"/>
+                <w:b w:val="0"/>
+                <w:color w:val="1C1917"/>
+                <w:sz w:val="28"/>
+              </w:rPr>
+              <w:t xml:space="preserve">　</w:t>
+            </w:r>
+          </w:p>
+        </w:tc>
+      </w:tr>
+    </w:tbl>
+    <w:p>
+      <w:pPr>
+        <w:spacing w:before="0" w:after="60"/>
+      </w:pPr>
+    </w:p>
+    <w:p>
+      <w:pPr>
+        <w:spacing w:before="0" w:after="20" w:line="276" w:lineRule="auto"/>
+      </w:pPr>
+      <w:r>
+        <w:rPr>
+          <w:rFonts w:ascii="宋体" w:hAnsi="宋体" w:eastAsia="宋体"/>
+          <w:b w:val="0"/>
+          <w:color w:val="1C1917"/>
+          <w:sz w:val="21"/>
+        </w:rPr>
+        <w:t>的，是静寂的，是</w:t>
+      </w:r>
+    </w:p>
+    <w:p>
+      <w:pPr>
+        <w:spacing w:before="20" w:after="20" w:line="240" w:lineRule="auto"/>
+      </w:pPr>
+      <w:r>
+        <w:rPr>
+          <w:rFonts w:ascii="Times New Roman" w:hAnsi="Times New Roman" w:eastAsia="宋体"/>
+          <w:b w:val="0"/>
+          <w:color w:val="1C1917"/>
+          <w:sz w:val="20"/>
+        </w:rPr>
+        <w:t>mèng huàn</w:t>
+      </w:r>
+    </w:p>
+    <w:tbl>
+      <w:tblPr>
+        <w:tblW w:type="auto" w:w="0"/>
+        <w:jc w:val="left"/>
+        <w:tblLayout w:type="fixed"/>
+        <w:tblLook w:firstColumn="1" w:firstRow="1" w:lastColumn="0" w:lastRow="0" w:noHBand="0" w:noVBand="1" w:val="04A0"/>
+      </w:tblPr>
+      <w:tblGrid>
+        <w:gridCol w:w="5103"/>
+        <w:gridCol w:w="5103"/>
+      </w:tblGrid>
+      <w:tr>
+        <w:trPr>
+          <w:trHeight w:val="464" w:hRule="atLeast"/>
+        </w:trPr>
+        <w:tc>
+          <w:tcPr>
+            <w:tcW w:type="dxa" w:w="465"/>
+            <w:tcBorders>
+              <w:top w:val="single" w:sz="12" w:space="0" w:color="000000"/>
+              <w:left w:val="single" w:sz="12" w:space="0" w:color="000000"/>
+              <w:bottom w:val="single" w:sz="12" w:space="0" w:color="000000"/>
+              <w:right w:val="single" w:sz="12" w:space="0" w:color="000000"/>
+            </w:tcBorders>
+          </w:tcPr>
+          <w:p>
+            <w:pPr>
+              <w:spacing w:before="0" w:after="0"/>
+            </w:pPr>
+            <w:r/>
+            <w:r>
+              <w:rPr>
+                <w:rFonts w:ascii="宋体" w:hAnsi="宋体" w:eastAsia="宋体"/>
+                <w:b w:val="0"/>
+                <w:color w:val="1C1917"/>
+                <w:sz w:val="28"/>
+              </w:rPr>
+              <w:t xml:space="preserve">　</w:t>
+            </w:r>
+          </w:p>
+        </w:tc>
+        <w:tc>
+          <w:tcPr>
+            <w:tcW w:type="dxa" w:w="465"/>
+            <w:tcBorders>
+              <w:top w:val="single" w:sz="12" w:space="0" w:color="000000"/>
+              <w:left w:val="single" w:sz="12" w:space="0" w:color="000000"/>
+              <w:bottom w:val="single" w:sz="12" w:space="0" w:color="000000"/>
+              <w:right w:val="single" w:sz="12" w:space="0" w:color="000000"/>
+            </w:tcBorders>
+          </w:tcPr>
+          <w:p>
+            <w:pPr>
+              <w:spacing w:before="0" w:after="0"/>
+            </w:pPr>
+            <w:r/>
+            <w:r>
+              <w:rPr>
+                <w:rFonts w:ascii="宋体" w:hAnsi="宋体" w:eastAsia="宋体"/>
+                <w:b w:val="0"/>
+                <w:color w:val="1C1917"/>
+                <w:sz w:val="28"/>
+              </w:rPr>
+              <w:t xml:space="preserve">　</w:t>
+            </w:r>
+          </w:p>
+        </w:tc>
+      </w:tr>
+    </w:tbl>
+    <w:p>
+      <w:pPr>
+        <w:spacing w:before="0" w:after="60"/>
+      </w:pPr>
     </w:p>
     <w:p>
       <w:pPr>
@@ -109,20 +591,21 @@
         <w:rPr>
           <w:rFonts w:ascii="宋体" w:hAnsi="宋体" w:eastAsia="宋体"/>
           <w:b w:val="0"/>
+          <w:color w:val="1C1917"/>
           <w:sz w:val="21"/>
         </w:rPr>
-        <w:t>海上的夜是 róu hé ______ 的，是静寂的，是 mèng huàn ______ 的。</w:t>
+        <w:t>的。</w:t>
       </w:r>
     </w:p>
     <w:p>
       <w:pPr>
-        <w:spacing w:before="120" w:after="80" w:line="276" w:lineRule="auto"/>
+        <w:spacing w:before="140" w:after="80" w:line="276" w:lineRule="auto"/>
       </w:pPr>
       <w:r>
         <w:rPr>
           <w:rFonts w:ascii="宋体" w:hAnsi="宋体" w:eastAsia="宋体"/>
           <w:b/>
-          <w:color w:val="E85D04"/>
+          <w:color w:val="1C1917"/>
           <w:sz w:val="22"/>
         </w:rPr>
         <w:t>二、选出下列各组词语中读音有误的一项，将序号填在括号里。</w:t>
@@ -130,12 +613,13 @@
     </w:p>
     <w:p>
       <w:pPr>
-        <w:spacing w:before="0" w:after="80" w:line="276" w:lineRule="auto"/>
+        <w:spacing w:before="0" w:after="60" w:line="276" w:lineRule="auto"/>
       </w:pPr>
       <w:r>
         <w:rPr>
           <w:rFonts w:ascii="宋体" w:hAnsi="宋体" w:eastAsia="宋体"/>
           <w:b w:val="0"/>
+          <w:color w:val="1C1917"/>
           <w:sz w:val="21"/>
         </w:rPr>
         <w:t>1. ①薄雾（bó）　②闷雷（mèn）　③萤火虫（yín）　　（　　）</w:t>
@@ -143,12 +627,13 @@
     </w:p>
     <w:p>
       <w:pPr>
-        <w:spacing w:before="0" w:after="80" w:line="276" w:lineRule="auto"/>
+        <w:spacing w:before="0" w:after="60" w:line="276" w:lineRule="auto"/>
       </w:pPr>
       <w:r>
         <w:rPr>
           <w:rFonts w:ascii="宋体" w:hAnsi="宋体" w:eastAsia="宋体"/>
           <w:b w:val="0"/>
+          <w:color w:val="1C1917"/>
           <w:sz w:val="21"/>
         </w:rPr>
         <w:t>2. ①芦苇（wěi）　②霎时（chà）　③半明半昧（mèi）　　（　　）</w:t>
@@ -156,12 +641,13 @@
     </w:p>
     <w:p>
       <w:pPr>
-        <w:spacing w:before="0" w:after="80" w:line="276" w:lineRule="auto"/>
+        <w:spacing w:before="0" w:after="60" w:line="276" w:lineRule="auto"/>
       </w:pPr>
       <w:r>
         <w:rPr>
           <w:rFonts w:ascii="宋体" w:hAnsi="宋体" w:eastAsia="宋体"/>
           <w:b w:val="0"/>
+          <w:color w:val="1C1917"/>
           <w:sz w:val="21"/>
         </w:rPr>
         <w:t>3. ①尽管（jǐn）　②虽然（suī）　③悄无声息（qiǎo）　　（　　）</w:t>
@@ -169,13 +655,13 @@
     </w:p>
     <w:p>
       <w:pPr>
-        <w:spacing w:before="120" w:after="80" w:line="276" w:lineRule="auto"/>
+        <w:spacing w:before="140" w:after="80" w:line="276" w:lineRule="auto"/>
       </w:pPr>
       <w:r>
         <w:rPr>
           <w:rFonts w:ascii="宋体" w:hAnsi="宋体" w:eastAsia="宋体"/>
           <w:b/>
-          <w:color w:val="E85D04"/>
+          <w:color w:val="1C1917"/>
           <w:sz w:val="22"/>
         </w:rPr>
         <w:t>三、把下列各组词语中的错别字圈出来，将正确的字写在后面的括号里。</w:t>
@@ -183,12 +669,13 @@
     </w:p>
     <w:p>
       <w:pPr>
-        <w:spacing w:before="0" w:after="80" w:line="276" w:lineRule="auto"/>
+        <w:spacing w:before="0" w:after="60" w:line="276" w:lineRule="auto"/>
       </w:pPr>
       <w:r>
         <w:rPr>
           <w:rFonts w:ascii="宋体" w:hAnsi="宋体" w:eastAsia="宋体"/>
           <w:b w:val="0"/>
+          <w:color w:val="1C1917"/>
           <w:sz w:val="21"/>
         </w:rPr>
         <w:t>1. ①据说　②蜜密麻麻　③怀抱　　（　　）</w:t>
@@ -196,12 +683,13 @@
     </w:p>
     <w:p>
       <w:pPr>
-        <w:spacing w:before="0" w:after="80" w:line="276" w:lineRule="auto"/>
+        <w:spacing w:before="0" w:after="60" w:line="276" w:lineRule="auto"/>
       </w:pPr>
       <w:r>
         <w:rPr>
           <w:rFonts w:ascii="宋体" w:hAnsi="宋体" w:eastAsia="宋体"/>
           <w:b w:val="0"/>
+          <w:color w:val="1C1917"/>
           <w:sz w:val="21"/>
         </w:rPr>
         <w:t>2. ①余波　②齐头并近　③山崩地裂　　（　　）</w:t>
@@ -209,12 +697,13 @@
     </w:p>
     <w:p>
       <w:pPr>
-        <w:spacing w:before="0" w:after="80" w:line="276" w:lineRule="auto"/>
+        <w:spacing w:before="0" w:after="60" w:line="276" w:lineRule="auto"/>
       </w:pPr>
       <w:r>
         <w:rPr>
           <w:rFonts w:ascii="宋体" w:hAnsi="宋体" w:eastAsia="宋体"/>
           <w:b w:val="0"/>
+          <w:color w:val="1C1917"/>
           <w:sz w:val="21"/>
         </w:rPr>
         <w:t>3. ①逐浙　②浩浩荡荡　③风平浪静　　（　　）</w:t>
@@ -222,13 +711,13 @@
     </w:p>
     <w:p>
       <w:pPr>
-        <w:spacing w:before="120" w:after="80" w:line="276" w:lineRule="auto"/>
+        <w:spacing w:before="140" w:after="80" w:line="276" w:lineRule="auto"/>
       </w:pPr>
       <w:r>
         <w:rPr>
           <w:rFonts w:ascii="宋体" w:hAnsi="宋体" w:eastAsia="宋体"/>
           <w:b/>
-          <w:color w:val="E85D04"/>
+          <w:color w:val="1C1917"/>
           <w:sz w:val="22"/>
         </w:rPr>
         <w:t>四、按照要求完成填空。</w:t>
@@ -236,12 +725,13 @@
     </w:p>
     <w:p>
       <w:pPr>
-        <w:spacing w:before="0" w:after="80" w:line="276" w:lineRule="auto"/>
+        <w:spacing w:before="0" w:after="60" w:line="276" w:lineRule="auto"/>
       </w:pPr>
       <w:r>
         <w:rPr>
           <w:rFonts w:ascii="宋体" w:hAnsi="宋体" w:eastAsia="宋体"/>
           <w:b w:val="0"/>
+          <w:color w:val="1C1917"/>
           <w:sz w:val="21"/>
         </w:rPr>
         <w:t>“围”字的第六笔是________。在词典中，“围”字的意思有：①四周拦挡起来，使里外不通；环绕；②四周；周围；③某些物体周围的长度。在“外围”中，“围”的意思应该选择第________种解释。</w:t>
@@ -249,14 +739,14 @@
     </w:p>
     <w:p>
       <w:pPr>
-        <w:spacing w:before="160" w:after="0" w:line="276" w:lineRule="auto"/>
+        <w:spacing w:before="120" w:after="0" w:line="276" w:lineRule="auto"/>
         <w:jc w:val="center"/>
       </w:pPr>
       <w:r>
         <w:rPr>
           <w:rFonts w:ascii="宋体" w:hAnsi="宋体" w:eastAsia="宋体"/>
           <w:b w:val="0"/>
-          <w:color w:val="F4A261"/>
+          <w:color w:val="1C1917"/>
           <w:sz w:val="16"/>
         </w:rPr>
         <w:t>语文·四上·第一单元　第 1 页（共 4 页）</w:t>
@@ -269,13 +759,13 @@
     </w:p>
     <w:p>
       <w:pPr>
-        <w:spacing w:before="120" w:after="80" w:line="276" w:lineRule="auto"/>
+        <w:spacing w:before="140" w:after="80" w:line="276" w:lineRule="auto"/>
       </w:pPr>
       <w:r>
         <w:rPr>
           <w:rFonts w:ascii="宋体" w:hAnsi="宋体" w:eastAsia="宋体"/>
           <w:b/>
-          <w:color w:val="E85D04"/>
+          <w:color w:val="1C1917"/>
           <w:sz w:val="22"/>
         </w:rPr>
         <w:t>五、将下列词语补充完整并选词填空（填序号），再写一写。</w:t>
@@ -283,12 +773,13 @@
     </w:p>
     <w:p>
       <w:pPr>
-        <w:spacing w:before="0" w:after="80" w:line="276" w:lineRule="auto"/>
+        <w:spacing w:before="0" w:after="60" w:line="276" w:lineRule="auto"/>
       </w:pPr>
       <w:r>
         <w:rPr>
           <w:rFonts w:ascii="宋体" w:hAnsi="宋体" w:eastAsia="宋体"/>
           <w:b w:val="0"/>
+          <w:color w:val="1C1917"/>
           <w:sz w:val="21"/>
         </w:rPr>
         <w:t>①低声（　　）语　②鸦雀（　　）声　③响彻（　　）霄</w:t>
@@ -296,12 +787,13 @@
     </w:p>
     <w:p>
       <w:pPr>
-        <w:spacing w:before="0" w:after="80" w:line="276" w:lineRule="auto"/>
+        <w:spacing w:before="0" w:after="60" w:line="276" w:lineRule="auto"/>
       </w:pPr>
       <w:r>
         <w:rPr>
           <w:rFonts w:ascii="宋体" w:hAnsi="宋体" w:eastAsia="宋体"/>
           <w:b w:val="0"/>
+          <w:color w:val="1C1917"/>
           <w:sz w:val="21"/>
         </w:rPr>
         <w:t>④（　　）无声息　⑤窃窃（　　）语　⑥摇摇（　　）坠</w:t>
@@ -309,12 +801,13 @@
     </w:p>
     <w:p>
       <w:pPr>
-        <w:spacing w:before="0" w:after="80" w:line="276" w:lineRule="auto"/>
+        <w:spacing w:before="0" w:after="60" w:line="276" w:lineRule="auto"/>
       </w:pPr>
       <w:r>
         <w:rPr>
           <w:rFonts w:ascii="宋体" w:hAnsi="宋体" w:eastAsia="宋体"/>
           <w:b w:val="0"/>
+          <w:color w:val="1C1917"/>
           <w:sz w:val="21"/>
         </w:rPr>
         <w:t>1. 形容声音小或者没有声音的词语有：________________________________。</w:t>
@@ -322,12 +815,13 @@
     </w:p>
     <w:p>
       <w:pPr>
-        <w:spacing w:before="0" w:after="80" w:line="276" w:lineRule="auto"/>
+        <w:spacing w:before="0" w:after="60" w:line="276" w:lineRule="auto"/>
       </w:pPr>
       <w:r>
         <w:rPr>
           <w:rFonts w:ascii="宋体" w:hAnsi="宋体" w:eastAsia="宋体"/>
           <w:b w:val="0"/>
+          <w:color w:val="1C1917"/>
           <w:sz w:val="21"/>
         </w:rPr>
         <w:t>2. 读词语②，我仿佛看到这样的画面：</w:t>
@@ -335,39 +829,41 @@
     </w:p>
     <w:p>
       <w:pPr>
-        <w:spacing w:before="0" w:after="80" w:line="276" w:lineRule="auto"/>
+        <w:spacing w:before="0" w:after="40" w:line="276" w:lineRule="auto"/>
       </w:pPr>
       <w:r>
         <w:rPr>
           <w:rFonts w:ascii="宋体" w:hAnsi="宋体" w:eastAsia="宋体"/>
           <w:b w:val="0"/>
-          <w:sz w:val="21"/>
+          <w:color w:val="1C1917"/>
+          <w:sz w:val="24"/>
         </w:rPr>
-        <w:t>________________________________________________________________</w:t>
+        <w:t>＿＿＿＿＿＿＿＿＿＿＿＿＿＿＿＿＿＿＿＿＿＿＿＿＿＿＿＿＿＿＿＿</w:t>
       </w:r>
     </w:p>
     <w:p>
       <w:pPr>
-        <w:spacing w:before="0" w:after="80" w:line="276" w:lineRule="auto"/>
+        <w:spacing w:before="0" w:after="40" w:line="276" w:lineRule="auto"/>
       </w:pPr>
       <w:r>
         <w:rPr>
           <w:rFonts w:ascii="宋体" w:hAnsi="宋体" w:eastAsia="宋体"/>
           <w:b w:val="0"/>
-          <w:sz w:val="21"/>
+          <w:color w:val="1C1917"/>
+          <w:sz w:val="24"/>
         </w:rPr>
-        <w:t>________________________________________________________________</w:t>
+        <w:t>＿＿＿＿＿＿＿＿＿＿＿＿＿＿＿＿＿＿＿＿＿＿＿＿＿＿＿＿＿＿＿＿</w:t>
       </w:r>
     </w:p>
     <w:p>
       <w:pPr>
-        <w:spacing w:before="120" w:after="80" w:line="276" w:lineRule="auto"/>
+        <w:spacing w:before="140" w:after="80" w:line="276" w:lineRule="auto"/>
       </w:pPr>
       <w:r>
         <w:rPr>
           <w:rFonts w:ascii="宋体" w:hAnsi="宋体" w:eastAsia="宋体"/>
           <w:b/>
-          <w:color w:val="E85D04"/>
+          <w:color w:val="1C1917"/>
           <w:sz w:val="22"/>
         </w:rPr>
         <w:t>六、选一个事物，用一两个加点的词语描绘它，再写下来。</w:t>
@@ -375,12 +871,13 @@
     </w:p>
     <w:p>
       <w:pPr>
-        <w:spacing w:before="0" w:after="80" w:line="276" w:lineRule="auto"/>
+        <w:spacing w:before="0" w:after="60" w:line="276" w:lineRule="auto"/>
       </w:pPr>
       <w:r>
         <w:rPr>
           <w:rFonts w:ascii="宋体" w:hAnsi="宋体" w:eastAsia="宋体"/>
           <w:b w:val="0"/>
+          <w:color w:val="1C1917"/>
           <w:sz w:val="21"/>
         </w:rPr>
         <w:t>事物：雪　烟花　雨　小狗</w:t>
@@ -388,12 +885,13 @@
     </w:p>
     <w:p>
       <w:pPr>
-        <w:spacing w:before="0" w:after="80" w:line="276" w:lineRule="auto"/>
+        <w:spacing w:before="0" w:after="60" w:line="276" w:lineRule="auto"/>
       </w:pPr>
       <w:r>
         <w:rPr>
           <w:rFonts w:ascii="宋体" w:hAnsi="宋体" w:eastAsia="宋体"/>
           <w:b w:val="0"/>
+          <w:color w:val="1C1917"/>
           <w:sz w:val="21"/>
         </w:rPr>
         <w:t>加点词语：霎时　顿时　忽然　过了一会儿　一会儿工夫</w:t>
@@ -401,39 +899,41 @@
     </w:p>
     <w:p>
       <w:pPr>
-        <w:spacing w:before="0" w:after="80" w:line="276" w:lineRule="auto"/>
+        <w:spacing w:before="0" w:after="40" w:line="276" w:lineRule="auto"/>
       </w:pPr>
       <w:r>
         <w:rPr>
           <w:rFonts w:ascii="宋体" w:hAnsi="宋体" w:eastAsia="宋体"/>
           <w:b w:val="0"/>
-          <w:sz w:val="21"/>
+          <w:color w:val="1C1917"/>
+          <w:sz w:val="24"/>
         </w:rPr>
-        <w:t>________________________________________________________________</w:t>
+        <w:t>＿＿＿＿＿＿＿＿＿＿＿＿＿＿＿＿＿＿＿＿＿＿＿＿＿＿＿＿＿＿＿＿</w:t>
       </w:r>
     </w:p>
     <w:p>
       <w:pPr>
-        <w:spacing w:before="0" w:after="80" w:line="276" w:lineRule="auto"/>
+        <w:spacing w:before="0" w:after="40" w:line="276" w:lineRule="auto"/>
       </w:pPr>
       <w:r>
         <w:rPr>
           <w:rFonts w:ascii="宋体" w:hAnsi="宋体" w:eastAsia="宋体"/>
           <w:b w:val="0"/>
-          <w:sz w:val="21"/>
+          <w:color w:val="1C1917"/>
+          <w:sz w:val="24"/>
         </w:rPr>
-        <w:t>________________________________________________________________</w:t>
+        <w:t>＿＿＿＿＿＿＿＿＿＿＿＿＿＿＿＿＿＿＿＿＿＿＿＿＿＿＿＿＿＿＿＿</w:t>
       </w:r>
     </w:p>
     <w:p>
       <w:pPr>
-        <w:spacing w:before="120" w:after="80" w:line="276" w:lineRule="auto"/>
+        <w:spacing w:before="140" w:after="80" w:line="276" w:lineRule="auto"/>
       </w:pPr>
       <w:r>
         <w:rPr>
           <w:rFonts w:ascii="宋体" w:hAnsi="宋体" w:eastAsia="宋体"/>
           <w:b/>
-          <w:color w:val="E85D04"/>
+          <w:color w:val="1C1917"/>
           <w:sz w:val="22"/>
         </w:rPr>
         <w:t>七、按要求将内容补充完整。</w:t>
@@ -441,12 +941,13 @@
     </w:p>
     <w:p>
       <w:pPr>
-        <w:spacing w:before="0" w:after="80" w:line="276" w:lineRule="auto"/>
+        <w:spacing w:before="0" w:after="60" w:line="276" w:lineRule="auto"/>
       </w:pPr>
       <w:r>
         <w:rPr>
           <w:rFonts w:ascii="宋体" w:hAnsi="宋体" w:eastAsia="宋体"/>
           <w:b w:val="0"/>
+          <w:color w:val="1C1917"/>
           <w:sz w:val="21"/>
         </w:rPr>
         <w:t>《赠刘景文》的作者是________代的________。这首诗中勉励朋友珍惜大好时光、乐观向上的诗句是（　　）。（填序号）</w:t>
@@ -454,12 +955,13 @@
     </w:p>
     <w:p>
       <w:pPr>
-        <w:spacing w:before="0" w:after="80" w:line="276" w:lineRule="auto"/>
+        <w:spacing w:before="0" w:after="60" w:line="276" w:lineRule="auto"/>
       </w:pPr>
       <w:r>
         <w:rPr>
           <w:rFonts w:ascii="宋体" w:hAnsi="宋体" w:eastAsia="宋体"/>
           <w:b w:val="0"/>
+          <w:color w:val="1C1917"/>
           <w:sz w:val="21"/>
         </w:rPr>
         <w:t>①荷尽已无擎雨盖，菊残犹有傲霜枝。</w:t>
@@ -467,12 +969,13 @@
     </w:p>
     <w:p>
       <w:pPr>
-        <w:spacing w:before="0" w:after="80" w:line="276" w:lineRule="auto"/>
+        <w:spacing w:before="0" w:after="60" w:line="276" w:lineRule="auto"/>
       </w:pPr>
       <w:r>
         <w:rPr>
           <w:rFonts w:ascii="宋体" w:hAnsi="宋体" w:eastAsia="宋体"/>
           <w:b w:val="0"/>
+          <w:color w:val="1C1917"/>
           <w:sz w:val="21"/>
         </w:rPr>
         <w:t>②一年好景君须记，最是橙黄橘绿时。</w:t>
@@ -480,13 +983,13 @@
     </w:p>
     <w:p>
       <w:pPr>
-        <w:spacing w:before="120" w:after="80" w:line="276" w:lineRule="auto"/>
+        <w:spacing w:before="140" w:after="80" w:line="276" w:lineRule="auto"/>
       </w:pPr>
       <w:r>
         <w:rPr>
           <w:rFonts w:ascii="宋体" w:hAnsi="宋体" w:eastAsia="宋体"/>
           <w:b/>
-          <w:color w:val="E85D04"/>
+          <w:color w:val="1C1917"/>
           <w:sz w:val="22"/>
         </w:rPr>
         <w:t>八、阅读诗歌和短文，回答问题。</w:t>
@@ -494,13 +997,13 @@
     </w:p>
     <w:p>
       <w:pPr>
-        <w:spacing w:before="0" w:after="80" w:line="276" w:lineRule="auto"/>
+        <w:spacing w:before="0" w:after="60" w:line="276" w:lineRule="auto"/>
       </w:pPr>
       <w:r>
         <w:rPr>
           <w:rFonts w:ascii="宋体" w:hAnsi="宋体" w:eastAsia="宋体"/>
           <w:b/>
-          <w:color w:val="C2410C"/>
+          <w:color w:val="1C1917"/>
           <w:sz w:val="21"/>
         </w:rPr>
         <w:t>（一）一朵淡紫色的小花</w:t>
@@ -508,13 +1011,14 @@
     </w:p>
     <w:p>
       <w:pPr>
-        <w:spacing w:before="0" w:after="80" w:line="276" w:lineRule="auto"/>
+        <w:spacing w:before="0" w:after="20" w:line="276" w:lineRule="auto"/>
         <w:ind w:firstLine="420"/>
       </w:pPr>
       <w:r>
         <w:rPr>
           <w:rFonts w:ascii="宋体" w:hAnsi="宋体" w:eastAsia="宋体"/>
           <w:b w:val="0"/>
+          <w:color w:val="1C1917"/>
           <w:sz w:val="21"/>
         </w:rPr>
         <w:t>那是一朵（　　）的小花，</w:t>
@@ -522,13 +1026,14 @@
     </w:p>
     <w:p>
       <w:pPr>
-        <w:spacing w:before="0" w:after="80" w:line="276" w:lineRule="auto"/>
+        <w:spacing w:before="0" w:after="20" w:line="276" w:lineRule="auto"/>
         <w:ind w:firstLine="420"/>
       </w:pPr>
       <w:r>
         <w:rPr>
           <w:rFonts w:ascii="宋体" w:hAnsi="宋体" w:eastAsia="宋体"/>
           <w:b w:val="0"/>
+          <w:color w:val="1C1917"/>
           <w:sz w:val="21"/>
         </w:rPr>
         <w:t>那么（　　），那么柔弱。</w:t>
@@ -536,13 +1041,14 @@
     </w:p>
     <w:p>
       <w:pPr>
-        <w:spacing w:before="0" w:after="80" w:line="276" w:lineRule="auto"/>
+        <w:spacing w:before="0" w:after="20" w:line="276" w:lineRule="auto"/>
         <w:ind w:firstLine="420"/>
       </w:pPr>
       <w:r>
         <w:rPr>
           <w:rFonts w:ascii="宋体" w:hAnsi="宋体" w:eastAsia="宋体"/>
           <w:b w:val="0"/>
+          <w:color w:val="1C1917"/>
           <w:sz w:val="21"/>
         </w:rPr>
         <w:t>我不知道她的名字。</w:t>
@@ -550,13 +1056,14 @@
     </w:p>
     <w:p>
       <w:pPr>
-        <w:spacing w:before="0" w:after="80" w:line="276" w:lineRule="auto"/>
+        <w:spacing w:before="0" w:after="20" w:line="276" w:lineRule="auto"/>
         <w:ind w:firstLine="420"/>
       </w:pPr>
       <w:r>
         <w:rPr>
           <w:rFonts w:ascii="宋体" w:hAnsi="宋体" w:eastAsia="宋体"/>
           <w:b w:val="0"/>
+          <w:color w:val="1C1917"/>
           <w:sz w:val="21"/>
         </w:rPr>
         <w:t>可是我知道：</w:t>
@@ -564,13 +1071,14 @@
     </w:p>
     <w:p>
       <w:pPr>
-        <w:spacing w:before="0" w:after="80" w:line="276" w:lineRule="auto"/>
+        <w:spacing w:before="0" w:after="20" w:line="276" w:lineRule="auto"/>
         <w:ind w:firstLine="420"/>
       </w:pPr>
       <w:r>
         <w:rPr>
           <w:rFonts w:ascii="宋体" w:hAnsi="宋体" w:eastAsia="宋体"/>
           <w:b w:val="0"/>
+          <w:color w:val="1C1917"/>
           <w:sz w:val="21"/>
         </w:rPr>
         <w:t>她终于会开放，</w:t>
@@ -578,13 +1086,14 @@
     </w:p>
     <w:p>
       <w:pPr>
-        <w:spacing w:before="0" w:after="80" w:line="276" w:lineRule="auto"/>
+        <w:spacing w:before="0" w:after="40" w:line="276" w:lineRule="auto"/>
         <w:ind w:firstLine="420"/>
       </w:pPr>
       <w:r>
         <w:rPr>
           <w:rFonts w:ascii="宋体" w:hAnsi="宋体" w:eastAsia="宋体"/>
           <w:b w:val="0"/>
+          <w:color w:val="1C1917"/>
           <w:sz w:val="21"/>
         </w:rPr>
         <w:t>只要有一点点水，一点点土壤。</w:t>
@@ -592,14 +1101,14 @@
     </w:p>
     <w:p>
       <w:pPr>
-        <w:spacing w:before="160" w:after="0" w:line="276" w:lineRule="auto"/>
+        <w:spacing w:before="120" w:after="0" w:line="276" w:lineRule="auto"/>
         <w:jc w:val="center"/>
       </w:pPr>
       <w:r>
         <w:rPr>
           <w:rFonts w:ascii="宋体" w:hAnsi="宋体" w:eastAsia="宋体"/>
           <w:b w:val="0"/>
-          <w:color w:val="F4A261"/>
+          <w:color w:val="1C1917"/>
           <w:sz w:val="16"/>
         </w:rPr>
         <w:t>语文·四上·第一单元　第 2 页（共 4 页）</w:t>
@@ -612,13 +1121,14 @@
     </w:p>
     <w:p>
       <w:pPr>
-        <w:spacing w:before="0" w:after="80" w:line="276" w:lineRule="auto"/>
+        <w:spacing w:before="0" w:after="20" w:line="276" w:lineRule="auto"/>
         <w:ind w:firstLine="420"/>
       </w:pPr>
       <w:r>
         <w:rPr>
           <w:rFonts w:ascii="宋体" w:hAnsi="宋体" w:eastAsia="宋体"/>
           <w:b w:val="0"/>
+          <w:color w:val="1C1917"/>
           <w:sz w:val="21"/>
         </w:rPr>
         <w:t>我也知道她会报答。</w:t>
@@ -626,13 +1136,14 @@
     </w:p>
     <w:p>
       <w:pPr>
-        <w:spacing w:before="0" w:after="80" w:line="276" w:lineRule="auto"/>
+        <w:spacing w:before="0" w:after="20" w:line="276" w:lineRule="auto"/>
         <w:ind w:firstLine="420"/>
       </w:pPr>
       <w:r>
         <w:rPr>
           <w:rFonts w:ascii="宋体" w:hAnsi="宋体" w:eastAsia="宋体"/>
           <w:b w:val="0"/>
+          <w:color w:val="1C1917"/>
           <w:sz w:val="21"/>
         </w:rPr>
         <w:t>在开放的时候，</w:t>
@@ -640,13 +1151,14 @@
     </w:p>
     <w:p>
       <w:pPr>
-        <w:spacing w:before="0" w:after="80" w:line="276" w:lineRule="auto"/>
+        <w:spacing w:before="0" w:after="20" w:line="276" w:lineRule="auto"/>
         <w:ind w:firstLine="420"/>
       </w:pPr>
       <w:r>
         <w:rPr>
           <w:rFonts w:ascii="宋体" w:hAnsi="宋体" w:eastAsia="宋体"/>
           <w:b w:val="0"/>
+          <w:color w:val="1C1917"/>
           <w:sz w:val="21"/>
         </w:rPr>
         <w:t>她会不断地投放出芳香。</w:t>
@@ -654,13 +1166,14 @@
     </w:p>
     <w:p>
       <w:pPr>
-        <w:spacing w:before="0" w:after="80" w:line="276" w:lineRule="auto"/>
+        <w:spacing w:before="0" w:after="20" w:line="276" w:lineRule="auto"/>
         <w:ind w:firstLine="420"/>
       </w:pPr>
       <w:r>
         <w:rPr>
           <w:rFonts w:ascii="宋体" w:hAnsi="宋体" w:eastAsia="宋体"/>
           <w:b w:val="0"/>
+          <w:color w:val="1C1917"/>
           <w:sz w:val="21"/>
         </w:rPr>
         <w:t>在太阳光下，</w:t>
@@ -668,13 +1181,14 @@
     </w:p>
     <w:p>
       <w:pPr>
-        <w:spacing w:before="0" w:after="80" w:line="276" w:lineRule="auto"/>
+        <w:spacing w:before="0" w:after="20" w:line="276" w:lineRule="auto"/>
         <w:ind w:firstLine="420"/>
       </w:pPr>
       <w:r>
         <w:rPr>
           <w:rFonts w:ascii="宋体" w:hAnsi="宋体" w:eastAsia="宋体"/>
           <w:b w:val="0"/>
+          <w:color w:val="1C1917"/>
           <w:sz w:val="21"/>
         </w:rPr>
         <w:t>她还会投射出一个小小的影子，</w:t>
@@ -682,13 +1196,14 @@
     </w:p>
     <w:p>
       <w:pPr>
-        <w:spacing w:before="0" w:after="80" w:line="276" w:lineRule="auto"/>
+        <w:spacing w:before="0" w:after="20" w:line="276" w:lineRule="auto"/>
         <w:ind w:firstLine="420"/>
       </w:pPr>
       <w:r>
         <w:rPr>
           <w:rFonts w:ascii="宋体" w:hAnsi="宋体" w:eastAsia="宋体"/>
           <w:b w:val="0"/>
+          <w:color w:val="1C1917"/>
           <w:sz w:val="21"/>
         </w:rPr>
         <w:t>具有大树冠的影子的同样颜色。</w:t>
@@ -696,13 +1211,14 @@
     </w:p>
     <w:p>
       <w:pPr>
-        <w:spacing w:before="0" w:after="80" w:line="276" w:lineRule="auto"/>
+        <w:spacing w:before="0" w:after="20" w:line="276" w:lineRule="auto"/>
         <w:ind w:firstLine="420"/>
       </w:pPr>
       <w:r>
         <w:rPr>
           <w:rFonts w:ascii="宋体" w:hAnsi="宋体" w:eastAsia="宋体"/>
           <w:b w:val="0"/>
+          <w:color w:val="1C1917"/>
           <w:sz w:val="21"/>
         </w:rPr>
         <w:t>她的影子虽然是一把极小极小的伞，</w:t>
@@ -710,13 +1226,14 @@
     </w:p>
     <w:p>
       <w:pPr>
-        <w:spacing w:before="0" w:after="80" w:line="276" w:lineRule="auto"/>
+        <w:spacing w:before="0" w:after="40" w:line="276" w:lineRule="auto"/>
         <w:ind w:firstLine="420"/>
       </w:pPr>
       <w:r>
         <w:rPr>
           <w:rFonts w:ascii="宋体" w:hAnsi="宋体" w:eastAsia="宋体"/>
           <w:b w:val="0"/>
+          <w:color w:val="1C1917"/>
           <w:sz w:val="21"/>
         </w:rPr>
         <w:t>却也能为一个可怜的蚂蚁遮阳。</w:t>
@@ -730,7 +1247,7 @@
         <w:rPr>
           <w:rFonts w:ascii="宋体" w:hAnsi="宋体" w:eastAsia="宋体"/>
           <w:b w:val="0"/>
-          <w:color w:val="C2410C"/>
+          <w:color w:val="1C1917"/>
           <w:sz w:val="18"/>
         </w:rPr>
         <w:t>（根据严文井《一朵淡紫色的小花》改写）</w:t>
@@ -738,12 +1255,13 @@
     </w:p>
     <w:p>
       <w:pPr>
-        <w:spacing w:before="0" w:after="80" w:line="276" w:lineRule="auto"/>
+        <w:spacing w:before="0" w:after="60" w:line="276" w:lineRule="auto"/>
       </w:pPr>
       <w:r>
         <w:rPr>
           <w:rFonts w:ascii="宋体" w:hAnsi="宋体" w:eastAsia="宋体"/>
           <w:b w:val="0"/>
+          <w:color w:val="1C1917"/>
           <w:sz w:val="21"/>
         </w:rPr>
         <w:t>1. 选择恰当的词语，将序号填在文中的括号里。</w:t>
@@ -751,12 +1269,13 @@
     </w:p>
     <w:p>
       <w:pPr>
-        <w:spacing w:before="0" w:after="80" w:line="276" w:lineRule="auto"/>
+        <w:spacing w:before="0" w:after="60" w:line="276" w:lineRule="auto"/>
       </w:pPr>
       <w:r>
         <w:rPr>
           <w:rFonts w:ascii="宋体" w:hAnsi="宋体" w:eastAsia="宋体"/>
           <w:b w:val="0"/>
+          <w:color w:val="1C1917"/>
           <w:sz w:val="21"/>
         </w:rPr>
         <w:t xml:space="preserve">　　①文雅　　②淡紫色</w:t>
@@ -764,12 +1283,13 @@
     </w:p>
     <w:p>
       <w:pPr>
-        <w:spacing w:before="0" w:after="80" w:line="276" w:lineRule="auto"/>
+        <w:spacing w:before="0" w:after="60" w:line="276" w:lineRule="auto"/>
       </w:pPr>
       <w:r>
         <w:rPr>
           <w:rFonts w:ascii="宋体" w:hAnsi="宋体" w:eastAsia="宋体"/>
           <w:b w:val="0"/>
+          <w:color w:val="1C1917"/>
           <w:sz w:val="21"/>
         </w:rPr>
         <w:t>2. 用“____”画出诗中描写小花影子的作用的句子。</w:t>
@@ -777,12 +1297,13 @@
     </w:p>
     <w:p>
       <w:pPr>
-        <w:spacing w:before="0" w:after="80" w:line="276" w:lineRule="auto"/>
+        <w:spacing w:before="0" w:after="60" w:line="276" w:lineRule="auto"/>
       </w:pPr>
       <w:r>
         <w:rPr>
           <w:rFonts w:ascii="宋体" w:hAnsi="宋体" w:eastAsia="宋体"/>
           <w:b w:val="0"/>
+          <w:color w:val="1C1917"/>
           <w:sz w:val="21"/>
         </w:rPr>
         <w:t>3. 诗中的“她”指的是____________________。读了这首小诗，我觉得她是一朵____________________的小花。</w:t>
@@ -790,13 +1311,13 @@
     </w:p>
     <w:p>
       <w:pPr>
-        <w:spacing w:before="160" w:after="80" w:line="276" w:lineRule="auto"/>
+        <w:spacing w:before="120" w:after="60" w:line="276" w:lineRule="auto"/>
       </w:pPr>
       <w:r>
         <w:rPr>
           <w:rFonts w:ascii="宋体" w:hAnsi="宋体" w:eastAsia="宋体"/>
           <w:b/>
-          <w:color w:val="C2410C"/>
+          <w:color w:val="1C1917"/>
           <w:sz w:val="21"/>
         </w:rPr>
         <w:t>（二）____________________</w:t>
@@ -804,13 +1325,13 @@
     </w:p>
     <w:p>
       <w:pPr>
-        <w:spacing w:before="0" w:after="80" w:line="276" w:lineRule="auto"/>
-        <w:jc w:val="right"/>
+        <w:spacing w:before="0" w:after="60" w:line="276" w:lineRule="auto"/>
       </w:pPr>
       <w:r>
         <w:rPr>
           <w:rFonts w:ascii="宋体" w:hAnsi="宋体" w:eastAsia="宋体"/>
           <w:b w:val="0"/>
+          <w:color w:val="1C1917"/>
           <w:sz w:val="20"/>
         </w:rPr>
         <w:t>峻青</w:t>
@@ -818,56 +1339,59 @@
     </w:p>
     <w:p>
       <w:pPr>
-        <w:spacing w:before="0" w:after="80" w:line="276" w:lineRule="auto"/>
+        <w:spacing w:before="0" w:after="40" w:line="276" w:lineRule="auto"/>
         <w:ind w:firstLine="420"/>
       </w:pPr>
       <w:r>
         <w:rPr>
           <w:rFonts w:ascii="宋体" w:hAnsi="宋体" w:eastAsia="宋体"/>
           <w:b w:val="0"/>
-          <w:sz w:val="21"/>
+          <w:color w:val="1C1917"/>
+          <w:sz w:val="20"/>
         </w:rPr>
         <w:t>①在北戴河那著名的二十四景中，最美、最壮丽的景致，要算在东山鹰角亭上看到的日出了。</w:t>
       </w:r>
     </w:p>
     <w:p>
       <w:pPr>
-        <w:spacing w:before="0" w:after="80" w:line="276" w:lineRule="auto"/>
+        <w:spacing w:before="0" w:after="40" w:line="276" w:lineRule="auto"/>
         <w:ind w:firstLine="420"/>
       </w:pPr>
       <w:r>
         <w:rPr>
           <w:rFonts w:ascii="宋体" w:hAnsi="宋体" w:eastAsia="宋体"/>
           <w:b w:val="0"/>
-          <w:sz w:val="21"/>
+          <w:color w:val="1C1917"/>
+          <w:sz w:val="20"/>
         </w:rPr>
         <w:t>②四点钟，天还蒙蒙亮，沿着海滨大道向东山走，抵达鹰角亭时，残云已经散尽，星星在天空中闪烁着，东方的天际，还是一片黛（dài）色。稍待片刻，就泛起了粉红色的霞光，霞光立即染遍大海，一种柔和明快的美，使你陶醉入神。</w:t>
       </w:r>
     </w:p>
     <w:p>
       <w:pPr>
-        <w:spacing w:before="0" w:after="80" w:line="276" w:lineRule="auto"/>
+        <w:spacing w:before="0" w:after="40" w:line="276" w:lineRule="auto"/>
         <w:ind w:firstLine="420"/>
       </w:pPr>
       <w:r>
         <w:rPr>
           <w:rFonts w:ascii="宋体" w:hAnsi="宋体" w:eastAsia="宋体"/>
           <w:b w:val="0"/>
-          <w:sz w:val="21"/>
+          <w:color w:val="1C1917"/>
+          <w:sz w:val="20"/>
         </w:rPr>
         <w:t>③不久，霞光中渐渐裂开一道金黄的缝隙。这缝隙越来越宽，越来越长，在地平线上放射出万道金光。这金光映射在天空和大海中，像一团火焰似的热烈地燃烧着。</w:t>
       </w:r>
     </w:p>
     <w:p>
       <w:pPr>
-        <w:spacing w:before="160" w:after="0" w:line="276" w:lineRule="auto"/>
+        <w:spacing w:before="120" w:after="0" w:line="276" w:lineRule="auto"/>
         <w:jc w:val="center"/>
       </w:pPr>
       <w:r>
         <w:rPr>
           <w:rFonts w:ascii="宋体" w:hAnsi="宋体" w:eastAsia="宋体"/>
           <w:b w:val="0"/>
-          <w:color w:val="F4A261"/>
+          <w:color w:val="1C1917"/>
           <w:sz w:val="16"/>
         </w:rPr>
         <w:t>语文·四上·第一单元　第 3 页（共 4 页）</w:t>
@@ -880,28 +1404,30 @@
     </w:p>
     <w:p>
       <w:pPr>
-        <w:spacing w:before="0" w:after="80" w:line="276" w:lineRule="auto"/>
+        <w:spacing w:before="0" w:after="40" w:line="276" w:lineRule="auto"/>
         <w:ind w:firstLine="420"/>
       </w:pPr>
       <w:r>
         <w:rPr>
           <w:rFonts w:ascii="宋体" w:hAnsi="宋体" w:eastAsia="宋体"/>
           <w:b w:val="0"/>
-          <w:sz w:val="21"/>
+          <w:color w:val="1C1917"/>
+          <w:sz w:val="20"/>
         </w:rPr>
         <w:t>④过了一会儿，在那水天融为一体的苍茫的远方，在那好像燃烧着火焰一般的远方，一轮巨大的、紫红色的太阳仿佛积聚了万钧（jūn）之力，一跃而起，顶出了海面冉冉升起。</w:t>
       </w:r>
     </w:p>
     <w:p>
       <w:pPr>
-        <w:spacing w:before="0" w:after="80" w:line="276" w:lineRule="auto"/>
+        <w:spacing w:before="0" w:after="40" w:line="276" w:lineRule="auto"/>
         <w:ind w:firstLine="420"/>
       </w:pPr>
       <w:r>
         <w:rPr>
           <w:rFonts w:ascii="宋体" w:hAnsi="宋体" w:eastAsia="宋体"/>
           <w:b w:val="0"/>
-          <w:sz w:val="21"/>
+          <w:color w:val="1C1917"/>
+          <w:sz w:val="20"/>
         </w:rPr>
         <w:t>⑤霎时间，太阳由紫红而玫红，由玫红而火红，把大半边天上的云霞映得红彤彤的，辽阔无垠的天空和大海，一下子就布满了耀眼的金光。这金光很快就铺了一条又宽又亮又红的“海上大道”，一直伸展到了鹰角亭下的海边。这又长又直的路，令人觉得仿佛沿着这条红彤彤的征途，就可以走进太阳的门槛。</w:t>
       </w:r>
@@ -914,7 +1440,7 @@
         <w:rPr>
           <w:rFonts w:ascii="宋体" w:hAnsi="宋体" w:eastAsia="宋体"/>
           <w:b w:val="0"/>
-          <w:color w:val="C2410C"/>
+          <w:color w:val="1C1917"/>
           <w:sz w:val="18"/>
         </w:rPr>
         <w:t>（有改动）</w:t>
@@ -922,12 +1448,13 @@
     </w:p>
     <w:p>
       <w:pPr>
-        <w:spacing w:before="0" w:after="80" w:line="276" w:lineRule="auto"/>
+        <w:spacing w:before="0" w:after="60" w:line="276" w:lineRule="auto"/>
       </w:pPr>
       <w:r>
         <w:rPr>
           <w:rFonts w:ascii="宋体" w:hAnsi="宋体" w:eastAsia="宋体"/>
           <w:b w:val="0"/>
+          <w:color w:val="1C1917"/>
           <w:sz w:val="21"/>
         </w:rPr>
         <w:t>1. 请给这篇短文选择一个最合适的题目，写在文前的横线上。</w:t>
@@ -935,12 +1462,13 @@
     </w:p>
     <w:p>
       <w:pPr>
-        <w:spacing w:before="0" w:after="80" w:line="276" w:lineRule="auto"/>
+        <w:spacing w:before="0" w:after="60" w:line="276" w:lineRule="auto"/>
       </w:pPr>
       <w:r>
         <w:rPr>
           <w:rFonts w:ascii="宋体" w:hAnsi="宋体" w:eastAsia="宋体"/>
           <w:b w:val="0"/>
+          <w:color w:val="1C1917"/>
           <w:sz w:val="21"/>
         </w:rPr>
         <w:t xml:space="preserve">　　①北戴河　　②鹰角亭　　③北戴河日出</w:t>
@@ -948,12 +1476,13 @@
     </w:p>
     <w:p>
       <w:pPr>
-        <w:spacing w:before="0" w:after="80" w:line="276" w:lineRule="auto"/>
+        <w:spacing w:before="0" w:after="60" w:line="276" w:lineRule="auto"/>
       </w:pPr>
       <w:r>
         <w:rPr>
           <w:rFonts w:ascii="宋体" w:hAnsi="宋体" w:eastAsia="宋体"/>
           <w:b w:val="0"/>
+          <w:color w:val="1C1917"/>
           <w:sz w:val="21"/>
         </w:rPr>
         <w:t>2. “辽阔无垠”在文中的意思是________________________________。</w:t>
@@ -961,12 +1490,13 @@
     </w:p>
     <w:p>
       <w:pPr>
-        <w:spacing w:before="0" w:after="80" w:line="276" w:lineRule="auto"/>
+        <w:spacing w:before="0" w:after="60" w:line="276" w:lineRule="auto"/>
       </w:pPr>
       <w:r>
         <w:rPr>
           <w:rFonts w:ascii="宋体" w:hAnsi="宋体" w:eastAsia="宋体"/>
           <w:b w:val="0"/>
+          <w:color w:val="1C1917"/>
           <w:sz w:val="21"/>
         </w:rPr>
         <w:t>3. 读文中第④自然段画线的句子，发挥想象，把你脑海中浮现的画面写下来。</w:t>
@@ -974,12 +1504,13 @@
     </w:p>
     <w:p>
       <w:pPr>
-        <w:spacing w:before="0" w:after="80" w:line="276" w:lineRule="auto"/>
+        <w:spacing w:before="0" w:after="60" w:line="276" w:lineRule="auto"/>
       </w:pPr>
       <w:r>
         <w:rPr>
           <w:rFonts w:ascii="宋体" w:hAnsi="宋体" w:eastAsia="宋体"/>
           <w:b w:val="0"/>
+          <w:color w:val="1C1917"/>
           <w:sz w:val="21"/>
         </w:rPr>
         <w:t xml:space="preserve">　　读了这个句子，我想到________________________________________。</w:t>
@@ -987,12 +1518,13 @@
     </w:p>
     <w:p>
       <w:pPr>
-        <w:spacing w:before="0" w:after="80" w:line="276" w:lineRule="auto"/>
+        <w:spacing w:before="0" w:after="60" w:line="276" w:lineRule="auto"/>
       </w:pPr>
       <w:r>
         <w:rPr>
           <w:rFonts w:ascii="宋体" w:hAnsi="宋体" w:eastAsia="宋体"/>
           <w:b w:val="0"/>
+          <w:color w:val="1C1917"/>
           <w:sz w:val="21"/>
         </w:rPr>
         <w:t>4. 这篇文章表达了作者____________________之情，也流露出作者对大自然美景的热爱与赞叹。</w:t>
@@ -1000,13 +1532,13 @@
     </w:p>
     <w:p>
       <w:pPr>
-        <w:spacing w:before="120" w:after="80" w:line="276" w:lineRule="auto"/>
+        <w:spacing w:before="140" w:after="80" w:line="276" w:lineRule="auto"/>
       </w:pPr>
       <w:r>
         <w:rPr>
           <w:rFonts w:ascii="宋体" w:hAnsi="宋体" w:eastAsia="宋体"/>
           <w:b/>
-          <w:color w:val="E85D04"/>
+          <w:color w:val="1C1917"/>
           <w:sz w:val="22"/>
         </w:rPr>
         <w:t>九、习作。</w:t>
@@ -1014,12 +1546,13 @@
     </w:p>
     <w:p>
       <w:pPr>
-        <w:spacing w:before="0" w:after="80" w:line="276" w:lineRule="auto"/>
+        <w:spacing w:before="0" w:after="60" w:line="276" w:lineRule="auto"/>
       </w:pPr>
       <w:r>
         <w:rPr>
           <w:rFonts w:ascii="宋体" w:hAnsi="宋体" w:eastAsia="宋体"/>
           <w:b/>
+          <w:color w:val="1C1917"/>
           <w:sz w:val="21"/>
         </w:rPr>
         <w:t>题目：推荐一个好地方</w:t>
@@ -1027,131 +1560,154 @@
     </w:p>
     <w:p>
       <w:pPr>
-        <w:spacing w:before="0" w:after="80" w:line="276" w:lineRule="auto"/>
+        <w:spacing w:before="0" w:after="60" w:line="276" w:lineRule="auto"/>
       </w:pPr>
       <w:r>
         <w:rPr>
           <w:rFonts w:ascii="宋体" w:hAnsi="宋体" w:eastAsia="宋体"/>
           <w:b w:val="0"/>
-          <w:sz w:val="21"/>
+          <w:color w:val="1C1917"/>
+          <w:sz w:val="20"/>
         </w:rPr>
         <w:t>写一写你最喜欢的地方，可以是公园、校园、家乡、景区等。写清楚这个地方在哪里，有什么特别之处，写出推荐的理由，让大家也喜欢上这里。要求：语句通顺，条理清楚。</w:t>
       </w:r>
     </w:p>
     <w:p>
       <w:pPr>
-        <w:spacing w:before="0" w:after="80" w:line="276" w:lineRule="auto"/>
+        <w:spacing w:before="0" w:after="60" w:line="276" w:lineRule="auto"/>
       </w:pPr>
       <w:r>
         <w:rPr>
           <w:rFonts w:ascii="宋体" w:hAnsi="宋体" w:eastAsia="宋体"/>
           <w:b w:val="0"/>
-          <w:sz w:val="21"/>
+          <w:color w:val="1C1917"/>
+          <w:sz w:val="26"/>
         </w:rPr>
-        <w:t>________________________________________________________________</w:t>
+        <w:t>＿＿＿＿＿＿＿＿＿＿＿＿＿＿＿＿＿＿＿＿＿＿＿＿＿＿＿＿＿＿＿＿</w:t>
       </w:r>
     </w:p>
     <w:p>
       <w:pPr>
-        <w:spacing w:before="0" w:after="80" w:line="276" w:lineRule="auto"/>
+        <w:spacing w:before="0" w:after="60" w:line="276" w:lineRule="auto"/>
       </w:pPr>
       <w:r>
         <w:rPr>
           <w:rFonts w:ascii="宋体" w:hAnsi="宋体" w:eastAsia="宋体"/>
           <w:b w:val="0"/>
-          <w:sz w:val="21"/>
+          <w:color w:val="1C1917"/>
+          <w:sz w:val="26"/>
         </w:rPr>
-        <w:t>________________________________________________________________</w:t>
+        <w:t>＿＿＿＿＿＿＿＿＿＿＿＿＿＿＿＿＿＿＿＿＿＿＿＿＿＿＿＿＿＿＿＿</w:t>
       </w:r>
     </w:p>
     <w:p>
       <w:pPr>
-        <w:spacing w:before="0" w:after="80" w:line="276" w:lineRule="auto"/>
+        <w:spacing w:before="0" w:after="60" w:line="276" w:lineRule="auto"/>
       </w:pPr>
       <w:r>
         <w:rPr>
           <w:rFonts w:ascii="宋体" w:hAnsi="宋体" w:eastAsia="宋体"/>
           <w:b w:val="0"/>
-          <w:sz w:val="21"/>
+          <w:color w:val="1C1917"/>
+          <w:sz w:val="26"/>
         </w:rPr>
-        <w:t>________________________________________________________________</w:t>
+        <w:t>＿＿＿＿＿＿＿＿＿＿＿＿＿＿＿＿＿＿＿＿＿＿＿＿＿＿＿＿＿＿＿＿</w:t>
       </w:r>
     </w:p>
     <w:p>
       <w:pPr>
-        <w:spacing w:before="0" w:after="80" w:line="276" w:lineRule="auto"/>
+        <w:spacing w:before="0" w:after="60" w:line="276" w:lineRule="auto"/>
       </w:pPr>
       <w:r>
         <w:rPr>
           <w:rFonts w:ascii="宋体" w:hAnsi="宋体" w:eastAsia="宋体"/>
           <w:b w:val="0"/>
-          <w:sz w:val="21"/>
+          <w:color w:val="1C1917"/>
+          <w:sz w:val="26"/>
         </w:rPr>
-        <w:t>________________________________________________________________</w:t>
+        <w:t>＿＿＿＿＿＿＿＿＿＿＿＿＿＿＿＿＿＿＿＿＿＿＿＿＿＿＿＿＿＿＿＿</w:t>
       </w:r>
     </w:p>
     <w:p>
       <w:pPr>
-        <w:spacing w:before="0" w:after="80" w:line="276" w:lineRule="auto"/>
+        <w:spacing w:before="0" w:after="60" w:line="276" w:lineRule="auto"/>
       </w:pPr>
       <w:r>
         <w:rPr>
           <w:rFonts w:ascii="宋体" w:hAnsi="宋体" w:eastAsia="宋体"/>
           <w:b w:val="0"/>
-          <w:sz w:val="21"/>
+          <w:color w:val="1C1917"/>
+          <w:sz w:val="26"/>
         </w:rPr>
-        <w:t>________________________________________________________________</w:t>
+        <w:t>＿＿＿＿＿＿＿＿＿＿＿＿＿＿＿＿＿＿＿＿＿＿＿＿＿＿＿＿＿＿＿＿</w:t>
       </w:r>
     </w:p>
     <w:p>
       <w:pPr>
-        <w:spacing w:before="0" w:after="80" w:line="276" w:lineRule="auto"/>
+        <w:spacing w:before="0" w:after="60" w:line="276" w:lineRule="auto"/>
       </w:pPr>
       <w:r>
         <w:rPr>
           <w:rFonts w:ascii="宋体" w:hAnsi="宋体" w:eastAsia="宋体"/>
           <w:b w:val="0"/>
-          <w:sz w:val="21"/>
+          <w:color w:val="1C1917"/>
+          <w:sz w:val="26"/>
         </w:rPr>
-        <w:t>________________________________________________________________</w:t>
+        <w:t>＿＿＿＿＿＿＿＿＿＿＿＿＿＿＿＿＿＿＿＿＿＿＿＿＿＿＿＿＿＿＿＿</w:t>
       </w:r>
     </w:p>
     <w:p>
       <w:pPr>
-        <w:spacing w:before="0" w:after="80" w:line="276" w:lineRule="auto"/>
+        <w:spacing w:before="0" w:after="60" w:line="276" w:lineRule="auto"/>
       </w:pPr>
       <w:r>
         <w:rPr>
           <w:rFonts w:ascii="宋体" w:hAnsi="宋体" w:eastAsia="宋体"/>
           <w:b w:val="0"/>
-          <w:sz w:val="21"/>
+          <w:color w:val="1C1917"/>
+          <w:sz w:val="26"/>
         </w:rPr>
-        <w:t>________________________________________________________________</w:t>
+        <w:t>＿＿＿＿＿＿＿＿＿＿＿＿＿＿＿＿＿＿＿＿＿＿＿＿＿＿＿＿＿＿＿＿</w:t>
       </w:r>
     </w:p>
     <w:p>
       <w:pPr>
-        <w:spacing w:before="0" w:after="80" w:line="276" w:lineRule="auto"/>
+        <w:spacing w:before="0" w:after="60" w:line="276" w:lineRule="auto"/>
       </w:pPr>
       <w:r>
         <w:rPr>
           <w:rFonts w:ascii="宋体" w:hAnsi="宋体" w:eastAsia="宋体"/>
           <w:b w:val="0"/>
-          <w:sz w:val="21"/>
+          <w:color w:val="1C1917"/>
+          <w:sz w:val="26"/>
         </w:rPr>
-        <w:t>________________________________________________________________</w:t>
+        <w:t>＿＿＿＿＿＿＿＿＿＿＿＿＿＿＿＿＿＿＿＿＿＿＿＿＿＿＿＿＿＿＿＿</w:t>
       </w:r>
     </w:p>
     <w:p>
       <w:pPr>
-        <w:spacing w:before="160" w:after="0" w:line="276" w:lineRule="auto"/>
+        <w:spacing w:before="0" w:after="60" w:line="276" w:lineRule="auto"/>
+      </w:pPr>
+      <w:r>
+        <w:rPr>
+          <w:rFonts w:ascii="宋体" w:hAnsi="宋体" w:eastAsia="宋体"/>
+          <w:b w:val="0"/>
+          <w:color w:val="1C1917"/>
+          <w:sz w:val="26"/>
+        </w:rPr>
+        <w:t>＿＿＿＿＿＿＿＿＿＿＿＿＿＿＿＿＿＿＿＿＿＿＿＿＿＿＿＿＿＿＿＿</w:t>
+      </w:r>
+    </w:p>
+    <w:p>
+      <w:pPr>
+        <w:spacing w:before="120" w:after="0" w:line="276" w:lineRule="auto"/>
         <w:jc w:val="center"/>
       </w:pPr>
       <w:r>
         <w:rPr>
           <w:rFonts w:ascii="宋体" w:hAnsi="宋体" w:eastAsia="宋体"/>
           <w:b w:val="0"/>
-          <w:color w:val="F4A261"/>
+          <w:color w:val="1C1917"/>
           <w:sz w:val="16"/>
         </w:rPr>
         <w:t>语文·四上·第一单元　第 4 页（共 4 页）</w:t>
@@ -1159,7 +1715,7 @@
     </w:p>
     <w:sectPr>
       <w:pgSz w:w="11906" w:h="16838"/>
-      <w:pgMar w:top="737" w:right="907" w:bottom="737" w:left="907" w:header="720" w:footer="720" w:gutter="0"/>
+      <w:pgMar w:top="680" w:right="850" w:bottom="680" w:left="850" w:header="720" w:footer="720" w:gutter="0"/>
       <w:cols w:space="720"/>
       <w:docGrid w:linePitch="360"/>
     </w:sectPr>

--- a/printables/full/u01-full.docx
+++ b/printables/full/u01-full.docx
@@ -4,7 +4,7 @@
   <w:body>
     <w:p>
       <w:pPr>
-        <w:spacing w:before="0" w:after="80" w:line="276" w:lineRule="auto"/>
+        <w:spacing w:before="0" w:after="120" w:line="276" w:lineRule="auto"/>
         <w:jc w:val="center"/>
       </w:pPr>
       <w:r>
@@ -12,28 +12,28 @@
           <w:rFonts w:ascii="黑体" w:hAnsi="黑体" w:eastAsia="黑体"/>
           <w:b/>
           <w:color w:val="1C1917"/>
-          <w:sz w:val="30"/>
+          <w:sz w:val="32"/>
         </w:rPr>
         <w:t>语文·四上·第一单元练习</w:t>
       </w:r>
     </w:p>
     <w:p>
       <w:pPr>
-        <w:spacing w:before="0" w:after="120" w:line="276" w:lineRule="auto"/>
+        <w:spacing w:before="0" w:after="160" w:line="276" w:lineRule="auto"/>
       </w:pPr>
       <w:r>
         <w:rPr>
           <w:rFonts w:ascii="宋体" w:hAnsi="宋体" w:eastAsia="宋体"/>
           <w:b w:val="0"/>
           <w:color w:val="1C1917"/>
-          <w:sz w:val="20"/>
+          <w:sz w:val="21"/>
         </w:rPr>
         <w:t>学校：____________　班级：________　姓名：____________　成绩：________</w:t>
       </w:r>
     </w:p>
     <w:p>
       <w:pPr>
-        <w:spacing w:before="140" w:after="80" w:line="276" w:lineRule="auto"/>
+        <w:spacing w:before="160" w:after="80" w:line="276" w:lineRule="auto"/>
       </w:pPr>
       <w:r>
         <w:rPr>
@@ -45,62 +45,40 @@
         <w:t>一、看拼音，写词语。</w:t>
       </w:r>
     </w:p>
-    <w:p>
-      <w:pPr>
-        <w:spacing w:before="0" w:after="20" w:line="276" w:lineRule="auto"/>
-      </w:pPr>
-      <w:r>
-        <w:rPr>
-          <w:rFonts w:ascii="宋体" w:hAnsi="宋体" w:eastAsia="宋体"/>
-          <w:b w:val="0"/>
-          <w:color w:val="1C1917"/>
-          <w:sz w:val="21"/>
-        </w:rPr>
-        <w:t>深蓝色的天空中，悬着</w:t>
-      </w:r>
-    </w:p>
-    <w:p>
-      <w:pPr>
-        <w:spacing w:before="20" w:after="20" w:line="240" w:lineRule="auto"/>
-      </w:pPr>
-      <w:r>
-        <w:rPr>
-          <w:rFonts w:ascii="Times New Roman" w:hAnsi="Times New Roman" w:eastAsia="宋体"/>
-          <w:b w:val="0"/>
-          <w:color w:val="1C1917"/>
-          <w:sz w:val="20"/>
-        </w:rPr>
-        <w:t>fán xīng</w:t>
-      </w:r>
-    </w:p>
     <w:tbl>
       <w:tblPr>
         <w:tblW w:type="auto" w:w="0"/>
         <w:jc w:val="left"/>
-        <w:tblLayout w:type="fixed"/>
+        <w:tblLayout w:type="autofit"/>
         <w:tblLook w:firstColumn="1" w:firstRow="1" w:lastColumn="0" w:lastRow="0" w:noHBand="0" w:noVBand="1" w:val="04A0"/>
+        <w:tblBorders>
+          <w:top w:val="nil"/>
+          <w:left w:val="nil"/>
+          <w:bottom w:val="nil"/>
+          <w:right w:val="nil"/>
+          <w:insideH w:val="nil"/>
+          <w:insideV w:val="nil"/>
+        </w:tblBorders>
       </w:tblPr>
       <w:tblGrid>
-        <w:gridCol w:w="5103"/>
-        <w:gridCol w:w="5103"/>
+        <w:gridCol w:w="3326"/>
+        <w:gridCol w:w="3326"/>
+        <w:gridCol w:w="3326"/>
       </w:tblGrid>
       <w:tr>
         <w:trPr>
-          <w:trHeight w:val="464" w:hRule="atLeast"/>
+          <w:trHeight w:val="612" w:hRule="atLeast"/>
         </w:trPr>
         <w:tc>
           <w:tcPr>
-            <w:tcW w:type="dxa" w:w="465"/>
-            <w:tcBorders>
-              <w:top w:val="single" w:sz="12" w:space="0" w:color="000000"/>
-              <w:left w:val="single" w:sz="12" w:space="0" w:color="000000"/>
-              <w:bottom w:val="single" w:sz="12" w:space="0" w:color="000000"/>
-              <w:right w:val="single" w:sz="12" w:space="0" w:color="000000"/>
-            </w:tcBorders>
+            <w:tcW w:type="dxa" w:w="3118"/>
+            <w:vAlign w:val="center"/>
+            <w:tcBorders/>
           </w:tcPr>
           <w:p>
             <w:pPr>
               <w:spacing w:before="0" w:after="0"/>
+              <w:jc w:val="left"/>
             </w:pPr>
             <w:r/>
             <w:r>
@@ -108,25 +86,338 @@
                 <w:rFonts w:ascii="宋体" w:hAnsi="宋体" w:eastAsia="宋体"/>
                 <w:b w:val="0"/>
                 <w:color w:val="1C1917"/>
-                <w:sz w:val="28"/>
+                <w:sz w:val="21"/>
               </w:rPr>
-              <w:t xml:space="preserve">　</w:t>
+              <w:t>深蓝色的天空中，悬着</w:t>
             </w:r>
           </w:p>
         </w:tc>
         <w:tc>
           <w:tcPr>
-            <w:tcW w:type="dxa" w:w="465"/>
-            <w:tcBorders>
-              <w:top w:val="single" w:sz="12" w:space="0" w:color="000000"/>
-              <w:left w:val="single" w:sz="12" w:space="0" w:color="000000"/>
-              <w:bottom w:val="single" w:sz="12" w:space="0" w:color="000000"/>
-              <w:right w:val="single" w:sz="12" w:space="0" w:color="000000"/>
-            </w:tcBorders>
+            <w:tcW w:type="dxa" w:w="907"/>
+            <w:vAlign w:val="center"/>
+            <w:tcBorders/>
           </w:tcPr>
           <w:p>
             <w:pPr>
               <w:spacing w:before="0" w:after="0"/>
+              <w:jc w:val="center"/>
+            </w:pPr>
+            <w:r/>
+            <w:r>
+              <w:rPr>
+                <w:rFonts w:ascii="Times New Roman" w:hAnsi="Times New Roman" w:eastAsia="宋体"/>
+                <w:b w:val="0"/>
+                <w:color w:val="1C1917"/>
+                <w:sz w:val="17"/>
+              </w:rPr>
+              <w:t>fán xīng</w:t>
+            </w:r>
+          </w:p>
+          <w:tbl>
+            <w:tblPr>
+              <w:tblW w:type="auto" w:w="0"/>
+              <w:tblLayout w:type="fixed"/>
+              <w:tblLook w:firstColumn="1" w:firstRow="1" w:lastColumn="0" w:lastRow="0" w:noHBand="0" w:noVBand="1" w:val="04A0"/>
+            </w:tblPr>
+            <w:tblGrid>
+              <w:gridCol w:w="453"/>
+              <w:gridCol w:w="453"/>
+            </w:tblGrid>
+            <w:tr>
+              <w:trPr>
+                <w:trHeight w:val="396" w:hRule="exact"/>
+              </w:trPr>
+              <w:tc>
+                <w:tcPr>
+                  <w:tcW w:type="dxa" w:w="397"/>
+                  <w:tcBorders/>
+                </w:tcPr>
+                <w:p>
+                  <w:pPr>
+                    <w:spacing w:before="0" w:after="0"/>
+                  </w:pPr>
+                  <w:r/>
+                </w:p>
+                <w:tbl>
+                  <w:tblPr>
+                    <w:tblW w:type="auto" w:w="0"/>
+                    <w:tblLayout w:type="fixed"/>
+                    <w:tblLook w:firstColumn="1" w:firstRow="1" w:lastColumn="0" w:lastRow="0" w:noHBand="0" w:noVBand="1" w:val="04A0"/>
+                  </w:tblPr>
+                  <w:tblGrid>
+                    <w:gridCol w:w="198"/>
+                    <w:gridCol w:w="198"/>
+                  </w:tblGrid>
+                  <w:tr>
+                    <w:trPr>
+                      <w:trHeight w:val="198" w:hRule="exact"/>
+                    </w:trPr>
+                    <w:tc>
+                      <w:tcPr>
+                        <w:tcW w:type="dxa" w:w="198"/>
+                        <w:tcBorders>
+                          <w:top w:val="single" w:sz="12" w:space="0" w:color="000000"/>
+                          <w:left w:val="single" w:sz="12" w:space="0" w:color="000000"/>
+                          <w:bottom w:val="dashed" w:sz="6" w:space="0" w:color="808080"/>
+                          <w:right w:val="dashed" w:sz="6" w:space="0" w:color="808080"/>
+                        </w:tcBorders>
+                      </w:tcPr>
+                      <w:p>
+                        <w:pPr>
+                          <w:spacing w:before="0" w:after="0"/>
+                        </w:pPr>
+                        <w:r/>
+                        <w:r>
+                          <w:rPr>
+                            <w:rFonts w:ascii="宋体" w:hAnsi="宋体" w:eastAsia="宋体"/>
+                            <w:b w:val="0"/>
+                            <w:color w:val="1C1917"/>
+                            <w:sz w:val="12"/>
+                          </w:rPr>
+                          <w:t xml:space="preserve"> </w:t>
+                        </w:r>
+                      </w:p>
+                    </w:tc>
+                    <w:tc>
+                      <w:tcPr>
+                        <w:tcW w:type="dxa" w:w="198"/>
+                        <w:tcBorders>
+                          <w:top w:val="single" w:sz="12" w:space="0" w:color="000000"/>
+                          <w:left w:val="dashed" w:sz="6" w:space="0" w:color="808080"/>
+                          <w:bottom w:val="dashed" w:sz="6" w:space="0" w:color="808080"/>
+                          <w:right w:val="single" w:sz="12" w:space="0" w:color="000000"/>
+                        </w:tcBorders>
+                      </w:tcPr>
+                      <w:p>
+                        <w:pPr>
+                          <w:spacing w:before="0" w:after="0"/>
+                        </w:pPr>
+                        <w:r/>
+                        <w:r>
+                          <w:rPr>
+                            <w:rFonts w:ascii="宋体" w:hAnsi="宋体" w:eastAsia="宋体"/>
+                            <w:b w:val="0"/>
+                            <w:color w:val="1C1917"/>
+                            <w:sz w:val="12"/>
+                          </w:rPr>
+                          <w:t xml:space="preserve"> </w:t>
+                        </w:r>
+                      </w:p>
+                    </w:tc>
+                  </w:tr>
+                  <w:tr>
+                    <w:trPr>
+                      <w:trHeight w:val="198" w:hRule="exact"/>
+                    </w:trPr>
+                    <w:tc>
+                      <w:tcPr>
+                        <w:tcW w:type="dxa" w:w="198"/>
+                        <w:tcBorders>
+                          <w:top w:val="dashed" w:sz="6" w:space="0" w:color="808080"/>
+                          <w:left w:val="single" w:sz="12" w:space="0" w:color="000000"/>
+                          <w:bottom w:val="single" w:sz="12" w:space="0" w:color="000000"/>
+                          <w:right w:val="dashed" w:sz="6" w:space="0" w:color="808080"/>
+                        </w:tcBorders>
+                      </w:tcPr>
+                      <w:p>
+                        <w:pPr>
+                          <w:spacing w:before="0" w:after="0"/>
+                        </w:pPr>
+                        <w:r/>
+                        <w:r>
+                          <w:rPr>
+                            <w:rFonts w:ascii="宋体" w:hAnsi="宋体" w:eastAsia="宋体"/>
+                            <w:b w:val="0"/>
+                            <w:color w:val="1C1917"/>
+                            <w:sz w:val="12"/>
+                          </w:rPr>
+                          <w:t xml:space="preserve"> </w:t>
+                        </w:r>
+                      </w:p>
+                    </w:tc>
+                    <w:tc>
+                      <w:tcPr>
+                        <w:tcW w:type="dxa" w:w="198"/>
+                        <w:tcBorders>
+                          <w:top w:val="dashed" w:sz="6" w:space="0" w:color="808080"/>
+                          <w:left w:val="dashed" w:sz="6" w:space="0" w:color="808080"/>
+                          <w:bottom w:val="single" w:sz="12" w:space="0" w:color="000000"/>
+                          <w:right w:val="single" w:sz="12" w:space="0" w:color="000000"/>
+                        </w:tcBorders>
+                      </w:tcPr>
+                      <w:p>
+                        <w:pPr>
+                          <w:spacing w:before="0" w:after="0"/>
+                        </w:pPr>
+                        <w:r/>
+                        <w:r>
+                          <w:rPr>
+                            <w:rFonts w:ascii="宋体" w:hAnsi="宋体" w:eastAsia="宋体"/>
+                            <w:b w:val="0"/>
+                            <w:color w:val="1C1917"/>
+                            <w:sz w:val="12"/>
+                          </w:rPr>
+                          <w:t xml:space="preserve"> </w:t>
+                        </w:r>
+                      </w:p>
+                    </w:tc>
+                  </w:tr>
+                </w:tbl>
+                <w:p/>
+              </w:tc>
+              <w:tc>
+                <w:tcPr>
+                  <w:tcW w:type="dxa" w:w="397"/>
+                  <w:tcBorders/>
+                </w:tcPr>
+                <w:p>
+                  <w:pPr>
+                    <w:spacing w:before="0" w:after="0"/>
+                  </w:pPr>
+                  <w:r/>
+                </w:p>
+                <w:tbl>
+                  <w:tblPr>
+                    <w:tblW w:type="auto" w:w="0"/>
+                    <w:tblLayout w:type="fixed"/>
+                    <w:tblLook w:firstColumn="1" w:firstRow="1" w:lastColumn="0" w:lastRow="0" w:noHBand="0" w:noVBand="1" w:val="04A0"/>
+                  </w:tblPr>
+                  <w:tblGrid>
+                    <w:gridCol w:w="198"/>
+                    <w:gridCol w:w="198"/>
+                  </w:tblGrid>
+                  <w:tr>
+                    <w:trPr>
+                      <w:trHeight w:val="198" w:hRule="exact"/>
+                    </w:trPr>
+                    <w:tc>
+                      <w:tcPr>
+                        <w:tcW w:type="dxa" w:w="198"/>
+                        <w:tcBorders>
+                          <w:top w:val="single" w:sz="12" w:space="0" w:color="000000"/>
+                          <w:left w:val="single" w:sz="12" w:space="0" w:color="000000"/>
+                          <w:bottom w:val="dashed" w:sz="6" w:space="0" w:color="808080"/>
+                          <w:right w:val="dashed" w:sz="6" w:space="0" w:color="808080"/>
+                        </w:tcBorders>
+                      </w:tcPr>
+                      <w:p>
+                        <w:pPr>
+                          <w:spacing w:before="0" w:after="0"/>
+                        </w:pPr>
+                        <w:r/>
+                        <w:r>
+                          <w:rPr>
+                            <w:rFonts w:ascii="宋体" w:hAnsi="宋体" w:eastAsia="宋体"/>
+                            <w:b w:val="0"/>
+                            <w:color w:val="1C1917"/>
+                            <w:sz w:val="12"/>
+                          </w:rPr>
+                          <w:t xml:space="preserve"> </w:t>
+                        </w:r>
+                      </w:p>
+                    </w:tc>
+                    <w:tc>
+                      <w:tcPr>
+                        <w:tcW w:type="dxa" w:w="198"/>
+                        <w:tcBorders>
+                          <w:top w:val="single" w:sz="12" w:space="0" w:color="000000"/>
+                          <w:left w:val="dashed" w:sz="6" w:space="0" w:color="808080"/>
+                          <w:bottom w:val="dashed" w:sz="6" w:space="0" w:color="808080"/>
+                          <w:right w:val="single" w:sz="12" w:space="0" w:color="000000"/>
+                        </w:tcBorders>
+                      </w:tcPr>
+                      <w:p>
+                        <w:pPr>
+                          <w:spacing w:before="0" w:after="0"/>
+                        </w:pPr>
+                        <w:r/>
+                        <w:r>
+                          <w:rPr>
+                            <w:rFonts w:ascii="宋体" w:hAnsi="宋体" w:eastAsia="宋体"/>
+                            <w:b w:val="0"/>
+                            <w:color w:val="1C1917"/>
+                            <w:sz w:val="12"/>
+                          </w:rPr>
+                          <w:t xml:space="preserve"> </w:t>
+                        </w:r>
+                      </w:p>
+                    </w:tc>
+                  </w:tr>
+                  <w:tr>
+                    <w:trPr>
+                      <w:trHeight w:val="198" w:hRule="exact"/>
+                    </w:trPr>
+                    <w:tc>
+                      <w:tcPr>
+                        <w:tcW w:type="dxa" w:w="198"/>
+                        <w:tcBorders>
+                          <w:top w:val="dashed" w:sz="6" w:space="0" w:color="808080"/>
+                          <w:left w:val="single" w:sz="12" w:space="0" w:color="000000"/>
+                          <w:bottom w:val="single" w:sz="12" w:space="0" w:color="000000"/>
+                          <w:right w:val="dashed" w:sz="6" w:space="0" w:color="808080"/>
+                        </w:tcBorders>
+                      </w:tcPr>
+                      <w:p>
+                        <w:pPr>
+                          <w:spacing w:before="0" w:after="0"/>
+                        </w:pPr>
+                        <w:r/>
+                        <w:r>
+                          <w:rPr>
+                            <w:rFonts w:ascii="宋体" w:hAnsi="宋体" w:eastAsia="宋体"/>
+                            <w:b w:val="0"/>
+                            <w:color w:val="1C1917"/>
+                            <w:sz w:val="12"/>
+                          </w:rPr>
+                          <w:t xml:space="preserve"> </w:t>
+                        </w:r>
+                      </w:p>
+                    </w:tc>
+                    <w:tc>
+                      <w:tcPr>
+                        <w:tcW w:type="dxa" w:w="198"/>
+                        <w:tcBorders>
+                          <w:top w:val="dashed" w:sz="6" w:space="0" w:color="808080"/>
+                          <w:left w:val="dashed" w:sz="6" w:space="0" w:color="808080"/>
+                          <w:bottom w:val="single" w:sz="12" w:space="0" w:color="000000"/>
+                          <w:right w:val="single" w:sz="12" w:space="0" w:color="000000"/>
+                        </w:tcBorders>
+                      </w:tcPr>
+                      <w:p>
+                        <w:pPr>
+                          <w:spacing w:before="0" w:after="0"/>
+                        </w:pPr>
+                        <w:r/>
+                        <w:r>
+                          <w:rPr>
+                            <w:rFonts w:ascii="宋体" w:hAnsi="宋体" w:eastAsia="宋体"/>
+                            <w:b w:val="0"/>
+                            <w:color w:val="1C1917"/>
+                            <w:sz w:val="12"/>
+                          </w:rPr>
+                          <w:t xml:space="preserve"> </w:t>
+                        </w:r>
+                      </w:p>
+                    </w:tc>
+                  </w:tr>
+                </w:tbl>
+                <w:p/>
+              </w:tc>
+            </w:tr>
+          </w:tbl>
+          <w:p/>
+        </w:tc>
+        <w:tc>
+          <w:tcPr>
+            <w:tcW w:type="dxa" w:w="4592"/>
+            <w:vAlign w:val="center"/>
+            <w:tcBorders/>
+          </w:tcPr>
+          <w:p>
+            <w:pPr>
+              <w:spacing w:before="0" w:after="0"/>
+              <w:jc w:val="left"/>
             </w:pPr>
             <w:r/>
             <w:r>
@@ -134,9 +425,9 @@
                 <w:rFonts w:ascii="宋体" w:hAnsi="宋体" w:eastAsia="宋体"/>
                 <w:b w:val="0"/>
                 <w:color w:val="1C1917"/>
-                <w:sz w:val="28"/>
+                <w:sz w:val="21"/>
               </w:rPr>
-              <w:t xml:space="preserve">　</w:t>
+              <w:t>。它们是这样低，真是摇摇欲坠。</w:t>
             </w:r>
           </w:p>
         </w:tc>
@@ -144,79 +435,45 @@
     </w:tbl>
     <w:p>
       <w:pPr>
-        <w:spacing w:before="0" w:after="60"/>
+        <w:spacing w:before="0" w:after="40"/>
       </w:pPr>
-    </w:p>
-    <w:p>
-      <w:pPr>
-        <w:spacing w:before="0" w:after="80" w:line="276" w:lineRule="auto"/>
-      </w:pPr>
-      <w:r>
-        <w:rPr>
-          <w:rFonts w:ascii="宋体" w:hAnsi="宋体" w:eastAsia="宋体"/>
-          <w:b w:val="0"/>
-          <w:color w:val="1C1917"/>
-          <w:sz w:val="21"/>
-        </w:rPr>
-        <w:t>。它们是这样低，真是摇摇欲坠。</w:t>
-      </w:r>
-    </w:p>
-    <w:p>
-      <w:pPr>
-        <w:spacing w:before="0" w:after="20" w:line="276" w:lineRule="auto"/>
-      </w:pPr>
-      <w:r>
-        <w:rPr>
-          <w:rFonts w:ascii="宋体" w:hAnsi="宋体" w:eastAsia="宋体"/>
-          <w:b w:val="0"/>
-          <w:color w:val="1C1917"/>
-          <w:sz w:val="21"/>
-        </w:rPr>
-        <w:t>渐渐地我的眼睛</w:t>
-      </w:r>
-    </w:p>
-    <w:p>
-      <w:pPr>
-        <w:spacing w:before="20" w:after="20" w:line="240" w:lineRule="auto"/>
-      </w:pPr>
-      <w:r>
-        <w:rPr>
-          <w:rFonts w:ascii="Times New Roman" w:hAnsi="Times New Roman" w:eastAsia="宋体"/>
-          <w:b w:val="0"/>
-          <w:color w:val="1C1917"/>
-          <w:sz w:val="20"/>
-        </w:rPr>
-        <w:t>mó hu</w:t>
-      </w:r>
     </w:p>
     <w:tbl>
       <w:tblPr>
         <w:tblW w:type="auto" w:w="0"/>
         <w:jc w:val="left"/>
-        <w:tblLayout w:type="fixed"/>
+        <w:tblLayout w:type="autofit"/>
         <w:tblLook w:firstColumn="1" w:firstRow="1" w:lastColumn="0" w:lastRow="0" w:noHBand="0" w:noVBand="1" w:val="04A0"/>
+        <w:tblBorders>
+          <w:top w:val="nil"/>
+          <w:left w:val="nil"/>
+          <w:bottom w:val="nil"/>
+          <w:right w:val="nil"/>
+          <w:insideH w:val="nil"/>
+          <w:insideV w:val="nil"/>
+        </w:tblBorders>
       </w:tblPr>
       <w:tblGrid>
-        <w:gridCol w:w="5103"/>
-        <w:gridCol w:w="5103"/>
+        <w:gridCol w:w="1996"/>
+        <w:gridCol w:w="1996"/>
+        <w:gridCol w:w="1996"/>
+        <w:gridCol w:w="1996"/>
+        <w:gridCol w:w="1996"/>
       </w:tblGrid>
       <w:tr>
         <w:trPr>
-          <w:trHeight w:val="464" w:hRule="atLeast"/>
+          <w:trHeight w:val="612" w:hRule="atLeast"/>
         </w:trPr>
         <w:tc>
           <w:tcPr>
-            <w:tcW w:type="dxa" w:w="465"/>
-            <w:tcBorders>
-              <w:top w:val="single" w:sz="12" w:space="0" w:color="000000"/>
-              <w:left w:val="single" w:sz="12" w:space="0" w:color="000000"/>
-              <w:bottom w:val="single" w:sz="12" w:space="0" w:color="000000"/>
-              <w:right w:val="single" w:sz="12" w:space="0" w:color="000000"/>
-            </w:tcBorders>
+            <w:tcW w:type="dxa" w:w="2234"/>
+            <w:vAlign w:val="center"/>
+            <w:tcBorders/>
           </w:tcPr>
           <w:p>
             <w:pPr>
               <w:spacing w:before="0" w:after="0"/>
+              <w:jc w:val="left"/>
             </w:pPr>
             <w:r/>
             <w:r>
@@ -224,25 +481,338 @@
                 <w:rFonts w:ascii="宋体" w:hAnsi="宋体" w:eastAsia="宋体"/>
                 <w:b w:val="0"/>
                 <w:color w:val="1C1917"/>
-                <w:sz w:val="28"/>
+                <w:sz w:val="21"/>
               </w:rPr>
-              <w:t xml:space="preserve">　</w:t>
+              <w:t>渐渐地我的眼睛</w:t>
             </w:r>
           </w:p>
         </w:tc>
         <w:tc>
           <w:tcPr>
-            <w:tcW w:type="dxa" w:w="465"/>
-            <w:tcBorders>
-              <w:top w:val="single" w:sz="12" w:space="0" w:color="000000"/>
-              <w:left w:val="single" w:sz="12" w:space="0" w:color="000000"/>
-              <w:bottom w:val="single" w:sz="12" w:space="0" w:color="000000"/>
-              <w:right w:val="single" w:sz="12" w:space="0" w:color="000000"/>
-            </w:tcBorders>
+            <w:tcW w:type="dxa" w:w="907"/>
+            <w:vAlign w:val="center"/>
+            <w:tcBorders/>
           </w:tcPr>
           <w:p>
             <w:pPr>
               <w:spacing w:before="0" w:after="0"/>
+              <w:jc w:val="center"/>
+            </w:pPr>
+            <w:r/>
+            <w:r>
+              <w:rPr>
+                <w:rFonts w:ascii="Times New Roman" w:hAnsi="Times New Roman" w:eastAsia="宋体"/>
+                <w:b w:val="0"/>
+                <w:color w:val="1C1917"/>
+                <w:sz w:val="17"/>
+              </w:rPr>
+              <w:t>mó hu</w:t>
+            </w:r>
+          </w:p>
+          <w:tbl>
+            <w:tblPr>
+              <w:tblW w:type="auto" w:w="0"/>
+              <w:tblLayout w:type="fixed"/>
+              <w:tblLook w:firstColumn="1" w:firstRow="1" w:lastColumn="0" w:lastRow="0" w:noHBand="0" w:noVBand="1" w:val="04A0"/>
+            </w:tblPr>
+            <w:tblGrid>
+              <w:gridCol w:w="453"/>
+              <w:gridCol w:w="453"/>
+            </w:tblGrid>
+            <w:tr>
+              <w:trPr>
+                <w:trHeight w:val="396" w:hRule="exact"/>
+              </w:trPr>
+              <w:tc>
+                <w:tcPr>
+                  <w:tcW w:type="dxa" w:w="397"/>
+                  <w:tcBorders/>
+                </w:tcPr>
+                <w:p>
+                  <w:pPr>
+                    <w:spacing w:before="0" w:after="0"/>
+                  </w:pPr>
+                  <w:r/>
+                </w:p>
+                <w:tbl>
+                  <w:tblPr>
+                    <w:tblW w:type="auto" w:w="0"/>
+                    <w:tblLayout w:type="fixed"/>
+                    <w:tblLook w:firstColumn="1" w:firstRow="1" w:lastColumn="0" w:lastRow="0" w:noHBand="0" w:noVBand="1" w:val="04A0"/>
+                  </w:tblPr>
+                  <w:tblGrid>
+                    <w:gridCol w:w="198"/>
+                    <w:gridCol w:w="198"/>
+                  </w:tblGrid>
+                  <w:tr>
+                    <w:trPr>
+                      <w:trHeight w:val="198" w:hRule="exact"/>
+                    </w:trPr>
+                    <w:tc>
+                      <w:tcPr>
+                        <w:tcW w:type="dxa" w:w="198"/>
+                        <w:tcBorders>
+                          <w:top w:val="single" w:sz="12" w:space="0" w:color="000000"/>
+                          <w:left w:val="single" w:sz="12" w:space="0" w:color="000000"/>
+                          <w:bottom w:val="dashed" w:sz="6" w:space="0" w:color="808080"/>
+                          <w:right w:val="dashed" w:sz="6" w:space="0" w:color="808080"/>
+                        </w:tcBorders>
+                      </w:tcPr>
+                      <w:p>
+                        <w:pPr>
+                          <w:spacing w:before="0" w:after="0"/>
+                        </w:pPr>
+                        <w:r/>
+                        <w:r>
+                          <w:rPr>
+                            <w:rFonts w:ascii="宋体" w:hAnsi="宋体" w:eastAsia="宋体"/>
+                            <w:b w:val="0"/>
+                            <w:color w:val="1C1917"/>
+                            <w:sz w:val="12"/>
+                          </w:rPr>
+                          <w:t xml:space="preserve"> </w:t>
+                        </w:r>
+                      </w:p>
+                    </w:tc>
+                    <w:tc>
+                      <w:tcPr>
+                        <w:tcW w:type="dxa" w:w="198"/>
+                        <w:tcBorders>
+                          <w:top w:val="single" w:sz="12" w:space="0" w:color="000000"/>
+                          <w:left w:val="dashed" w:sz="6" w:space="0" w:color="808080"/>
+                          <w:bottom w:val="dashed" w:sz="6" w:space="0" w:color="808080"/>
+                          <w:right w:val="single" w:sz="12" w:space="0" w:color="000000"/>
+                        </w:tcBorders>
+                      </w:tcPr>
+                      <w:p>
+                        <w:pPr>
+                          <w:spacing w:before="0" w:after="0"/>
+                        </w:pPr>
+                        <w:r/>
+                        <w:r>
+                          <w:rPr>
+                            <w:rFonts w:ascii="宋体" w:hAnsi="宋体" w:eastAsia="宋体"/>
+                            <w:b w:val="0"/>
+                            <w:color w:val="1C1917"/>
+                            <w:sz w:val="12"/>
+                          </w:rPr>
+                          <w:t xml:space="preserve"> </w:t>
+                        </w:r>
+                      </w:p>
+                    </w:tc>
+                  </w:tr>
+                  <w:tr>
+                    <w:trPr>
+                      <w:trHeight w:val="198" w:hRule="exact"/>
+                    </w:trPr>
+                    <w:tc>
+                      <w:tcPr>
+                        <w:tcW w:type="dxa" w:w="198"/>
+                        <w:tcBorders>
+                          <w:top w:val="dashed" w:sz="6" w:space="0" w:color="808080"/>
+                          <w:left w:val="single" w:sz="12" w:space="0" w:color="000000"/>
+                          <w:bottom w:val="single" w:sz="12" w:space="0" w:color="000000"/>
+                          <w:right w:val="dashed" w:sz="6" w:space="0" w:color="808080"/>
+                        </w:tcBorders>
+                      </w:tcPr>
+                      <w:p>
+                        <w:pPr>
+                          <w:spacing w:before="0" w:after="0"/>
+                        </w:pPr>
+                        <w:r/>
+                        <w:r>
+                          <w:rPr>
+                            <w:rFonts w:ascii="宋体" w:hAnsi="宋体" w:eastAsia="宋体"/>
+                            <w:b w:val="0"/>
+                            <w:color w:val="1C1917"/>
+                            <w:sz w:val="12"/>
+                          </w:rPr>
+                          <w:t xml:space="preserve"> </w:t>
+                        </w:r>
+                      </w:p>
+                    </w:tc>
+                    <w:tc>
+                      <w:tcPr>
+                        <w:tcW w:type="dxa" w:w="198"/>
+                        <w:tcBorders>
+                          <w:top w:val="dashed" w:sz="6" w:space="0" w:color="808080"/>
+                          <w:left w:val="dashed" w:sz="6" w:space="0" w:color="808080"/>
+                          <w:bottom w:val="single" w:sz="12" w:space="0" w:color="000000"/>
+                          <w:right w:val="single" w:sz="12" w:space="0" w:color="000000"/>
+                        </w:tcBorders>
+                      </w:tcPr>
+                      <w:p>
+                        <w:pPr>
+                          <w:spacing w:before="0" w:after="0"/>
+                        </w:pPr>
+                        <w:r/>
+                        <w:r>
+                          <w:rPr>
+                            <w:rFonts w:ascii="宋体" w:hAnsi="宋体" w:eastAsia="宋体"/>
+                            <w:b w:val="0"/>
+                            <w:color w:val="1C1917"/>
+                            <w:sz w:val="12"/>
+                          </w:rPr>
+                          <w:t xml:space="preserve"> </w:t>
+                        </w:r>
+                      </w:p>
+                    </w:tc>
+                  </w:tr>
+                </w:tbl>
+                <w:p/>
+              </w:tc>
+              <w:tc>
+                <w:tcPr>
+                  <w:tcW w:type="dxa" w:w="397"/>
+                  <w:tcBorders/>
+                </w:tcPr>
+                <w:p>
+                  <w:pPr>
+                    <w:spacing w:before="0" w:after="0"/>
+                  </w:pPr>
+                  <w:r/>
+                </w:p>
+                <w:tbl>
+                  <w:tblPr>
+                    <w:tblW w:type="auto" w:w="0"/>
+                    <w:tblLayout w:type="fixed"/>
+                    <w:tblLook w:firstColumn="1" w:firstRow="1" w:lastColumn="0" w:lastRow="0" w:noHBand="0" w:noVBand="1" w:val="04A0"/>
+                  </w:tblPr>
+                  <w:tblGrid>
+                    <w:gridCol w:w="198"/>
+                    <w:gridCol w:w="198"/>
+                  </w:tblGrid>
+                  <w:tr>
+                    <w:trPr>
+                      <w:trHeight w:val="198" w:hRule="exact"/>
+                    </w:trPr>
+                    <w:tc>
+                      <w:tcPr>
+                        <w:tcW w:type="dxa" w:w="198"/>
+                        <w:tcBorders>
+                          <w:top w:val="single" w:sz="12" w:space="0" w:color="000000"/>
+                          <w:left w:val="single" w:sz="12" w:space="0" w:color="000000"/>
+                          <w:bottom w:val="dashed" w:sz="6" w:space="0" w:color="808080"/>
+                          <w:right w:val="dashed" w:sz="6" w:space="0" w:color="808080"/>
+                        </w:tcBorders>
+                      </w:tcPr>
+                      <w:p>
+                        <w:pPr>
+                          <w:spacing w:before="0" w:after="0"/>
+                        </w:pPr>
+                        <w:r/>
+                        <w:r>
+                          <w:rPr>
+                            <w:rFonts w:ascii="宋体" w:hAnsi="宋体" w:eastAsia="宋体"/>
+                            <w:b w:val="0"/>
+                            <w:color w:val="1C1917"/>
+                            <w:sz w:val="12"/>
+                          </w:rPr>
+                          <w:t xml:space="preserve"> </w:t>
+                        </w:r>
+                      </w:p>
+                    </w:tc>
+                    <w:tc>
+                      <w:tcPr>
+                        <w:tcW w:type="dxa" w:w="198"/>
+                        <w:tcBorders>
+                          <w:top w:val="single" w:sz="12" w:space="0" w:color="000000"/>
+                          <w:left w:val="dashed" w:sz="6" w:space="0" w:color="808080"/>
+                          <w:bottom w:val="dashed" w:sz="6" w:space="0" w:color="808080"/>
+                          <w:right w:val="single" w:sz="12" w:space="0" w:color="000000"/>
+                        </w:tcBorders>
+                      </w:tcPr>
+                      <w:p>
+                        <w:pPr>
+                          <w:spacing w:before="0" w:after="0"/>
+                        </w:pPr>
+                        <w:r/>
+                        <w:r>
+                          <w:rPr>
+                            <w:rFonts w:ascii="宋体" w:hAnsi="宋体" w:eastAsia="宋体"/>
+                            <w:b w:val="0"/>
+                            <w:color w:val="1C1917"/>
+                            <w:sz w:val="12"/>
+                          </w:rPr>
+                          <w:t xml:space="preserve"> </w:t>
+                        </w:r>
+                      </w:p>
+                    </w:tc>
+                  </w:tr>
+                  <w:tr>
+                    <w:trPr>
+                      <w:trHeight w:val="198" w:hRule="exact"/>
+                    </w:trPr>
+                    <w:tc>
+                      <w:tcPr>
+                        <w:tcW w:type="dxa" w:w="198"/>
+                        <w:tcBorders>
+                          <w:top w:val="dashed" w:sz="6" w:space="0" w:color="808080"/>
+                          <w:left w:val="single" w:sz="12" w:space="0" w:color="000000"/>
+                          <w:bottom w:val="single" w:sz="12" w:space="0" w:color="000000"/>
+                          <w:right w:val="dashed" w:sz="6" w:space="0" w:color="808080"/>
+                        </w:tcBorders>
+                      </w:tcPr>
+                      <w:p>
+                        <w:pPr>
+                          <w:spacing w:before="0" w:after="0"/>
+                        </w:pPr>
+                        <w:r/>
+                        <w:r>
+                          <w:rPr>
+                            <w:rFonts w:ascii="宋体" w:hAnsi="宋体" w:eastAsia="宋体"/>
+                            <w:b w:val="0"/>
+                            <w:color w:val="1C1917"/>
+                            <w:sz w:val="12"/>
+                          </w:rPr>
+                          <w:t xml:space="preserve"> </w:t>
+                        </w:r>
+                      </w:p>
+                    </w:tc>
+                    <w:tc>
+                      <w:tcPr>
+                        <w:tcW w:type="dxa" w:w="198"/>
+                        <w:tcBorders>
+                          <w:top w:val="dashed" w:sz="6" w:space="0" w:color="808080"/>
+                          <w:left w:val="dashed" w:sz="6" w:space="0" w:color="808080"/>
+                          <w:bottom w:val="single" w:sz="12" w:space="0" w:color="000000"/>
+                          <w:right w:val="single" w:sz="12" w:space="0" w:color="000000"/>
+                        </w:tcBorders>
+                      </w:tcPr>
+                      <w:p>
+                        <w:pPr>
+                          <w:spacing w:before="0" w:after="0"/>
+                        </w:pPr>
+                        <w:r/>
+                        <w:r>
+                          <w:rPr>
+                            <w:rFonts w:ascii="宋体" w:hAnsi="宋体" w:eastAsia="宋体"/>
+                            <w:b w:val="0"/>
+                            <w:color w:val="1C1917"/>
+                            <w:sz w:val="12"/>
+                          </w:rPr>
+                          <w:t xml:space="preserve"> </w:t>
+                        </w:r>
+                      </w:p>
+                    </w:tc>
+                  </w:tr>
+                </w:tbl>
+                <w:p/>
+              </w:tc>
+            </w:tr>
+          </w:tbl>
+          <w:p/>
+        </w:tc>
+        <w:tc>
+          <w:tcPr>
+            <w:tcW w:type="dxa" w:w="5182"/>
+            <w:vAlign w:val="center"/>
+            <w:tcBorders/>
+          </w:tcPr>
+          <w:p>
+            <w:pPr>
+              <w:spacing w:before="0" w:after="0"/>
+              <w:jc w:val="left"/>
             </w:pPr>
             <w:r/>
             <w:r>
@@ -250,9 +820,348 @@
                 <w:rFonts w:ascii="宋体" w:hAnsi="宋体" w:eastAsia="宋体"/>
                 <w:b w:val="0"/>
                 <w:color w:val="1C1917"/>
-                <w:sz w:val="28"/>
+                <w:sz w:val="21"/>
               </w:rPr>
-              <w:t xml:space="preserve">　</w:t>
+              <w:t>了，我好像看见无数萤火虫在我的周围</w:t>
+            </w:r>
+          </w:p>
+        </w:tc>
+        <w:tc>
+          <w:tcPr>
+            <w:tcW w:type="dxa" w:w="907"/>
+            <w:vAlign w:val="center"/>
+            <w:tcBorders/>
+          </w:tcPr>
+          <w:p>
+            <w:pPr>
+              <w:spacing w:before="0" w:after="0"/>
+              <w:jc w:val="center"/>
+            </w:pPr>
+            <w:r/>
+            <w:r>
+              <w:rPr>
+                <w:rFonts w:ascii="Times New Roman" w:hAnsi="Times New Roman" w:eastAsia="宋体"/>
+                <w:b w:val="0"/>
+                <w:color w:val="1C1917"/>
+                <w:sz w:val="17"/>
+              </w:rPr>
+              <w:t>fēi wǔ</w:t>
+            </w:r>
+          </w:p>
+          <w:tbl>
+            <w:tblPr>
+              <w:tblW w:type="auto" w:w="0"/>
+              <w:tblLayout w:type="fixed"/>
+              <w:tblLook w:firstColumn="1" w:firstRow="1" w:lastColumn="0" w:lastRow="0" w:noHBand="0" w:noVBand="1" w:val="04A0"/>
+            </w:tblPr>
+            <w:tblGrid>
+              <w:gridCol w:w="453"/>
+              <w:gridCol w:w="453"/>
+            </w:tblGrid>
+            <w:tr>
+              <w:trPr>
+                <w:trHeight w:val="396" w:hRule="exact"/>
+              </w:trPr>
+              <w:tc>
+                <w:tcPr>
+                  <w:tcW w:type="dxa" w:w="397"/>
+                  <w:tcBorders/>
+                </w:tcPr>
+                <w:p>
+                  <w:pPr>
+                    <w:spacing w:before="0" w:after="0"/>
+                  </w:pPr>
+                  <w:r/>
+                </w:p>
+                <w:tbl>
+                  <w:tblPr>
+                    <w:tblW w:type="auto" w:w="0"/>
+                    <w:tblLayout w:type="fixed"/>
+                    <w:tblLook w:firstColumn="1" w:firstRow="1" w:lastColumn="0" w:lastRow="0" w:noHBand="0" w:noVBand="1" w:val="04A0"/>
+                  </w:tblPr>
+                  <w:tblGrid>
+                    <w:gridCol w:w="198"/>
+                    <w:gridCol w:w="198"/>
+                  </w:tblGrid>
+                  <w:tr>
+                    <w:trPr>
+                      <w:trHeight w:val="198" w:hRule="exact"/>
+                    </w:trPr>
+                    <w:tc>
+                      <w:tcPr>
+                        <w:tcW w:type="dxa" w:w="198"/>
+                        <w:tcBorders>
+                          <w:top w:val="single" w:sz="12" w:space="0" w:color="000000"/>
+                          <w:left w:val="single" w:sz="12" w:space="0" w:color="000000"/>
+                          <w:bottom w:val="dashed" w:sz="6" w:space="0" w:color="808080"/>
+                          <w:right w:val="dashed" w:sz="6" w:space="0" w:color="808080"/>
+                        </w:tcBorders>
+                      </w:tcPr>
+                      <w:p>
+                        <w:pPr>
+                          <w:spacing w:before="0" w:after="0"/>
+                        </w:pPr>
+                        <w:r/>
+                        <w:r>
+                          <w:rPr>
+                            <w:rFonts w:ascii="宋体" w:hAnsi="宋体" w:eastAsia="宋体"/>
+                            <w:b w:val="0"/>
+                            <w:color w:val="1C1917"/>
+                            <w:sz w:val="12"/>
+                          </w:rPr>
+                          <w:t xml:space="preserve"> </w:t>
+                        </w:r>
+                      </w:p>
+                    </w:tc>
+                    <w:tc>
+                      <w:tcPr>
+                        <w:tcW w:type="dxa" w:w="198"/>
+                        <w:tcBorders>
+                          <w:top w:val="single" w:sz="12" w:space="0" w:color="000000"/>
+                          <w:left w:val="dashed" w:sz="6" w:space="0" w:color="808080"/>
+                          <w:bottom w:val="dashed" w:sz="6" w:space="0" w:color="808080"/>
+                          <w:right w:val="single" w:sz="12" w:space="0" w:color="000000"/>
+                        </w:tcBorders>
+                      </w:tcPr>
+                      <w:p>
+                        <w:pPr>
+                          <w:spacing w:before="0" w:after="0"/>
+                        </w:pPr>
+                        <w:r/>
+                        <w:r>
+                          <w:rPr>
+                            <w:rFonts w:ascii="宋体" w:hAnsi="宋体" w:eastAsia="宋体"/>
+                            <w:b w:val="0"/>
+                            <w:color w:val="1C1917"/>
+                            <w:sz w:val="12"/>
+                          </w:rPr>
+                          <w:t xml:space="preserve"> </w:t>
+                        </w:r>
+                      </w:p>
+                    </w:tc>
+                  </w:tr>
+                  <w:tr>
+                    <w:trPr>
+                      <w:trHeight w:val="198" w:hRule="exact"/>
+                    </w:trPr>
+                    <w:tc>
+                      <w:tcPr>
+                        <w:tcW w:type="dxa" w:w="198"/>
+                        <w:tcBorders>
+                          <w:top w:val="dashed" w:sz="6" w:space="0" w:color="808080"/>
+                          <w:left w:val="single" w:sz="12" w:space="0" w:color="000000"/>
+                          <w:bottom w:val="single" w:sz="12" w:space="0" w:color="000000"/>
+                          <w:right w:val="dashed" w:sz="6" w:space="0" w:color="808080"/>
+                        </w:tcBorders>
+                      </w:tcPr>
+                      <w:p>
+                        <w:pPr>
+                          <w:spacing w:before="0" w:after="0"/>
+                        </w:pPr>
+                        <w:r/>
+                        <w:r>
+                          <w:rPr>
+                            <w:rFonts w:ascii="宋体" w:hAnsi="宋体" w:eastAsia="宋体"/>
+                            <w:b w:val="0"/>
+                            <w:color w:val="1C1917"/>
+                            <w:sz w:val="12"/>
+                          </w:rPr>
+                          <w:t xml:space="preserve"> </w:t>
+                        </w:r>
+                      </w:p>
+                    </w:tc>
+                    <w:tc>
+                      <w:tcPr>
+                        <w:tcW w:type="dxa" w:w="198"/>
+                        <w:tcBorders>
+                          <w:top w:val="dashed" w:sz="6" w:space="0" w:color="808080"/>
+                          <w:left w:val="dashed" w:sz="6" w:space="0" w:color="808080"/>
+                          <w:bottom w:val="single" w:sz="12" w:space="0" w:color="000000"/>
+                          <w:right w:val="single" w:sz="12" w:space="0" w:color="000000"/>
+                        </w:tcBorders>
+                      </w:tcPr>
+                      <w:p>
+                        <w:pPr>
+                          <w:spacing w:before="0" w:after="0"/>
+                        </w:pPr>
+                        <w:r/>
+                        <w:r>
+                          <w:rPr>
+                            <w:rFonts w:ascii="宋体" w:hAnsi="宋体" w:eastAsia="宋体"/>
+                            <w:b w:val="0"/>
+                            <w:color w:val="1C1917"/>
+                            <w:sz w:val="12"/>
+                          </w:rPr>
+                          <w:t xml:space="preserve"> </w:t>
+                        </w:r>
+                      </w:p>
+                    </w:tc>
+                  </w:tr>
+                </w:tbl>
+                <w:p/>
+              </w:tc>
+              <w:tc>
+                <w:tcPr>
+                  <w:tcW w:type="dxa" w:w="397"/>
+                  <w:tcBorders/>
+                </w:tcPr>
+                <w:p>
+                  <w:pPr>
+                    <w:spacing w:before="0" w:after="0"/>
+                  </w:pPr>
+                  <w:r/>
+                </w:p>
+                <w:tbl>
+                  <w:tblPr>
+                    <w:tblW w:type="auto" w:w="0"/>
+                    <w:tblLayout w:type="fixed"/>
+                    <w:tblLook w:firstColumn="1" w:firstRow="1" w:lastColumn="0" w:lastRow="0" w:noHBand="0" w:noVBand="1" w:val="04A0"/>
+                  </w:tblPr>
+                  <w:tblGrid>
+                    <w:gridCol w:w="198"/>
+                    <w:gridCol w:w="198"/>
+                  </w:tblGrid>
+                  <w:tr>
+                    <w:trPr>
+                      <w:trHeight w:val="198" w:hRule="exact"/>
+                    </w:trPr>
+                    <w:tc>
+                      <w:tcPr>
+                        <w:tcW w:type="dxa" w:w="198"/>
+                        <w:tcBorders>
+                          <w:top w:val="single" w:sz="12" w:space="0" w:color="000000"/>
+                          <w:left w:val="single" w:sz="12" w:space="0" w:color="000000"/>
+                          <w:bottom w:val="dashed" w:sz="6" w:space="0" w:color="808080"/>
+                          <w:right w:val="dashed" w:sz="6" w:space="0" w:color="808080"/>
+                        </w:tcBorders>
+                      </w:tcPr>
+                      <w:p>
+                        <w:pPr>
+                          <w:spacing w:before="0" w:after="0"/>
+                        </w:pPr>
+                        <w:r/>
+                        <w:r>
+                          <w:rPr>
+                            <w:rFonts w:ascii="宋体" w:hAnsi="宋体" w:eastAsia="宋体"/>
+                            <w:b w:val="0"/>
+                            <w:color w:val="1C1917"/>
+                            <w:sz w:val="12"/>
+                          </w:rPr>
+                          <w:t xml:space="preserve"> </w:t>
+                        </w:r>
+                      </w:p>
+                    </w:tc>
+                    <w:tc>
+                      <w:tcPr>
+                        <w:tcW w:type="dxa" w:w="198"/>
+                        <w:tcBorders>
+                          <w:top w:val="single" w:sz="12" w:space="0" w:color="000000"/>
+                          <w:left w:val="dashed" w:sz="6" w:space="0" w:color="808080"/>
+                          <w:bottom w:val="dashed" w:sz="6" w:space="0" w:color="808080"/>
+                          <w:right w:val="single" w:sz="12" w:space="0" w:color="000000"/>
+                        </w:tcBorders>
+                      </w:tcPr>
+                      <w:p>
+                        <w:pPr>
+                          <w:spacing w:before="0" w:after="0"/>
+                        </w:pPr>
+                        <w:r/>
+                        <w:r>
+                          <w:rPr>
+                            <w:rFonts w:ascii="宋体" w:hAnsi="宋体" w:eastAsia="宋体"/>
+                            <w:b w:val="0"/>
+                            <w:color w:val="1C1917"/>
+                            <w:sz w:val="12"/>
+                          </w:rPr>
+                          <w:t xml:space="preserve"> </w:t>
+                        </w:r>
+                      </w:p>
+                    </w:tc>
+                  </w:tr>
+                  <w:tr>
+                    <w:trPr>
+                      <w:trHeight w:val="198" w:hRule="exact"/>
+                    </w:trPr>
+                    <w:tc>
+                      <w:tcPr>
+                        <w:tcW w:type="dxa" w:w="198"/>
+                        <w:tcBorders>
+                          <w:top w:val="dashed" w:sz="6" w:space="0" w:color="808080"/>
+                          <w:left w:val="single" w:sz="12" w:space="0" w:color="000000"/>
+                          <w:bottom w:val="single" w:sz="12" w:space="0" w:color="000000"/>
+                          <w:right w:val="dashed" w:sz="6" w:space="0" w:color="808080"/>
+                        </w:tcBorders>
+                      </w:tcPr>
+                      <w:p>
+                        <w:pPr>
+                          <w:spacing w:before="0" w:after="0"/>
+                        </w:pPr>
+                        <w:r/>
+                        <w:r>
+                          <w:rPr>
+                            <w:rFonts w:ascii="宋体" w:hAnsi="宋体" w:eastAsia="宋体"/>
+                            <w:b w:val="0"/>
+                            <w:color w:val="1C1917"/>
+                            <w:sz w:val="12"/>
+                          </w:rPr>
+                          <w:t xml:space="preserve"> </w:t>
+                        </w:r>
+                      </w:p>
+                    </w:tc>
+                    <w:tc>
+                      <w:tcPr>
+                        <w:tcW w:type="dxa" w:w="198"/>
+                        <w:tcBorders>
+                          <w:top w:val="dashed" w:sz="6" w:space="0" w:color="808080"/>
+                          <w:left w:val="dashed" w:sz="6" w:space="0" w:color="808080"/>
+                          <w:bottom w:val="single" w:sz="12" w:space="0" w:color="000000"/>
+                          <w:right w:val="single" w:sz="12" w:space="0" w:color="000000"/>
+                        </w:tcBorders>
+                      </w:tcPr>
+                      <w:p>
+                        <w:pPr>
+                          <w:spacing w:before="0" w:after="0"/>
+                        </w:pPr>
+                        <w:r/>
+                        <w:r>
+                          <w:rPr>
+                            <w:rFonts w:ascii="宋体" w:hAnsi="宋体" w:eastAsia="宋体"/>
+                            <w:b w:val="0"/>
+                            <w:color w:val="1C1917"/>
+                            <w:sz w:val="12"/>
+                          </w:rPr>
+                          <w:t xml:space="preserve"> </w:t>
+                        </w:r>
+                      </w:p>
+                    </w:tc>
+                  </w:tr>
+                </w:tbl>
+                <w:p/>
+              </w:tc>
+            </w:tr>
+          </w:tbl>
+          <w:p/>
+        </w:tc>
+        <w:tc>
+          <w:tcPr>
+            <w:tcW w:type="dxa" w:w="465"/>
+            <w:vAlign w:val="center"/>
+            <w:tcBorders/>
+          </w:tcPr>
+          <w:p>
+            <w:pPr>
+              <w:spacing w:before="0" w:after="0"/>
+              <w:jc w:val="left"/>
+            </w:pPr>
+            <w:r/>
+            <w:r>
+              <w:rPr>
+                <w:rFonts w:ascii="宋体" w:hAnsi="宋体" w:eastAsia="宋体"/>
+                <w:b w:val="0"/>
+                <w:color w:val="1C1917"/>
+                <w:sz w:val="21"/>
+              </w:rPr>
+              <w:t>。</w:t>
             </w:r>
           </w:p>
         </w:tc>
@@ -260,65 +1169,45 @@
     </w:tbl>
     <w:p>
       <w:pPr>
-        <w:spacing w:before="0" w:after="60"/>
+        <w:spacing w:before="0" w:after="40"/>
       </w:pPr>
-    </w:p>
-    <w:p>
-      <w:pPr>
-        <w:spacing w:before="0" w:after="20" w:line="276" w:lineRule="auto"/>
-      </w:pPr>
-      <w:r>
-        <w:rPr>
-          <w:rFonts w:ascii="宋体" w:hAnsi="宋体" w:eastAsia="宋体"/>
-          <w:b w:val="0"/>
-          <w:color w:val="1C1917"/>
-          <w:sz w:val="21"/>
-        </w:rPr>
-        <w:t>了，我好像看见无数萤火虫在我的周围</w:t>
-      </w:r>
-    </w:p>
-    <w:p>
-      <w:pPr>
-        <w:spacing w:before="20" w:after="20" w:line="240" w:lineRule="auto"/>
-      </w:pPr>
-      <w:r>
-        <w:rPr>
-          <w:rFonts w:ascii="Times New Roman" w:hAnsi="Times New Roman" w:eastAsia="宋体"/>
-          <w:b w:val="0"/>
-          <w:color w:val="1C1917"/>
-          <w:sz w:val="20"/>
-        </w:rPr>
-        <w:t>fēi wǔ</w:t>
-      </w:r>
     </w:p>
     <w:tbl>
       <w:tblPr>
         <w:tblW w:type="auto" w:w="0"/>
         <w:jc w:val="left"/>
-        <w:tblLayout w:type="fixed"/>
+        <w:tblLayout w:type="autofit"/>
         <w:tblLook w:firstColumn="1" w:firstRow="1" w:lastColumn="0" w:lastRow="0" w:noHBand="0" w:noVBand="1" w:val="04A0"/>
+        <w:tblBorders>
+          <w:top w:val="nil"/>
+          <w:left w:val="nil"/>
+          <w:bottom w:val="nil"/>
+          <w:right w:val="nil"/>
+          <w:insideH w:val="nil"/>
+          <w:insideV w:val="nil"/>
+        </w:tblBorders>
       </w:tblPr>
       <w:tblGrid>
-        <w:gridCol w:w="5103"/>
-        <w:gridCol w:w="5103"/>
+        <w:gridCol w:w="1996"/>
+        <w:gridCol w:w="1996"/>
+        <w:gridCol w:w="1996"/>
+        <w:gridCol w:w="1996"/>
+        <w:gridCol w:w="1996"/>
       </w:tblGrid>
       <w:tr>
         <w:trPr>
-          <w:trHeight w:val="464" w:hRule="atLeast"/>
+          <w:trHeight w:val="612" w:hRule="atLeast"/>
         </w:trPr>
         <w:tc>
           <w:tcPr>
-            <w:tcW w:type="dxa" w:w="465"/>
-            <w:tcBorders>
-              <w:top w:val="single" w:sz="12" w:space="0" w:color="000000"/>
-              <w:left w:val="single" w:sz="12" w:space="0" w:color="000000"/>
-              <w:bottom w:val="single" w:sz="12" w:space="0" w:color="000000"/>
-              <w:right w:val="single" w:sz="12" w:space="0" w:color="000000"/>
-            </w:tcBorders>
+            <w:tcW w:type="dxa" w:w="1644"/>
+            <w:vAlign w:val="center"/>
+            <w:tcBorders/>
           </w:tcPr>
           <w:p>
             <w:pPr>
               <w:spacing w:before="0" w:after="0"/>
+              <w:jc w:val="left"/>
             </w:pPr>
             <w:r/>
             <w:r>
@@ -326,25 +1215,338 @@
                 <w:rFonts w:ascii="宋体" w:hAnsi="宋体" w:eastAsia="宋体"/>
                 <w:b w:val="0"/>
                 <w:color w:val="1C1917"/>
-                <w:sz w:val="28"/>
+                <w:sz w:val="21"/>
               </w:rPr>
-              <w:t xml:space="preserve">　</w:t>
+              <w:t>海上的夜是</w:t>
             </w:r>
           </w:p>
         </w:tc>
         <w:tc>
           <w:tcPr>
-            <w:tcW w:type="dxa" w:w="465"/>
-            <w:tcBorders>
-              <w:top w:val="single" w:sz="12" w:space="0" w:color="000000"/>
-              <w:left w:val="single" w:sz="12" w:space="0" w:color="000000"/>
-              <w:bottom w:val="single" w:sz="12" w:space="0" w:color="000000"/>
-              <w:right w:val="single" w:sz="12" w:space="0" w:color="000000"/>
-            </w:tcBorders>
+            <w:tcW w:type="dxa" w:w="907"/>
+            <w:vAlign w:val="center"/>
+            <w:tcBorders/>
           </w:tcPr>
           <w:p>
             <w:pPr>
               <w:spacing w:before="0" w:after="0"/>
+              <w:jc w:val="center"/>
+            </w:pPr>
+            <w:r/>
+            <w:r>
+              <w:rPr>
+                <w:rFonts w:ascii="Times New Roman" w:hAnsi="Times New Roman" w:eastAsia="宋体"/>
+                <w:b w:val="0"/>
+                <w:color w:val="1C1917"/>
+                <w:sz w:val="17"/>
+              </w:rPr>
+              <w:t>róu hé</w:t>
+            </w:r>
+          </w:p>
+          <w:tbl>
+            <w:tblPr>
+              <w:tblW w:type="auto" w:w="0"/>
+              <w:tblLayout w:type="fixed"/>
+              <w:tblLook w:firstColumn="1" w:firstRow="1" w:lastColumn="0" w:lastRow="0" w:noHBand="0" w:noVBand="1" w:val="04A0"/>
+            </w:tblPr>
+            <w:tblGrid>
+              <w:gridCol w:w="453"/>
+              <w:gridCol w:w="453"/>
+            </w:tblGrid>
+            <w:tr>
+              <w:trPr>
+                <w:trHeight w:val="396" w:hRule="exact"/>
+              </w:trPr>
+              <w:tc>
+                <w:tcPr>
+                  <w:tcW w:type="dxa" w:w="397"/>
+                  <w:tcBorders/>
+                </w:tcPr>
+                <w:p>
+                  <w:pPr>
+                    <w:spacing w:before="0" w:after="0"/>
+                  </w:pPr>
+                  <w:r/>
+                </w:p>
+                <w:tbl>
+                  <w:tblPr>
+                    <w:tblW w:type="auto" w:w="0"/>
+                    <w:tblLayout w:type="fixed"/>
+                    <w:tblLook w:firstColumn="1" w:firstRow="1" w:lastColumn="0" w:lastRow="0" w:noHBand="0" w:noVBand="1" w:val="04A0"/>
+                  </w:tblPr>
+                  <w:tblGrid>
+                    <w:gridCol w:w="198"/>
+                    <w:gridCol w:w="198"/>
+                  </w:tblGrid>
+                  <w:tr>
+                    <w:trPr>
+                      <w:trHeight w:val="198" w:hRule="exact"/>
+                    </w:trPr>
+                    <w:tc>
+                      <w:tcPr>
+                        <w:tcW w:type="dxa" w:w="198"/>
+                        <w:tcBorders>
+                          <w:top w:val="single" w:sz="12" w:space="0" w:color="000000"/>
+                          <w:left w:val="single" w:sz="12" w:space="0" w:color="000000"/>
+                          <w:bottom w:val="dashed" w:sz="6" w:space="0" w:color="808080"/>
+                          <w:right w:val="dashed" w:sz="6" w:space="0" w:color="808080"/>
+                        </w:tcBorders>
+                      </w:tcPr>
+                      <w:p>
+                        <w:pPr>
+                          <w:spacing w:before="0" w:after="0"/>
+                        </w:pPr>
+                        <w:r/>
+                        <w:r>
+                          <w:rPr>
+                            <w:rFonts w:ascii="宋体" w:hAnsi="宋体" w:eastAsia="宋体"/>
+                            <w:b w:val="0"/>
+                            <w:color w:val="1C1917"/>
+                            <w:sz w:val="12"/>
+                          </w:rPr>
+                          <w:t xml:space="preserve"> </w:t>
+                        </w:r>
+                      </w:p>
+                    </w:tc>
+                    <w:tc>
+                      <w:tcPr>
+                        <w:tcW w:type="dxa" w:w="198"/>
+                        <w:tcBorders>
+                          <w:top w:val="single" w:sz="12" w:space="0" w:color="000000"/>
+                          <w:left w:val="dashed" w:sz="6" w:space="0" w:color="808080"/>
+                          <w:bottom w:val="dashed" w:sz="6" w:space="0" w:color="808080"/>
+                          <w:right w:val="single" w:sz="12" w:space="0" w:color="000000"/>
+                        </w:tcBorders>
+                      </w:tcPr>
+                      <w:p>
+                        <w:pPr>
+                          <w:spacing w:before="0" w:after="0"/>
+                        </w:pPr>
+                        <w:r/>
+                        <w:r>
+                          <w:rPr>
+                            <w:rFonts w:ascii="宋体" w:hAnsi="宋体" w:eastAsia="宋体"/>
+                            <w:b w:val="0"/>
+                            <w:color w:val="1C1917"/>
+                            <w:sz w:val="12"/>
+                          </w:rPr>
+                          <w:t xml:space="preserve"> </w:t>
+                        </w:r>
+                      </w:p>
+                    </w:tc>
+                  </w:tr>
+                  <w:tr>
+                    <w:trPr>
+                      <w:trHeight w:val="198" w:hRule="exact"/>
+                    </w:trPr>
+                    <w:tc>
+                      <w:tcPr>
+                        <w:tcW w:type="dxa" w:w="198"/>
+                        <w:tcBorders>
+                          <w:top w:val="dashed" w:sz="6" w:space="0" w:color="808080"/>
+                          <w:left w:val="single" w:sz="12" w:space="0" w:color="000000"/>
+                          <w:bottom w:val="single" w:sz="12" w:space="0" w:color="000000"/>
+                          <w:right w:val="dashed" w:sz="6" w:space="0" w:color="808080"/>
+                        </w:tcBorders>
+                      </w:tcPr>
+                      <w:p>
+                        <w:pPr>
+                          <w:spacing w:before="0" w:after="0"/>
+                        </w:pPr>
+                        <w:r/>
+                        <w:r>
+                          <w:rPr>
+                            <w:rFonts w:ascii="宋体" w:hAnsi="宋体" w:eastAsia="宋体"/>
+                            <w:b w:val="0"/>
+                            <w:color w:val="1C1917"/>
+                            <w:sz w:val="12"/>
+                          </w:rPr>
+                          <w:t xml:space="preserve"> </w:t>
+                        </w:r>
+                      </w:p>
+                    </w:tc>
+                    <w:tc>
+                      <w:tcPr>
+                        <w:tcW w:type="dxa" w:w="198"/>
+                        <w:tcBorders>
+                          <w:top w:val="dashed" w:sz="6" w:space="0" w:color="808080"/>
+                          <w:left w:val="dashed" w:sz="6" w:space="0" w:color="808080"/>
+                          <w:bottom w:val="single" w:sz="12" w:space="0" w:color="000000"/>
+                          <w:right w:val="single" w:sz="12" w:space="0" w:color="000000"/>
+                        </w:tcBorders>
+                      </w:tcPr>
+                      <w:p>
+                        <w:pPr>
+                          <w:spacing w:before="0" w:after="0"/>
+                        </w:pPr>
+                        <w:r/>
+                        <w:r>
+                          <w:rPr>
+                            <w:rFonts w:ascii="宋体" w:hAnsi="宋体" w:eastAsia="宋体"/>
+                            <w:b w:val="0"/>
+                            <w:color w:val="1C1917"/>
+                            <w:sz w:val="12"/>
+                          </w:rPr>
+                          <w:t xml:space="preserve"> </w:t>
+                        </w:r>
+                      </w:p>
+                    </w:tc>
+                  </w:tr>
+                </w:tbl>
+                <w:p/>
+              </w:tc>
+              <w:tc>
+                <w:tcPr>
+                  <w:tcW w:type="dxa" w:w="397"/>
+                  <w:tcBorders/>
+                </w:tcPr>
+                <w:p>
+                  <w:pPr>
+                    <w:spacing w:before="0" w:after="0"/>
+                  </w:pPr>
+                  <w:r/>
+                </w:p>
+                <w:tbl>
+                  <w:tblPr>
+                    <w:tblW w:type="auto" w:w="0"/>
+                    <w:tblLayout w:type="fixed"/>
+                    <w:tblLook w:firstColumn="1" w:firstRow="1" w:lastColumn="0" w:lastRow="0" w:noHBand="0" w:noVBand="1" w:val="04A0"/>
+                  </w:tblPr>
+                  <w:tblGrid>
+                    <w:gridCol w:w="198"/>
+                    <w:gridCol w:w="198"/>
+                  </w:tblGrid>
+                  <w:tr>
+                    <w:trPr>
+                      <w:trHeight w:val="198" w:hRule="exact"/>
+                    </w:trPr>
+                    <w:tc>
+                      <w:tcPr>
+                        <w:tcW w:type="dxa" w:w="198"/>
+                        <w:tcBorders>
+                          <w:top w:val="single" w:sz="12" w:space="0" w:color="000000"/>
+                          <w:left w:val="single" w:sz="12" w:space="0" w:color="000000"/>
+                          <w:bottom w:val="dashed" w:sz="6" w:space="0" w:color="808080"/>
+                          <w:right w:val="dashed" w:sz="6" w:space="0" w:color="808080"/>
+                        </w:tcBorders>
+                      </w:tcPr>
+                      <w:p>
+                        <w:pPr>
+                          <w:spacing w:before="0" w:after="0"/>
+                        </w:pPr>
+                        <w:r/>
+                        <w:r>
+                          <w:rPr>
+                            <w:rFonts w:ascii="宋体" w:hAnsi="宋体" w:eastAsia="宋体"/>
+                            <w:b w:val="0"/>
+                            <w:color w:val="1C1917"/>
+                            <w:sz w:val="12"/>
+                          </w:rPr>
+                          <w:t xml:space="preserve"> </w:t>
+                        </w:r>
+                      </w:p>
+                    </w:tc>
+                    <w:tc>
+                      <w:tcPr>
+                        <w:tcW w:type="dxa" w:w="198"/>
+                        <w:tcBorders>
+                          <w:top w:val="single" w:sz="12" w:space="0" w:color="000000"/>
+                          <w:left w:val="dashed" w:sz="6" w:space="0" w:color="808080"/>
+                          <w:bottom w:val="dashed" w:sz="6" w:space="0" w:color="808080"/>
+                          <w:right w:val="single" w:sz="12" w:space="0" w:color="000000"/>
+                        </w:tcBorders>
+                      </w:tcPr>
+                      <w:p>
+                        <w:pPr>
+                          <w:spacing w:before="0" w:after="0"/>
+                        </w:pPr>
+                        <w:r/>
+                        <w:r>
+                          <w:rPr>
+                            <w:rFonts w:ascii="宋体" w:hAnsi="宋体" w:eastAsia="宋体"/>
+                            <w:b w:val="0"/>
+                            <w:color w:val="1C1917"/>
+                            <w:sz w:val="12"/>
+                          </w:rPr>
+                          <w:t xml:space="preserve"> </w:t>
+                        </w:r>
+                      </w:p>
+                    </w:tc>
+                  </w:tr>
+                  <w:tr>
+                    <w:trPr>
+                      <w:trHeight w:val="198" w:hRule="exact"/>
+                    </w:trPr>
+                    <w:tc>
+                      <w:tcPr>
+                        <w:tcW w:type="dxa" w:w="198"/>
+                        <w:tcBorders>
+                          <w:top w:val="dashed" w:sz="6" w:space="0" w:color="808080"/>
+                          <w:left w:val="single" w:sz="12" w:space="0" w:color="000000"/>
+                          <w:bottom w:val="single" w:sz="12" w:space="0" w:color="000000"/>
+                          <w:right w:val="dashed" w:sz="6" w:space="0" w:color="808080"/>
+                        </w:tcBorders>
+                      </w:tcPr>
+                      <w:p>
+                        <w:pPr>
+                          <w:spacing w:before="0" w:after="0"/>
+                        </w:pPr>
+                        <w:r/>
+                        <w:r>
+                          <w:rPr>
+                            <w:rFonts w:ascii="宋体" w:hAnsi="宋体" w:eastAsia="宋体"/>
+                            <w:b w:val="0"/>
+                            <w:color w:val="1C1917"/>
+                            <w:sz w:val="12"/>
+                          </w:rPr>
+                          <w:t xml:space="preserve"> </w:t>
+                        </w:r>
+                      </w:p>
+                    </w:tc>
+                    <w:tc>
+                      <w:tcPr>
+                        <w:tcW w:type="dxa" w:w="198"/>
+                        <w:tcBorders>
+                          <w:top w:val="dashed" w:sz="6" w:space="0" w:color="808080"/>
+                          <w:left w:val="dashed" w:sz="6" w:space="0" w:color="808080"/>
+                          <w:bottom w:val="single" w:sz="12" w:space="0" w:color="000000"/>
+                          <w:right w:val="single" w:sz="12" w:space="0" w:color="000000"/>
+                        </w:tcBorders>
+                      </w:tcPr>
+                      <w:p>
+                        <w:pPr>
+                          <w:spacing w:before="0" w:after="0"/>
+                        </w:pPr>
+                        <w:r/>
+                        <w:r>
+                          <w:rPr>
+                            <w:rFonts w:ascii="宋体" w:hAnsi="宋体" w:eastAsia="宋体"/>
+                            <w:b w:val="0"/>
+                            <w:color w:val="1C1917"/>
+                            <w:sz w:val="12"/>
+                          </w:rPr>
+                          <w:t xml:space="preserve"> </w:t>
+                        </w:r>
+                      </w:p>
+                    </w:tc>
+                  </w:tr>
+                </w:tbl>
+                <w:p/>
+              </w:tc>
+            </w:tr>
+          </w:tbl>
+          <w:p/>
+        </w:tc>
+        <w:tc>
+          <w:tcPr>
+            <w:tcW w:type="dxa" w:w="2529"/>
+            <w:vAlign w:val="center"/>
+            <w:tcBorders/>
+          </w:tcPr>
+          <w:p>
+            <w:pPr>
+              <w:spacing w:before="0" w:after="0"/>
+              <w:jc w:val="left"/>
             </w:pPr>
             <w:r/>
             <w:r>
@@ -352,9 +1554,348 @@
                 <w:rFonts w:ascii="宋体" w:hAnsi="宋体" w:eastAsia="宋体"/>
                 <w:b w:val="0"/>
                 <w:color w:val="1C1917"/>
-                <w:sz w:val="28"/>
+                <w:sz w:val="21"/>
               </w:rPr>
-              <w:t xml:space="preserve">　</w:t>
+              <w:t>的，是静寂的，是</w:t>
+            </w:r>
+          </w:p>
+        </w:tc>
+        <w:tc>
+          <w:tcPr>
+            <w:tcW w:type="dxa" w:w="907"/>
+            <w:vAlign w:val="center"/>
+            <w:tcBorders/>
+          </w:tcPr>
+          <w:p>
+            <w:pPr>
+              <w:spacing w:before="0" w:after="0"/>
+              <w:jc w:val="center"/>
+            </w:pPr>
+            <w:r/>
+            <w:r>
+              <w:rPr>
+                <w:rFonts w:ascii="Times New Roman" w:hAnsi="Times New Roman" w:eastAsia="宋体"/>
+                <w:b w:val="0"/>
+                <w:color w:val="1C1917"/>
+                <w:sz w:val="17"/>
+              </w:rPr>
+              <w:t>mèng huàn</w:t>
+            </w:r>
+          </w:p>
+          <w:tbl>
+            <w:tblPr>
+              <w:tblW w:type="auto" w:w="0"/>
+              <w:tblLayout w:type="fixed"/>
+              <w:tblLook w:firstColumn="1" w:firstRow="1" w:lastColumn="0" w:lastRow="0" w:noHBand="0" w:noVBand="1" w:val="04A0"/>
+            </w:tblPr>
+            <w:tblGrid>
+              <w:gridCol w:w="453"/>
+              <w:gridCol w:w="453"/>
+            </w:tblGrid>
+            <w:tr>
+              <w:trPr>
+                <w:trHeight w:val="396" w:hRule="exact"/>
+              </w:trPr>
+              <w:tc>
+                <w:tcPr>
+                  <w:tcW w:type="dxa" w:w="397"/>
+                  <w:tcBorders/>
+                </w:tcPr>
+                <w:p>
+                  <w:pPr>
+                    <w:spacing w:before="0" w:after="0"/>
+                  </w:pPr>
+                  <w:r/>
+                </w:p>
+                <w:tbl>
+                  <w:tblPr>
+                    <w:tblW w:type="auto" w:w="0"/>
+                    <w:tblLayout w:type="fixed"/>
+                    <w:tblLook w:firstColumn="1" w:firstRow="1" w:lastColumn="0" w:lastRow="0" w:noHBand="0" w:noVBand="1" w:val="04A0"/>
+                  </w:tblPr>
+                  <w:tblGrid>
+                    <w:gridCol w:w="198"/>
+                    <w:gridCol w:w="198"/>
+                  </w:tblGrid>
+                  <w:tr>
+                    <w:trPr>
+                      <w:trHeight w:val="198" w:hRule="exact"/>
+                    </w:trPr>
+                    <w:tc>
+                      <w:tcPr>
+                        <w:tcW w:type="dxa" w:w="198"/>
+                        <w:tcBorders>
+                          <w:top w:val="single" w:sz="12" w:space="0" w:color="000000"/>
+                          <w:left w:val="single" w:sz="12" w:space="0" w:color="000000"/>
+                          <w:bottom w:val="dashed" w:sz="6" w:space="0" w:color="808080"/>
+                          <w:right w:val="dashed" w:sz="6" w:space="0" w:color="808080"/>
+                        </w:tcBorders>
+                      </w:tcPr>
+                      <w:p>
+                        <w:pPr>
+                          <w:spacing w:before="0" w:after="0"/>
+                        </w:pPr>
+                        <w:r/>
+                        <w:r>
+                          <w:rPr>
+                            <w:rFonts w:ascii="宋体" w:hAnsi="宋体" w:eastAsia="宋体"/>
+                            <w:b w:val="0"/>
+                            <w:color w:val="1C1917"/>
+                            <w:sz w:val="12"/>
+                          </w:rPr>
+                          <w:t xml:space="preserve"> </w:t>
+                        </w:r>
+                      </w:p>
+                    </w:tc>
+                    <w:tc>
+                      <w:tcPr>
+                        <w:tcW w:type="dxa" w:w="198"/>
+                        <w:tcBorders>
+                          <w:top w:val="single" w:sz="12" w:space="0" w:color="000000"/>
+                          <w:left w:val="dashed" w:sz="6" w:space="0" w:color="808080"/>
+                          <w:bottom w:val="dashed" w:sz="6" w:space="0" w:color="808080"/>
+                          <w:right w:val="single" w:sz="12" w:space="0" w:color="000000"/>
+                        </w:tcBorders>
+                      </w:tcPr>
+                      <w:p>
+                        <w:pPr>
+                          <w:spacing w:before="0" w:after="0"/>
+                        </w:pPr>
+                        <w:r/>
+                        <w:r>
+                          <w:rPr>
+                            <w:rFonts w:ascii="宋体" w:hAnsi="宋体" w:eastAsia="宋体"/>
+                            <w:b w:val="0"/>
+                            <w:color w:val="1C1917"/>
+                            <w:sz w:val="12"/>
+                          </w:rPr>
+                          <w:t xml:space="preserve"> </w:t>
+                        </w:r>
+                      </w:p>
+                    </w:tc>
+                  </w:tr>
+                  <w:tr>
+                    <w:trPr>
+                      <w:trHeight w:val="198" w:hRule="exact"/>
+                    </w:trPr>
+                    <w:tc>
+                      <w:tcPr>
+                        <w:tcW w:type="dxa" w:w="198"/>
+                        <w:tcBorders>
+                          <w:top w:val="dashed" w:sz="6" w:space="0" w:color="808080"/>
+                          <w:left w:val="single" w:sz="12" w:space="0" w:color="000000"/>
+                          <w:bottom w:val="single" w:sz="12" w:space="0" w:color="000000"/>
+                          <w:right w:val="dashed" w:sz="6" w:space="0" w:color="808080"/>
+                        </w:tcBorders>
+                      </w:tcPr>
+                      <w:p>
+                        <w:pPr>
+                          <w:spacing w:before="0" w:after="0"/>
+                        </w:pPr>
+                        <w:r/>
+                        <w:r>
+                          <w:rPr>
+                            <w:rFonts w:ascii="宋体" w:hAnsi="宋体" w:eastAsia="宋体"/>
+                            <w:b w:val="0"/>
+                            <w:color w:val="1C1917"/>
+                            <w:sz w:val="12"/>
+                          </w:rPr>
+                          <w:t xml:space="preserve"> </w:t>
+                        </w:r>
+                      </w:p>
+                    </w:tc>
+                    <w:tc>
+                      <w:tcPr>
+                        <w:tcW w:type="dxa" w:w="198"/>
+                        <w:tcBorders>
+                          <w:top w:val="dashed" w:sz="6" w:space="0" w:color="808080"/>
+                          <w:left w:val="dashed" w:sz="6" w:space="0" w:color="808080"/>
+                          <w:bottom w:val="single" w:sz="12" w:space="0" w:color="000000"/>
+                          <w:right w:val="single" w:sz="12" w:space="0" w:color="000000"/>
+                        </w:tcBorders>
+                      </w:tcPr>
+                      <w:p>
+                        <w:pPr>
+                          <w:spacing w:before="0" w:after="0"/>
+                        </w:pPr>
+                        <w:r/>
+                        <w:r>
+                          <w:rPr>
+                            <w:rFonts w:ascii="宋体" w:hAnsi="宋体" w:eastAsia="宋体"/>
+                            <w:b w:val="0"/>
+                            <w:color w:val="1C1917"/>
+                            <w:sz w:val="12"/>
+                          </w:rPr>
+                          <w:t xml:space="preserve"> </w:t>
+                        </w:r>
+                      </w:p>
+                    </w:tc>
+                  </w:tr>
+                </w:tbl>
+                <w:p/>
+              </w:tc>
+              <w:tc>
+                <w:tcPr>
+                  <w:tcW w:type="dxa" w:w="397"/>
+                  <w:tcBorders/>
+                </w:tcPr>
+                <w:p>
+                  <w:pPr>
+                    <w:spacing w:before="0" w:after="0"/>
+                  </w:pPr>
+                  <w:r/>
+                </w:p>
+                <w:tbl>
+                  <w:tblPr>
+                    <w:tblW w:type="auto" w:w="0"/>
+                    <w:tblLayout w:type="fixed"/>
+                    <w:tblLook w:firstColumn="1" w:firstRow="1" w:lastColumn="0" w:lastRow="0" w:noHBand="0" w:noVBand="1" w:val="04A0"/>
+                  </w:tblPr>
+                  <w:tblGrid>
+                    <w:gridCol w:w="198"/>
+                    <w:gridCol w:w="198"/>
+                  </w:tblGrid>
+                  <w:tr>
+                    <w:trPr>
+                      <w:trHeight w:val="198" w:hRule="exact"/>
+                    </w:trPr>
+                    <w:tc>
+                      <w:tcPr>
+                        <w:tcW w:type="dxa" w:w="198"/>
+                        <w:tcBorders>
+                          <w:top w:val="single" w:sz="12" w:space="0" w:color="000000"/>
+                          <w:left w:val="single" w:sz="12" w:space="0" w:color="000000"/>
+                          <w:bottom w:val="dashed" w:sz="6" w:space="0" w:color="808080"/>
+                          <w:right w:val="dashed" w:sz="6" w:space="0" w:color="808080"/>
+                        </w:tcBorders>
+                      </w:tcPr>
+                      <w:p>
+                        <w:pPr>
+                          <w:spacing w:before="0" w:after="0"/>
+                        </w:pPr>
+                        <w:r/>
+                        <w:r>
+                          <w:rPr>
+                            <w:rFonts w:ascii="宋体" w:hAnsi="宋体" w:eastAsia="宋体"/>
+                            <w:b w:val="0"/>
+                            <w:color w:val="1C1917"/>
+                            <w:sz w:val="12"/>
+                          </w:rPr>
+                          <w:t xml:space="preserve"> </w:t>
+                        </w:r>
+                      </w:p>
+                    </w:tc>
+                    <w:tc>
+                      <w:tcPr>
+                        <w:tcW w:type="dxa" w:w="198"/>
+                        <w:tcBorders>
+                          <w:top w:val="single" w:sz="12" w:space="0" w:color="000000"/>
+                          <w:left w:val="dashed" w:sz="6" w:space="0" w:color="808080"/>
+                          <w:bottom w:val="dashed" w:sz="6" w:space="0" w:color="808080"/>
+                          <w:right w:val="single" w:sz="12" w:space="0" w:color="000000"/>
+                        </w:tcBorders>
+                      </w:tcPr>
+                      <w:p>
+                        <w:pPr>
+                          <w:spacing w:before="0" w:after="0"/>
+                        </w:pPr>
+                        <w:r/>
+                        <w:r>
+                          <w:rPr>
+                            <w:rFonts w:ascii="宋体" w:hAnsi="宋体" w:eastAsia="宋体"/>
+                            <w:b w:val="0"/>
+                            <w:color w:val="1C1917"/>
+                            <w:sz w:val="12"/>
+                          </w:rPr>
+                          <w:t xml:space="preserve"> </w:t>
+                        </w:r>
+                      </w:p>
+                    </w:tc>
+                  </w:tr>
+                  <w:tr>
+                    <w:trPr>
+                      <w:trHeight w:val="198" w:hRule="exact"/>
+                    </w:trPr>
+                    <w:tc>
+                      <w:tcPr>
+                        <w:tcW w:type="dxa" w:w="198"/>
+                        <w:tcBorders>
+                          <w:top w:val="dashed" w:sz="6" w:space="0" w:color="808080"/>
+                          <w:left w:val="single" w:sz="12" w:space="0" w:color="000000"/>
+                          <w:bottom w:val="single" w:sz="12" w:space="0" w:color="000000"/>
+                          <w:right w:val="dashed" w:sz="6" w:space="0" w:color="808080"/>
+                        </w:tcBorders>
+                      </w:tcPr>
+                      <w:p>
+                        <w:pPr>
+                          <w:spacing w:before="0" w:after="0"/>
+                        </w:pPr>
+                        <w:r/>
+                        <w:r>
+                          <w:rPr>
+                            <w:rFonts w:ascii="宋体" w:hAnsi="宋体" w:eastAsia="宋体"/>
+                            <w:b w:val="0"/>
+                            <w:color w:val="1C1917"/>
+                            <w:sz w:val="12"/>
+                          </w:rPr>
+                          <w:t xml:space="preserve"> </w:t>
+                        </w:r>
+                      </w:p>
+                    </w:tc>
+                    <w:tc>
+                      <w:tcPr>
+                        <w:tcW w:type="dxa" w:w="198"/>
+                        <w:tcBorders>
+                          <w:top w:val="dashed" w:sz="6" w:space="0" w:color="808080"/>
+                          <w:left w:val="dashed" w:sz="6" w:space="0" w:color="808080"/>
+                          <w:bottom w:val="single" w:sz="12" w:space="0" w:color="000000"/>
+                          <w:right w:val="single" w:sz="12" w:space="0" w:color="000000"/>
+                        </w:tcBorders>
+                      </w:tcPr>
+                      <w:p>
+                        <w:pPr>
+                          <w:spacing w:before="0" w:after="0"/>
+                        </w:pPr>
+                        <w:r/>
+                        <w:r>
+                          <w:rPr>
+                            <w:rFonts w:ascii="宋体" w:hAnsi="宋体" w:eastAsia="宋体"/>
+                            <w:b w:val="0"/>
+                            <w:color w:val="1C1917"/>
+                            <w:sz w:val="12"/>
+                          </w:rPr>
+                          <w:t xml:space="preserve"> </w:t>
+                        </w:r>
+                      </w:p>
+                    </w:tc>
+                  </w:tr>
+                </w:tbl>
+                <w:p/>
+              </w:tc>
+            </w:tr>
+          </w:tbl>
+          <w:p/>
+        </w:tc>
+        <w:tc>
+          <w:tcPr>
+            <w:tcW w:type="dxa" w:w="760"/>
+            <w:vAlign w:val="center"/>
+            <w:tcBorders/>
+          </w:tcPr>
+          <w:p>
+            <w:pPr>
+              <w:spacing w:before="0" w:after="0"/>
+              <w:jc w:val="left"/>
+            </w:pPr>
+            <w:r/>
+            <w:r>
+              <w:rPr>
+                <w:rFonts w:ascii="宋体" w:hAnsi="宋体" w:eastAsia="宋体"/>
+                <w:b w:val="0"/>
+                <w:color w:val="1C1917"/>
+                <w:sz w:val="21"/>
+              </w:rPr>
+              <w:t>的。</w:t>
             </w:r>
           </w:p>
         </w:tc>
@@ -362,244 +1903,12 @@
     </w:tbl>
     <w:p>
       <w:pPr>
-        <w:spacing w:before="0" w:after="60"/>
+        <w:spacing w:before="0" w:after="80"/>
       </w:pPr>
     </w:p>
     <w:p>
       <w:pPr>
-        <w:spacing w:before="0" w:after="80" w:line="276" w:lineRule="auto"/>
-      </w:pPr>
-      <w:r>
-        <w:rPr>
-          <w:rFonts w:ascii="宋体" w:hAnsi="宋体" w:eastAsia="宋体"/>
-          <w:b w:val="0"/>
-          <w:color w:val="1C1917"/>
-          <w:sz w:val="21"/>
-        </w:rPr>
-        <w:t>。</w:t>
-      </w:r>
-    </w:p>
-    <w:p>
-      <w:pPr>
-        <w:spacing w:before="0" w:after="20" w:line="276" w:lineRule="auto"/>
-      </w:pPr>
-      <w:r>
-        <w:rPr>
-          <w:rFonts w:ascii="宋体" w:hAnsi="宋体" w:eastAsia="宋体"/>
-          <w:b w:val="0"/>
-          <w:color w:val="1C1917"/>
-          <w:sz w:val="21"/>
-        </w:rPr>
-        <w:t>海上的夜是</w:t>
-      </w:r>
-    </w:p>
-    <w:p>
-      <w:pPr>
-        <w:spacing w:before="20" w:after="20" w:line="240" w:lineRule="auto"/>
-      </w:pPr>
-      <w:r>
-        <w:rPr>
-          <w:rFonts w:ascii="Times New Roman" w:hAnsi="Times New Roman" w:eastAsia="宋体"/>
-          <w:b w:val="0"/>
-          <w:color w:val="1C1917"/>
-          <w:sz w:val="20"/>
-        </w:rPr>
-        <w:t>róu hé</w:t>
-      </w:r>
-    </w:p>
-    <w:tbl>
-      <w:tblPr>
-        <w:tblW w:type="auto" w:w="0"/>
-        <w:jc w:val="left"/>
-        <w:tblLayout w:type="fixed"/>
-        <w:tblLook w:firstColumn="1" w:firstRow="1" w:lastColumn="0" w:lastRow="0" w:noHBand="0" w:noVBand="1" w:val="04A0"/>
-      </w:tblPr>
-      <w:tblGrid>
-        <w:gridCol w:w="5103"/>
-        <w:gridCol w:w="5103"/>
-      </w:tblGrid>
-      <w:tr>
-        <w:trPr>
-          <w:trHeight w:val="464" w:hRule="atLeast"/>
-        </w:trPr>
-        <w:tc>
-          <w:tcPr>
-            <w:tcW w:type="dxa" w:w="465"/>
-            <w:tcBorders>
-              <w:top w:val="single" w:sz="12" w:space="0" w:color="000000"/>
-              <w:left w:val="single" w:sz="12" w:space="0" w:color="000000"/>
-              <w:bottom w:val="single" w:sz="12" w:space="0" w:color="000000"/>
-              <w:right w:val="single" w:sz="12" w:space="0" w:color="000000"/>
-            </w:tcBorders>
-          </w:tcPr>
-          <w:p>
-            <w:pPr>
-              <w:spacing w:before="0" w:after="0"/>
-            </w:pPr>
-            <w:r/>
-            <w:r>
-              <w:rPr>
-                <w:rFonts w:ascii="宋体" w:hAnsi="宋体" w:eastAsia="宋体"/>
-                <w:b w:val="0"/>
-                <w:color w:val="1C1917"/>
-                <w:sz w:val="28"/>
-              </w:rPr>
-              <w:t xml:space="preserve">　</w:t>
-            </w:r>
-          </w:p>
-        </w:tc>
-        <w:tc>
-          <w:tcPr>
-            <w:tcW w:type="dxa" w:w="465"/>
-            <w:tcBorders>
-              <w:top w:val="single" w:sz="12" w:space="0" w:color="000000"/>
-              <w:left w:val="single" w:sz="12" w:space="0" w:color="000000"/>
-              <w:bottom w:val="single" w:sz="12" w:space="0" w:color="000000"/>
-              <w:right w:val="single" w:sz="12" w:space="0" w:color="000000"/>
-            </w:tcBorders>
-          </w:tcPr>
-          <w:p>
-            <w:pPr>
-              <w:spacing w:before="0" w:after="0"/>
-            </w:pPr>
-            <w:r/>
-            <w:r>
-              <w:rPr>
-                <w:rFonts w:ascii="宋体" w:hAnsi="宋体" w:eastAsia="宋体"/>
-                <w:b w:val="0"/>
-                <w:color w:val="1C1917"/>
-                <w:sz w:val="28"/>
-              </w:rPr>
-              <w:t xml:space="preserve">　</w:t>
-            </w:r>
-          </w:p>
-        </w:tc>
-      </w:tr>
-    </w:tbl>
-    <w:p>
-      <w:pPr>
-        <w:spacing w:before="0" w:after="60"/>
-      </w:pPr>
-    </w:p>
-    <w:p>
-      <w:pPr>
-        <w:spacing w:before="0" w:after="20" w:line="276" w:lineRule="auto"/>
-      </w:pPr>
-      <w:r>
-        <w:rPr>
-          <w:rFonts w:ascii="宋体" w:hAnsi="宋体" w:eastAsia="宋体"/>
-          <w:b w:val="0"/>
-          <w:color w:val="1C1917"/>
-          <w:sz w:val="21"/>
-        </w:rPr>
-        <w:t>的，是静寂的，是</w:t>
-      </w:r>
-    </w:p>
-    <w:p>
-      <w:pPr>
-        <w:spacing w:before="20" w:after="20" w:line="240" w:lineRule="auto"/>
-      </w:pPr>
-      <w:r>
-        <w:rPr>
-          <w:rFonts w:ascii="Times New Roman" w:hAnsi="Times New Roman" w:eastAsia="宋体"/>
-          <w:b w:val="0"/>
-          <w:color w:val="1C1917"/>
-          <w:sz w:val="20"/>
-        </w:rPr>
-        <w:t>mèng huàn</w:t>
-      </w:r>
-    </w:p>
-    <w:tbl>
-      <w:tblPr>
-        <w:tblW w:type="auto" w:w="0"/>
-        <w:jc w:val="left"/>
-        <w:tblLayout w:type="fixed"/>
-        <w:tblLook w:firstColumn="1" w:firstRow="1" w:lastColumn="0" w:lastRow="0" w:noHBand="0" w:noVBand="1" w:val="04A0"/>
-      </w:tblPr>
-      <w:tblGrid>
-        <w:gridCol w:w="5103"/>
-        <w:gridCol w:w="5103"/>
-      </w:tblGrid>
-      <w:tr>
-        <w:trPr>
-          <w:trHeight w:val="464" w:hRule="atLeast"/>
-        </w:trPr>
-        <w:tc>
-          <w:tcPr>
-            <w:tcW w:type="dxa" w:w="465"/>
-            <w:tcBorders>
-              <w:top w:val="single" w:sz="12" w:space="0" w:color="000000"/>
-              <w:left w:val="single" w:sz="12" w:space="0" w:color="000000"/>
-              <w:bottom w:val="single" w:sz="12" w:space="0" w:color="000000"/>
-              <w:right w:val="single" w:sz="12" w:space="0" w:color="000000"/>
-            </w:tcBorders>
-          </w:tcPr>
-          <w:p>
-            <w:pPr>
-              <w:spacing w:before="0" w:after="0"/>
-            </w:pPr>
-            <w:r/>
-            <w:r>
-              <w:rPr>
-                <w:rFonts w:ascii="宋体" w:hAnsi="宋体" w:eastAsia="宋体"/>
-                <w:b w:val="0"/>
-                <w:color w:val="1C1917"/>
-                <w:sz w:val="28"/>
-              </w:rPr>
-              <w:t xml:space="preserve">　</w:t>
-            </w:r>
-          </w:p>
-        </w:tc>
-        <w:tc>
-          <w:tcPr>
-            <w:tcW w:type="dxa" w:w="465"/>
-            <w:tcBorders>
-              <w:top w:val="single" w:sz="12" w:space="0" w:color="000000"/>
-              <w:left w:val="single" w:sz="12" w:space="0" w:color="000000"/>
-              <w:bottom w:val="single" w:sz="12" w:space="0" w:color="000000"/>
-              <w:right w:val="single" w:sz="12" w:space="0" w:color="000000"/>
-            </w:tcBorders>
-          </w:tcPr>
-          <w:p>
-            <w:pPr>
-              <w:spacing w:before="0" w:after="0"/>
-            </w:pPr>
-            <w:r/>
-            <w:r>
-              <w:rPr>
-                <w:rFonts w:ascii="宋体" w:hAnsi="宋体" w:eastAsia="宋体"/>
-                <w:b w:val="0"/>
-                <w:color w:val="1C1917"/>
-                <w:sz w:val="28"/>
-              </w:rPr>
-              <w:t xml:space="preserve">　</w:t>
-            </w:r>
-          </w:p>
-        </w:tc>
-      </w:tr>
-    </w:tbl>
-    <w:p>
-      <w:pPr>
-        <w:spacing w:before="0" w:after="60"/>
-      </w:pPr>
-    </w:p>
-    <w:p>
-      <w:pPr>
-        <w:spacing w:before="0" w:after="80" w:line="276" w:lineRule="auto"/>
-      </w:pPr>
-      <w:r>
-        <w:rPr>
-          <w:rFonts w:ascii="宋体" w:hAnsi="宋体" w:eastAsia="宋体"/>
-          <w:b w:val="0"/>
-          <w:color w:val="1C1917"/>
-          <w:sz w:val="21"/>
-        </w:rPr>
-        <w:t>的。</w:t>
-      </w:r>
-    </w:p>
-    <w:p>
-      <w:pPr>
-        <w:spacing w:before="140" w:after="80" w:line="276" w:lineRule="auto"/>
+        <w:spacing w:before="160" w:after="80" w:line="276" w:lineRule="auto"/>
       </w:pPr>
       <w:r>
         <w:rPr>
@@ -613,7 +1922,7 @@
     </w:p>
     <w:p>
       <w:pPr>
-        <w:spacing w:before="0" w:after="60" w:line="276" w:lineRule="auto"/>
+        <w:spacing w:before="0" w:after="40" w:line="276" w:lineRule="auto"/>
       </w:pPr>
       <w:r>
         <w:rPr>
@@ -627,7 +1936,7 @@
     </w:p>
     <w:p>
       <w:pPr>
-        <w:spacing w:before="0" w:after="60" w:line="276" w:lineRule="auto"/>
+        <w:spacing w:before="0" w:after="40" w:line="276" w:lineRule="auto"/>
       </w:pPr>
       <w:r>
         <w:rPr>
@@ -641,7 +1950,7 @@
     </w:p>
     <w:p>
       <w:pPr>
-        <w:spacing w:before="0" w:after="60" w:line="276" w:lineRule="auto"/>
+        <w:spacing w:before="0" w:after="40" w:line="276" w:lineRule="auto"/>
       </w:pPr>
       <w:r>
         <w:rPr>
@@ -655,7 +1964,7 @@
     </w:p>
     <w:p>
       <w:pPr>
-        <w:spacing w:before="140" w:after="80" w:line="276" w:lineRule="auto"/>
+        <w:spacing w:before="160" w:after="80" w:line="276" w:lineRule="auto"/>
       </w:pPr>
       <w:r>
         <w:rPr>
@@ -669,7 +1978,7 @@
     </w:p>
     <w:p>
       <w:pPr>
-        <w:spacing w:before="0" w:after="60" w:line="276" w:lineRule="auto"/>
+        <w:spacing w:before="0" w:after="40" w:line="276" w:lineRule="auto"/>
       </w:pPr>
       <w:r>
         <w:rPr>
@@ -683,7 +1992,7 @@
     </w:p>
     <w:p>
       <w:pPr>
-        <w:spacing w:before="0" w:after="60" w:line="276" w:lineRule="auto"/>
+        <w:spacing w:before="0" w:after="40" w:line="276" w:lineRule="auto"/>
       </w:pPr>
       <w:r>
         <w:rPr>
@@ -697,7 +2006,7 @@
     </w:p>
     <w:p>
       <w:pPr>
-        <w:spacing w:before="0" w:after="60" w:line="276" w:lineRule="auto"/>
+        <w:spacing w:before="0" w:after="40" w:line="276" w:lineRule="auto"/>
       </w:pPr>
       <w:r>
         <w:rPr>
@@ -711,7 +2020,7 @@
     </w:p>
     <w:p>
       <w:pPr>
-        <w:spacing w:before="140" w:after="80" w:line="276" w:lineRule="auto"/>
+        <w:spacing w:before="160" w:after="80" w:line="276" w:lineRule="auto"/>
       </w:pPr>
       <w:r>
         <w:rPr>
@@ -725,7 +2034,7 @@
     </w:p>
     <w:p>
       <w:pPr>
-        <w:spacing w:before="0" w:after="60" w:line="276" w:lineRule="auto"/>
+        <w:spacing w:before="0" w:after="40" w:line="276" w:lineRule="auto"/>
       </w:pPr>
       <w:r>
         <w:rPr>
@@ -759,7 +2068,7 @@
     </w:p>
     <w:p>
       <w:pPr>
-        <w:spacing w:before="140" w:after="80" w:line="276" w:lineRule="auto"/>
+        <w:spacing w:before="160" w:after="80" w:line="276" w:lineRule="auto"/>
       </w:pPr>
       <w:r>
         <w:rPr>
@@ -773,7 +2082,7 @@
     </w:p>
     <w:p>
       <w:pPr>
-        <w:spacing w:before="0" w:after="60" w:line="276" w:lineRule="auto"/>
+        <w:spacing w:before="0" w:after="40" w:line="276" w:lineRule="auto"/>
       </w:pPr>
       <w:r>
         <w:rPr>
@@ -787,7 +2096,7 @@
     </w:p>
     <w:p>
       <w:pPr>
-        <w:spacing w:before="0" w:after="60" w:line="276" w:lineRule="auto"/>
+        <w:spacing w:before="0" w:after="40" w:line="276" w:lineRule="auto"/>
       </w:pPr>
       <w:r>
         <w:rPr>
@@ -801,7 +2110,7 @@
     </w:p>
     <w:p>
       <w:pPr>
-        <w:spacing w:before="0" w:after="60" w:line="276" w:lineRule="auto"/>
+        <w:spacing w:before="0" w:after="40" w:line="276" w:lineRule="auto"/>
       </w:pPr>
       <w:r>
         <w:rPr>
@@ -815,7 +2124,7 @@
     </w:p>
     <w:p>
       <w:pPr>
-        <w:spacing w:before="0" w:after="60" w:line="276" w:lineRule="auto"/>
+        <w:spacing w:before="0" w:after="40" w:line="276" w:lineRule="auto"/>
       </w:pPr>
       <w:r>
         <w:rPr>
@@ -857,7 +2166,7 @@
     </w:p>
     <w:p>
       <w:pPr>
-        <w:spacing w:before="140" w:after="80" w:line="276" w:lineRule="auto"/>
+        <w:spacing w:before="160" w:after="80" w:line="276" w:lineRule="auto"/>
       </w:pPr>
       <w:r>
         <w:rPr>
@@ -871,7 +2180,7 @@
     </w:p>
     <w:p>
       <w:pPr>
-        <w:spacing w:before="0" w:after="60" w:line="276" w:lineRule="auto"/>
+        <w:spacing w:before="0" w:after="40" w:line="276" w:lineRule="auto"/>
       </w:pPr>
       <w:r>
         <w:rPr>
@@ -894,7 +2203,102 @@
           <w:color w:val="1C1917"/>
           <w:sz w:val="21"/>
         </w:rPr>
-        <w:t>加点词语：霎时　顿时　忽然　过了一会儿　一会儿工夫</w:t>
+        <w:t>加点词语：</w:t>
+      </w:r>
+      <w:r>
+        <w:rPr>
+          <w:rFonts w:ascii="宋体" w:hAnsi="宋体" w:eastAsia="宋体"/>
+          <w:b w:val="0"/>
+          <w:color w:val="1C1917"/>
+          <w:sz w:val="21"/>
+          <w:em w:val="dot"/>
+        </w:rPr>
+        <w:t>霎时</w:t>
+      </w:r>
+      <w:r>
+        <w:rPr>
+          <w:rFonts w:ascii="宋体" w:hAnsi="宋体" w:eastAsia="宋体"/>
+          <w:b w:val="0"/>
+          <w:color w:val="1C1917"/>
+          <w:sz w:val="21"/>
+        </w:rPr>
+        <w:t xml:space="preserve">　</w:t>
+      </w:r>
+      <w:r>
+        <w:rPr>
+          <w:rFonts w:ascii="宋体" w:hAnsi="宋体" w:eastAsia="宋体"/>
+          <w:b w:val="0"/>
+          <w:color w:val="1C1917"/>
+          <w:sz w:val="21"/>
+          <w:em w:val="dot"/>
+        </w:rPr>
+        <w:t>顿时</w:t>
+      </w:r>
+      <w:r>
+        <w:rPr>
+          <w:rFonts w:ascii="宋体" w:hAnsi="宋体" w:eastAsia="宋体"/>
+          <w:b w:val="0"/>
+          <w:color w:val="1C1917"/>
+          <w:sz w:val="21"/>
+        </w:rPr>
+        <w:t xml:space="preserve">　</w:t>
+      </w:r>
+      <w:r>
+        <w:rPr>
+          <w:rFonts w:ascii="宋体" w:hAnsi="宋体" w:eastAsia="宋体"/>
+          <w:b w:val="0"/>
+          <w:color w:val="1C1917"/>
+          <w:sz w:val="21"/>
+          <w:em w:val="dot"/>
+        </w:rPr>
+        <w:t>忽然</w:t>
+      </w:r>
+      <w:r>
+        <w:rPr>
+          <w:rFonts w:ascii="宋体" w:hAnsi="宋体" w:eastAsia="宋体"/>
+          <w:b w:val="0"/>
+          <w:color w:val="1C1917"/>
+          <w:sz w:val="21"/>
+        </w:rPr>
+        <w:t xml:space="preserve">　</w:t>
+      </w:r>
+      <w:r>
+        <w:rPr>
+          <w:rFonts w:ascii="宋体" w:hAnsi="宋体" w:eastAsia="宋体"/>
+          <w:b w:val="0"/>
+          <w:color w:val="1C1917"/>
+          <w:sz w:val="21"/>
+          <w:em w:val="dot"/>
+        </w:rPr>
+        <w:t>过了一会儿</w:t>
+      </w:r>
+      <w:r>
+        <w:rPr>
+          <w:rFonts w:ascii="宋体" w:hAnsi="宋体" w:eastAsia="宋体"/>
+          <w:b w:val="0"/>
+          <w:color w:val="1C1917"/>
+          <w:sz w:val="21"/>
+        </w:rPr>
+        <w:t xml:space="preserve">　</w:t>
+      </w:r>
+      <w:r>
+        <w:rPr>
+          <w:rFonts w:ascii="宋体" w:hAnsi="宋体" w:eastAsia="宋体"/>
+          <w:b w:val="0"/>
+          <w:color w:val="1C1917"/>
+          <w:sz w:val="21"/>
+          <w:em w:val="dot"/>
+        </w:rPr>
+        <w:t>一会儿工夫</w:t>
+      </w:r>
+      <w:r>
+        <w:rPr>
+          <w:rFonts w:ascii="宋体" w:hAnsi="宋体" w:eastAsia="宋体"/>
+          <w:b w:val="0"/>
+          <w:color w:val="1C1917"/>
+          <w:sz w:val="21"/>
+        </w:rPr>
+        <w:t xml:space="preserve">　</w:t>
       </w:r>
     </w:p>
     <w:p>
@@ -927,7 +2331,7 @@
     </w:p>
     <w:p>
       <w:pPr>
-        <w:spacing w:before="140" w:after="80" w:line="276" w:lineRule="auto"/>
+        <w:spacing w:before="160" w:after="80" w:line="276" w:lineRule="auto"/>
       </w:pPr>
       <w:r>
         <w:rPr>
@@ -941,7 +2345,7 @@
     </w:p>
     <w:p>
       <w:pPr>
-        <w:spacing w:before="0" w:after="60" w:line="276" w:lineRule="auto"/>
+        <w:spacing w:before="0" w:after="40" w:line="276" w:lineRule="auto"/>
       </w:pPr>
       <w:r>
         <w:rPr>
@@ -955,7 +2359,7 @@
     </w:p>
     <w:p>
       <w:pPr>
-        <w:spacing w:before="0" w:after="60" w:line="276" w:lineRule="auto"/>
+        <w:spacing w:before="0" w:after="40" w:line="276" w:lineRule="auto"/>
       </w:pPr>
       <w:r>
         <w:rPr>
@@ -969,7 +2373,7 @@
     </w:p>
     <w:p>
       <w:pPr>
-        <w:spacing w:before="0" w:after="60" w:line="276" w:lineRule="auto"/>
+        <w:spacing w:before="0" w:after="40" w:line="276" w:lineRule="auto"/>
       </w:pPr>
       <w:r>
         <w:rPr>
@@ -983,7 +2387,7 @@
     </w:p>
     <w:p>
       <w:pPr>
-        <w:spacing w:before="140" w:after="80" w:line="276" w:lineRule="auto"/>
+        <w:spacing w:before="160" w:after="80" w:line="276" w:lineRule="auto"/>
       </w:pPr>
       <w:r>
         <w:rPr>
@@ -997,7 +2401,7 @@
     </w:p>
     <w:p>
       <w:pPr>
-        <w:spacing w:before="0" w:after="60" w:line="276" w:lineRule="auto"/>
+        <w:spacing w:before="0" w:after="40" w:line="276" w:lineRule="auto"/>
       </w:pPr>
       <w:r>
         <w:rPr>
@@ -1255,7 +2659,7 @@
     </w:p>
     <w:p>
       <w:pPr>
-        <w:spacing w:before="0" w:after="60" w:line="276" w:lineRule="auto"/>
+        <w:spacing w:before="0" w:after="40" w:line="276" w:lineRule="auto"/>
       </w:pPr>
       <w:r>
         <w:rPr>
@@ -1269,7 +2673,7 @@
     </w:p>
     <w:p>
       <w:pPr>
-        <w:spacing w:before="0" w:after="60" w:line="276" w:lineRule="auto"/>
+        <w:spacing w:before="0" w:after="40" w:line="276" w:lineRule="auto"/>
       </w:pPr>
       <w:r>
         <w:rPr>
@@ -1283,7 +2687,7 @@
     </w:p>
     <w:p>
       <w:pPr>
-        <w:spacing w:before="0" w:after="60" w:line="276" w:lineRule="auto"/>
+        <w:spacing w:before="0" w:after="40" w:line="276" w:lineRule="auto"/>
       </w:pPr>
       <w:r>
         <w:rPr>
@@ -1297,7 +2701,7 @@
     </w:p>
     <w:p>
       <w:pPr>
-        <w:spacing w:before="0" w:after="60" w:line="276" w:lineRule="auto"/>
+        <w:spacing w:before="0" w:after="40" w:line="276" w:lineRule="auto"/>
       </w:pPr>
       <w:r>
         <w:rPr>
@@ -1311,7 +2715,7 @@
     </w:p>
     <w:p>
       <w:pPr>
-        <w:spacing w:before="120" w:after="60" w:line="276" w:lineRule="auto"/>
+        <w:spacing w:before="120" w:after="40" w:line="276" w:lineRule="auto"/>
       </w:pPr>
       <w:r>
         <w:rPr>
@@ -1448,7 +2852,7 @@
     </w:p>
     <w:p>
       <w:pPr>
-        <w:spacing w:before="0" w:after="60" w:line="276" w:lineRule="auto"/>
+        <w:spacing w:before="0" w:after="40" w:line="276" w:lineRule="auto"/>
       </w:pPr>
       <w:r>
         <w:rPr>
@@ -1462,7 +2866,7 @@
     </w:p>
     <w:p>
       <w:pPr>
-        <w:spacing w:before="0" w:after="60" w:line="276" w:lineRule="auto"/>
+        <w:spacing w:before="0" w:after="40" w:line="276" w:lineRule="auto"/>
       </w:pPr>
       <w:r>
         <w:rPr>
@@ -1476,7 +2880,7 @@
     </w:p>
     <w:p>
       <w:pPr>
-        <w:spacing w:before="0" w:after="60" w:line="276" w:lineRule="auto"/>
+        <w:spacing w:before="0" w:after="40" w:line="276" w:lineRule="auto"/>
       </w:pPr>
       <w:r>
         <w:rPr>
@@ -1490,7 +2894,7 @@
     </w:p>
     <w:p>
       <w:pPr>
-        <w:spacing w:before="0" w:after="60" w:line="276" w:lineRule="auto"/>
+        <w:spacing w:before="0" w:after="40" w:line="276" w:lineRule="auto"/>
       </w:pPr>
       <w:r>
         <w:rPr>
@@ -1504,7 +2908,7 @@
     </w:p>
     <w:p>
       <w:pPr>
-        <w:spacing w:before="0" w:after="60" w:line="276" w:lineRule="auto"/>
+        <w:spacing w:before="0" w:after="40" w:line="276" w:lineRule="auto"/>
       </w:pPr>
       <w:r>
         <w:rPr>
@@ -1518,7 +2922,7 @@
     </w:p>
     <w:p>
       <w:pPr>
-        <w:spacing w:before="0" w:after="60" w:line="276" w:lineRule="auto"/>
+        <w:spacing w:before="0" w:after="40" w:line="276" w:lineRule="auto"/>
       </w:pPr>
       <w:r>
         <w:rPr>
@@ -1532,7 +2936,7 @@
     </w:p>
     <w:p>
       <w:pPr>
-        <w:spacing w:before="140" w:after="80" w:line="276" w:lineRule="auto"/>
+        <w:spacing w:before="160" w:after="80" w:line="276" w:lineRule="auto"/>
       </w:pPr>
       <w:r>
         <w:rPr>
@@ -1546,7 +2950,7 @@
     </w:p>
     <w:p>
       <w:pPr>
-        <w:spacing w:before="0" w:after="60" w:line="276" w:lineRule="auto"/>
+        <w:spacing w:before="0" w:after="40" w:line="276" w:lineRule="auto"/>
       </w:pPr>
       <w:r>
         <w:rPr>
@@ -1560,7 +2964,7 @@
     </w:p>
     <w:p>
       <w:pPr>
-        <w:spacing w:before="0" w:after="60" w:line="276" w:lineRule="auto"/>
+        <w:spacing w:before="0" w:after="40" w:line="276" w:lineRule="auto"/>
       </w:pPr>
       <w:r>
         <w:rPr>
@@ -1715,7 +3119,7 @@
     </w:p>
     <w:sectPr>
       <w:pgSz w:w="11906" w:h="16838"/>
-      <w:pgMar w:top="680" w:right="850" w:bottom="680" w:left="850" w:header="720" w:footer="720" w:gutter="0"/>
+      <w:pgMar w:top="737" w:right="964" w:bottom="737" w:left="964" w:header="720" w:footer="720" w:gutter="0"/>
       <w:cols w:space="720"/>
       <w:docGrid w:linePitch="360"/>
     </w:sectPr>

--- a/printables/full/u01-full.docx
+++ b/printables/full/u01-full.docx
@@ -67,7 +67,7 @@
       </w:tblGrid>
       <w:tr>
         <w:trPr>
-          <w:trHeight w:val="612" w:hRule="atLeast"/>
+          <w:trHeight w:val="708" w:hRule="atLeast"/>
         </w:trPr>
         <w:tc>
           <w:tcPr>
@@ -94,13 +94,13 @@
         </w:tc>
         <w:tc>
           <w:tcPr>
-            <w:tcW w:type="dxa" w:w="907"/>
+            <w:tcW w:type="dxa" w:w="1049"/>
             <w:vAlign w:val="center"/>
             <w:tcBorders/>
           </w:tcPr>
           <w:p>
             <w:pPr>
-              <w:spacing w:before="0" w:after="0"/>
+              <w:spacing w:before="0" w:after="20"/>
               <w:jc w:val="center"/>
             </w:pPr>
             <w:r/>
@@ -117,292 +117,119 @@
           <w:tbl>
             <w:tblPr>
               <w:tblW w:type="auto" w:w="0"/>
+              <w:jc w:val="center"/>
               <w:tblLayout w:type="fixed"/>
               <w:tblLook w:firstColumn="1" w:firstRow="1" w:lastColumn="0" w:lastRow="0" w:noHBand="0" w:noVBand="1" w:val="04A0"/>
+              <w:tblBorders>
+                <w:top w:val="nil"/>
+                <w:left w:val="nil"/>
+                <w:bottom w:val="nil"/>
+                <w:right w:val="nil"/>
+                <w:insideH w:val="nil"/>
+                <w:insideV w:val="nil"/>
+              </w:tblBorders>
             </w:tblPr>
             <w:tblGrid>
-              <w:gridCol w:w="453"/>
-              <w:gridCol w:w="453"/>
+              <w:gridCol w:w="524"/>
+              <w:gridCol w:w="524"/>
             </w:tblGrid>
             <w:tr>
               <w:trPr>
-                <w:trHeight w:val="396" w:hRule="exact"/>
+                <w:trHeight w:val="442" w:hRule="atLeast"/>
               </w:trPr>
               <w:tc>
                 <w:tcPr>
-                  <w:tcW w:type="dxa" w:w="397"/>
+                  <w:tcW w:type="dxa" w:w="425"/>
                   <w:tcBorders/>
                 </w:tcPr>
                 <w:p>
                   <w:pPr>
-                    <w:spacing w:before="0" w:after="0"/>
+                    <w:spacing w:before="0" w:after="0" w:line="240" w:lineRule="auto"/>
+                    <w:jc w:val="center"/>
                   </w:pPr>
                   <w:r/>
+                  <w:r>
+                    <w:drawing>
+                      <wp:inline xmlns:a="http://schemas.openxmlformats.org/drawingml/2006/main" xmlns:pic="http://schemas.openxmlformats.org/drawingml/2006/picture">
+                        <wp:extent cx="251999" cy="251999"/>
+                        <wp:docPr id="1" name="Picture 1"/>
+                        <wp:cNvGraphicFramePr>
+                          <a:graphicFrameLocks noChangeAspect="1"/>
+                        </wp:cNvGraphicFramePr>
+                        <a:graphic>
+                          <a:graphicData uri="http://schemas.openxmlformats.org/drawingml/2006/picture">
+                            <pic:pic>
+                              <pic:nvPicPr>
+                                <pic:cNvPr id="0" name="tianzige-140.png"/>
+                                <pic:cNvPicPr/>
+                              </pic:nvPicPr>
+                              <pic:blipFill>
+                                <a:blip r:embed="rId9"/>
+                                <a:stretch>
+                                  <a:fillRect/>
+                                </a:stretch>
+                              </pic:blipFill>
+                              <pic:spPr>
+                                <a:xfrm>
+                                  <a:off x="0" y="0"/>
+                                  <a:ext cx="251999" cy="251999"/>
+                                </a:xfrm>
+                                <a:prstGeom prst="rect"/>
+                              </pic:spPr>
+                            </pic:pic>
+                          </a:graphicData>
+                        </a:graphic>
+                      </wp:inline>
+                    </w:drawing>
+                  </w:r>
                 </w:p>
-                <w:tbl>
-                  <w:tblPr>
-                    <w:tblW w:type="auto" w:w="0"/>
-                    <w:tblLayout w:type="fixed"/>
-                    <w:tblLook w:firstColumn="1" w:firstRow="1" w:lastColumn="0" w:lastRow="0" w:noHBand="0" w:noVBand="1" w:val="04A0"/>
-                  </w:tblPr>
-                  <w:tblGrid>
-                    <w:gridCol w:w="198"/>
-                    <w:gridCol w:w="198"/>
-                  </w:tblGrid>
-                  <w:tr>
-                    <w:trPr>
-                      <w:trHeight w:val="198" w:hRule="exact"/>
-                    </w:trPr>
-                    <w:tc>
-                      <w:tcPr>
-                        <w:tcW w:type="dxa" w:w="198"/>
-                        <w:tcBorders>
-                          <w:top w:val="single" w:sz="12" w:space="0" w:color="000000"/>
-                          <w:left w:val="single" w:sz="12" w:space="0" w:color="000000"/>
-                          <w:bottom w:val="dashed" w:sz="6" w:space="0" w:color="808080"/>
-                          <w:right w:val="dashed" w:sz="6" w:space="0" w:color="808080"/>
-                        </w:tcBorders>
-                      </w:tcPr>
-                      <w:p>
-                        <w:pPr>
-                          <w:spacing w:before="0" w:after="0"/>
-                        </w:pPr>
-                        <w:r/>
-                        <w:r>
-                          <w:rPr>
-                            <w:rFonts w:ascii="宋体" w:hAnsi="宋体" w:eastAsia="宋体"/>
-                            <w:b w:val="0"/>
-                            <w:color w:val="1C1917"/>
-                            <w:sz w:val="12"/>
-                          </w:rPr>
-                          <w:t xml:space="preserve"> </w:t>
-                        </w:r>
-                      </w:p>
-                    </w:tc>
-                    <w:tc>
-                      <w:tcPr>
-                        <w:tcW w:type="dxa" w:w="198"/>
-                        <w:tcBorders>
-                          <w:top w:val="single" w:sz="12" w:space="0" w:color="000000"/>
-                          <w:left w:val="dashed" w:sz="6" w:space="0" w:color="808080"/>
-                          <w:bottom w:val="dashed" w:sz="6" w:space="0" w:color="808080"/>
-                          <w:right w:val="single" w:sz="12" w:space="0" w:color="000000"/>
-                        </w:tcBorders>
-                      </w:tcPr>
-                      <w:p>
-                        <w:pPr>
-                          <w:spacing w:before="0" w:after="0"/>
-                        </w:pPr>
-                        <w:r/>
-                        <w:r>
-                          <w:rPr>
-                            <w:rFonts w:ascii="宋体" w:hAnsi="宋体" w:eastAsia="宋体"/>
-                            <w:b w:val="0"/>
-                            <w:color w:val="1C1917"/>
-                            <w:sz w:val="12"/>
-                          </w:rPr>
-                          <w:t xml:space="preserve"> </w:t>
-                        </w:r>
-                      </w:p>
-                    </w:tc>
-                  </w:tr>
-                  <w:tr>
-                    <w:trPr>
-                      <w:trHeight w:val="198" w:hRule="exact"/>
-                    </w:trPr>
-                    <w:tc>
-                      <w:tcPr>
-                        <w:tcW w:type="dxa" w:w="198"/>
-                        <w:tcBorders>
-                          <w:top w:val="dashed" w:sz="6" w:space="0" w:color="808080"/>
-                          <w:left w:val="single" w:sz="12" w:space="0" w:color="000000"/>
-                          <w:bottom w:val="single" w:sz="12" w:space="0" w:color="000000"/>
-                          <w:right w:val="dashed" w:sz="6" w:space="0" w:color="808080"/>
-                        </w:tcBorders>
-                      </w:tcPr>
-                      <w:p>
-                        <w:pPr>
-                          <w:spacing w:before="0" w:after="0"/>
-                        </w:pPr>
-                        <w:r/>
-                        <w:r>
-                          <w:rPr>
-                            <w:rFonts w:ascii="宋体" w:hAnsi="宋体" w:eastAsia="宋体"/>
-                            <w:b w:val="0"/>
-                            <w:color w:val="1C1917"/>
-                            <w:sz w:val="12"/>
-                          </w:rPr>
-                          <w:t xml:space="preserve"> </w:t>
-                        </w:r>
-                      </w:p>
-                    </w:tc>
-                    <w:tc>
-                      <w:tcPr>
-                        <w:tcW w:type="dxa" w:w="198"/>
-                        <w:tcBorders>
-                          <w:top w:val="dashed" w:sz="6" w:space="0" w:color="808080"/>
-                          <w:left w:val="dashed" w:sz="6" w:space="0" w:color="808080"/>
-                          <w:bottom w:val="single" w:sz="12" w:space="0" w:color="000000"/>
-                          <w:right w:val="single" w:sz="12" w:space="0" w:color="000000"/>
-                        </w:tcBorders>
-                      </w:tcPr>
-                      <w:p>
-                        <w:pPr>
-                          <w:spacing w:before="0" w:after="0"/>
-                        </w:pPr>
-                        <w:r/>
-                        <w:r>
-                          <w:rPr>
-                            <w:rFonts w:ascii="宋体" w:hAnsi="宋体" w:eastAsia="宋体"/>
-                            <w:b w:val="0"/>
-                            <w:color w:val="1C1917"/>
-                            <w:sz w:val="12"/>
-                          </w:rPr>
-                          <w:t xml:space="preserve"> </w:t>
-                        </w:r>
-                      </w:p>
-                    </w:tc>
-                  </w:tr>
-                </w:tbl>
-                <w:p/>
               </w:tc>
               <w:tc>
                 <w:tcPr>
-                  <w:tcW w:type="dxa" w:w="397"/>
+                  <w:tcW w:type="dxa" w:w="425"/>
                   <w:tcBorders/>
                 </w:tcPr>
                 <w:p>
                   <w:pPr>
-                    <w:spacing w:before="0" w:after="0"/>
+                    <w:spacing w:before="0" w:after="0" w:line="240" w:lineRule="auto"/>
+                    <w:jc w:val="center"/>
                   </w:pPr>
                   <w:r/>
+                  <w:r>
+                    <w:drawing>
+                      <wp:inline xmlns:a="http://schemas.openxmlformats.org/drawingml/2006/main" xmlns:pic="http://schemas.openxmlformats.org/drawingml/2006/picture">
+                        <wp:extent cx="251999" cy="251999"/>
+                        <wp:docPr id="2" name="Picture 2"/>
+                        <wp:cNvGraphicFramePr>
+                          <a:graphicFrameLocks noChangeAspect="1"/>
+                        </wp:cNvGraphicFramePr>
+                        <a:graphic>
+                          <a:graphicData uri="http://schemas.openxmlformats.org/drawingml/2006/picture">
+                            <pic:pic>
+                              <pic:nvPicPr>
+                                <pic:cNvPr id="0" name="tianzige-140.png"/>
+                                <pic:cNvPicPr/>
+                              </pic:nvPicPr>
+                              <pic:blipFill>
+                                <a:blip r:embed="rId9"/>
+                                <a:stretch>
+                                  <a:fillRect/>
+                                </a:stretch>
+                              </pic:blipFill>
+                              <pic:spPr>
+                                <a:xfrm>
+                                  <a:off x="0" y="0"/>
+                                  <a:ext cx="251999" cy="251999"/>
+                                </a:xfrm>
+                                <a:prstGeom prst="rect"/>
+                              </pic:spPr>
+                            </pic:pic>
+                          </a:graphicData>
+                        </a:graphic>
+                      </wp:inline>
+                    </w:drawing>
+                  </w:r>
                 </w:p>
-                <w:tbl>
-                  <w:tblPr>
-                    <w:tblW w:type="auto" w:w="0"/>
-                    <w:tblLayout w:type="fixed"/>
-                    <w:tblLook w:firstColumn="1" w:firstRow="1" w:lastColumn="0" w:lastRow="0" w:noHBand="0" w:noVBand="1" w:val="04A0"/>
-                  </w:tblPr>
-                  <w:tblGrid>
-                    <w:gridCol w:w="198"/>
-                    <w:gridCol w:w="198"/>
-                  </w:tblGrid>
-                  <w:tr>
-                    <w:trPr>
-                      <w:trHeight w:val="198" w:hRule="exact"/>
-                    </w:trPr>
-                    <w:tc>
-                      <w:tcPr>
-                        <w:tcW w:type="dxa" w:w="198"/>
-                        <w:tcBorders>
-                          <w:top w:val="single" w:sz="12" w:space="0" w:color="000000"/>
-                          <w:left w:val="single" w:sz="12" w:space="0" w:color="000000"/>
-                          <w:bottom w:val="dashed" w:sz="6" w:space="0" w:color="808080"/>
-                          <w:right w:val="dashed" w:sz="6" w:space="0" w:color="808080"/>
-                        </w:tcBorders>
-                      </w:tcPr>
-                      <w:p>
-                        <w:pPr>
-                          <w:spacing w:before="0" w:after="0"/>
-                        </w:pPr>
-                        <w:r/>
-                        <w:r>
-                          <w:rPr>
-                            <w:rFonts w:ascii="宋体" w:hAnsi="宋体" w:eastAsia="宋体"/>
-                            <w:b w:val="0"/>
-                            <w:color w:val="1C1917"/>
-                            <w:sz w:val="12"/>
-                          </w:rPr>
-                          <w:t xml:space="preserve"> </w:t>
-                        </w:r>
-                      </w:p>
-                    </w:tc>
-                    <w:tc>
-                      <w:tcPr>
-                        <w:tcW w:type="dxa" w:w="198"/>
-                        <w:tcBorders>
-                          <w:top w:val="single" w:sz="12" w:space="0" w:color="000000"/>
-                          <w:left w:val="dashed" w:sz="6" w:space="0" w:color="808080"/>
-                          <w:bottom w:val="dashed" w:sz="6" w:space="0" w:color="808080"/>
-                          <w:right w:val="single" w:sz="12" w:space="0" w:color="000000"/>
-                        </w:tcBorders>
-                      </w:tcPr>
-                      <w:p>
-                        <w:pPr>
-                          <w:spacing w:before="0" w:after="0"/>
-                        </w:pPr>
-                        <w:r/>
-                        <w:r>
-                          <w:rPr>
-                            <w:rFonts w:ascii="宋体" w:hAnsi="宋体" w:eastAsia="宋体"/>
-                            <w:b w:val="0"/>
-                            <w:color w:val="1C1917"/>
-                            <w:sz w:val="12"/>
-                          </w:rPr>
-                          <w:t xml:space="preserve"> </w:t>
-                        </w:r>
-                      </w:p>
-                    </w:tc>
-                  </w:tr>
-                  <w:tr>
-                    <w:trPr>
-                      <w:trHeight w:val="198" w:hRule="exact"/>
-                    </w:trPr>
-                    <w:tc>
-                      <w:tcPr>
-                        <w:tcW w:type="dxa" w:w="198"/>
-                        <w:tcBorders>
-                          <w:top w:val="dashed" w:sz="6" w:space="0" w:color="808080"/>
-                          <w:left w:val="single" w:sz="12" w:space="0" w:color="000000"/>
-                          <w:bottom w:val="single" w:sz="12" w:space="0" w:color="000000"/>
-                          <w:right w:val="dashed" w:sz="6" w:space="0" w:color="808080"/>
-                        </w:tcBorders>
-                      </w:tcPr>
-                      <w:p>
-                        <w:pPr>
-                          <w:spacing w:before="0" w:after="0"/>
-                        </w:pPr>
-                        <w:r/>
-                        <w:r>
-                          <w:rPr>
-                            <w:rFonts w:ascii="宋体" w:hAnsi="宋体" w:eastAsia="宋体"/>
-                            <w:b w:val="0"/>
-                            <w:color w:val="1C1917"/>
-                            <w:sz w:val="12"/>
-                          </w:rPr>
-                          <w:t xml:space="preserve"> </w:t>
-                        </w:r>
-                      </w:p>
-                    </w:tc>
-                    <w:tc>
-                      <w:tcPr>
-                        <w:tcW w:type="dxa" w:w="198"/>
-                        <w:tcBorders>
-                          <w:top w:val="dashed" w:sz="6" w:space="0" w:color="808080"/>
-                          <w:left w:val="dashed" w:sz="6" w:space="0" w:color="808080"/>
-                          <w:bottom w:val="single" w:sz="12" w:space="0" w:color="000000"/>
-                          <w:right w:val="single" w:sz="12" w:space="0" w:color="000000"/>
-                        </w:tcBorders>
-                      </w:tcPr>
-                      <w:p>
-                        <w:pPr>
-                          <w:spacing w:before="0" w:after="0"/>
-                        </w:pPr>
-                        <w:r/>
-                        <w:r>
-                          <w:rPr>
-                            <w:rFonts w:ascii="宋体" w:hAnsi="宋体" w:eastAsia="宋体"/>
-                            <w:b w:val="0"/>
-                            <w:color w:val="1C1917"/>
-                            <w:sz w:val="12"/>
-                          </w:rPr>
-                          <w:t xml:space="preserve"> </w:t>
-                        </w:r>
-                      </w:p>
-                    </w:tc>
-                  </w:tr>
-                </w:tbl>
-                <w:p/>
               </w:tc>
             </w:tr>
           </w:tbl>
@@ -462,7 +289,7 @@
       </w:tblGrid>
       <w:tr>
         <w:trPr>
-          <w:trHeight w:val="612" w:hRule="atLeast"/>
+          <w:trHeight w:val="708" w:hRule="atLeast"/>
         </w:trPr>
         <w:tc>
           <w:tcPr>
@@ -489,13 +316,13 @@
         </w:tc>
         <w:tc>
           <w:tcPr>
-            <w:tcW w:type="dxa" w:w="907"/>
+            <w:tcW w:type="dxa" w:w="1049"/>
             <w:vAlign w:val="center"/>
             <w:tcBorders/>
           </w:tcPr>
           <w:p>
             <w:pPr>
-              <w:spacing w:before="0" w:after="0"/>
+              <w:spacing w:before="0" w:after="20"/>
               <w:jc w:val="center"/>
             </w:pPr>
             <w:r/>
@@ -512,292 +339,119 @@
           <w:tbl>
             <w:tblPr>
               <w:tblW w:type="auto" w:w="0"/>
+              <w:jc w:val="center"/>
               <w:tblLayout w:type="fixed"/>
               <w:tblLook w:firstColumn="1" w:firstRow="1" w:lastColumn="0" w:lastRow="0" w:noHBand="0" w:noVBand="1" w:val="04A0"/>
+              <w:tblBorders>
+                <w:top w:val="nil"/>
+                <w:left w:val="nil"/>
+                <w:bottom w:val="nil"/>
+                <w:right w:val="nil"/>
+                <w:insideH w:val="nil"/>
+                <w:insideV w:val="nil"/>
+              </w:tblBorders>
             </w:tblPr>
             <w:tblGrid>
-              <w:gridCol w:w="453"/>
-              <w:gridCol w:w="453"/>
+              <w:gridCol w:w="524"/>
+              <w:gridCol w:w="524"/>
             </w:tblGrid>
             <w:tr>
               <w:trPr>
-                <w:trHeight w:val="396" w:hRule="exact"/>
+                <w:trHeight w:val="442" w:hRule="atLeast"/>
               </w:trPr>
               <w:tc>
                 <w:tcPr>
-                  <w:tcW w:type="dxa" w:w="397"/>
+                  <w:tcW w:type="dxa" w:w="425"/>
                   <w:tcBorders/>
                 </w:tcPr>
                 <w:p>
                   <w:pPr>
-                    <w:spacing w:before="0" w:after="0"/>
+                    <w:spacing w:before="0" w:after="0" w:line="240" w:lineRule="auto"/>
+                    <w:jc w:val="center"/>
                   </w:pPr>
                   <w:r/>
+                  <w:r>
+                    <w:drawing>
+                      <wp:inline xmlns:a="http://schemas.openxmlformats.org/drawingml/2006/main" xmlns:pic="http://schemas.openxmlformats.org/drawingml/2006/picture">
+                        <wp:extent cx="251999" cy="251999"/>
+                        <wp:docPr id="3" name="Picture 3"/>
+                        <wp:cNvGraphicFramePr>
+                          <a:graphicFrameLocks noChangeAspect="1"/>
+                        </wp:cNvGraphicFramePr>
+                        <a:graphic>
+                          <a:graphicData uri="http://schemas.openxmlformats.org/drawingml/2006/picture">
+                            <pic:pic>
+                              <pic:nvPicPr>
+                                <pic:cNvPr id="0" name="tianzige-140.png"/>
+                                <pic:cNvPicPr/>
+                              </pic:nvPicPr>
+                              <pic:blipFill>
+                                <a:blip r:embed="rId9"/>
+                                <a:stretch>
+                                  <a:fillRect/>
+                                </a:stretch>
+                              </pic:blipFill>
+                              <pic:spPr>
+                                <a:xfrm>
+                                  <a:off x="0" y="0"/>
+                                  <a:ext cx="251999" cy="251999"/>
+                                </a:xfrm>
+                                <a:prstGeom prst="rect"/>
+                              </pic:spPr>
+                            </pic:pic>
+                          </a:graphicData>
+                        </a:graphic>
+                      </wp:inline>
+                    </w:drawing>
+                  </w:r>
                 </w:p>
-                <w:tbl>
-                  <w:tblPr>
-                    <w:tblW w:type="auto" w:w="0"/>
-                    <w:tblLayout w:type="fixed"/>
-                    <w:tblLook w:firstColumn="1" w:firstRow="1" w:lastColumn="0" w:lastRow="0" w:noHBand="0" w:noVBand="1" w:val="04A0"/>
-                  </w:tblPr>
-                  <w:tblGrid>
-                    <w:gridCol w:w="198"/>
-                    <w:gridCol w:w="198"/>
-                  </w:tblGrid>
-                  <w:tr>
-                    <w:trPr>
-                      <w:trHeight w:val="198" w:hRule="exact"/>
-                    </w:trPr>
-                    <w:tc>
-                      <w:tcPr>
-                        <w:tcW w:type="dxa" w:w="198"/>
-                        <w:tcBorders>
-                          <w:top w:val="single" w:sz="12" w:space="0" w:color="000000"/>
-                          <w:left w:val="single" w:sz="12" w:space="0" w:color="000000"/>
-                          <w:bottom w:val="dashed" w:sz="6" w:space="0" w:color="808080"/>
-                          <w:right w:val="dashed" w:sz="6" w:space="0" w:color="808080"/>
-                        </w:tcBorders>
-                      </w:tcPr>
-                      <w:p>
-                        <w:pPr>
-                          <w:spacing w:before="0" w:after="0"/>
-                        </w:pPr>
-                        <w:r/>
-                        <w:r>
-                          <w:rPr>
-                            <w:rFonts w:ascii="宋体" w:hAnsi="宋体" w:eastAsia="宋体"/>
-                            <w:b w:val="0"/>
-                            <w:color w:val="1C1917"/>
-                            <w:sz w:val="12"/>
-                          </w:rPr>
-                          <w:t xml:space="preserve"> </w:t>
-                        </w:r>
-                      </w:p>
-                    </w:tc>
-                    <w:tc>
-                      <w:tcPr>
-                        <w:tcW w:type="dxa" w:w="198"/>
-                        <w:tcBorders>
-                          <w:top w:val="single" w:sz="12" w:space="0" w:color="000000"/>
-                          <w:left w:val="dashed" w:sz="6" w:space="0" w:color="808080"/>
-                          <w:bottom w:val="dashed" w:sz="6" w:space="0" w:color="808080"/>
-                          <w:right w:val="single" w:sz="12" w:space="0" w:color="000000"/>
-                        </w:tcBorders>
-                      </w:tcPr>
-                      <w:p>
-                        <w:pPr>
-                          <w:spacing w:before="0" w:after="0"/>
-                        </w:pPr>
-                        <w:r/>
-                        <w:r>
-                          <w:rPr>
-                            <w:rFonts w:ascii="宋体" w:hAnsi="宋体" w:eastAsia="宋体"/>
-                            <w:b w:val="0"/>
-                            <w:color w:val="1C1917"/>
-                            <w:sz w:val="12"/>
-                          </w:rPr>
-                          <w:t xml:space="preserve"> </w:t>
-                        </w:r>
-                      </w:p>
-                    </w:tc>
-                  </w:tr>
-                  <w:tr>
-                    <w:trPr>
-                      <w:trHeight w:val="198" w:hRule="exact"/>
-                    </w:trPr>
-                    <w:tc>
-                      <w:tcPr>
-                        <w:tcW w:type="dxa" w:w="198"/>
-                        <w:tcBorders>
-                          <w:top w:val="dashed" w:sz="6" w:space="0" w:color="808080"/>
-                          <w:left w:val="single" w:sz="12" w:space="0" w:color="000000"/>
-                          <w:bottom w:val="single" w:sz="12" w:space="0" w:color="000000"/>
-                          <w:right w:val="dashed" w:sz="6" w:space="0" w:color="808080"/>
-                        </w:tcBorders>
-                      </w:tcPr>
-                      <w:p>
-                        <w:pPr>
-                          <w:spacing w:before="0" w:after="0"/>
-                        </w:pPr>
-                        <w:r/>
-                        <w:r>
-                          <w:rPr>
-                            <w:rFonts w:ascii="宋体" w:hAnsi="宋体" w:eastAsia="宋体"/>
-                            <w:b w:val="0"/>
-                            <w:color w:val="1C1917"/>
-                            <w:sz w:val="12"/>
-                          </w:rPr>
-                          <w:t xml:space="preserve"> </w:t>
-                        </w:r>
-                      </w:p>
-                    </w:tc>
-                    <w:tc>
-                      <w:tcPr>
-                        <w:tcW w:type="dxa" w:w="198"/>
-                        <w:tcBorders>
-                          <w:top w:val="dashed" w:sz="6" w:space="0" w:color="808080"/>
-                          <w:left w:val="dashed" w:sz="6" w:space="0" w:color="808080"/>
-                          <w:bottom w:val="single" w:sz="12" w:space="0" w:color="000000"/>
-                          <w:right w:val="single" w:sz="12" w:space="0" w:color="000000"/>
-                        </w:tcBorders>
-                      </w:tcPr>
-                      <w:p>
-                        <w:pPr>
-                          <w:spacing w:before="0" w:after="0"/>
-                        </w:pPr>
-                        <w:r/>
-                        <w:r>
-                          <w:rPr>
-                            <w:rFonts w:ascii="宋体" w:hAnsi="宋体" w:eastAsia="宋体"/>
-                            <w:b w:val="0"/>
-                            <w:color w:val="1C1917"/>
-                            <w:sz w:val="12"/>
-                          </w:rPr>
-                          <w:t xml:space="preserve"> </w:t>
-                        </w:r>
-                      </w:p>
-                    </w:tc>
-                  </w:tr>
-                </w:tbl>
-                <w:p/>
               </w:tc>
               <w:tc>
                 <w:tcPr>
-                  <w:tcW w:type="dxa" w:w="397"/>
+                  <w:tcW w:type="dxa" w:w="425"/>
                   <w:tcBorders/>
                 </w:tcPr>
                 <w:p>
                   <w:pPr>
-                    <w:spacing w:before="0" w:after="0"/>
+                    <w:spacing w:before="0" w:after="0" w:line="240" w:lineRule="auto"/>
+                    <w:jc w:val="center"/>
                   </w:pPr>
                   <w:r/>
+                  <w:r>
+                    <w:drawing>
+                      <wp:inline xmlns:a="http://schemas.openxmlformats.org/drawingml/2006/main" xmlns:pic="http://schemas.openxmlformats.org/drawingml/2006/picture">
+                        <wp:extent cx="251999" cy="251999"/>
+                        <wp:docPr id="4" name="Picture 4"/>
+                        <wp:cNvGraphicFramePr>
+                          <a:graphicFrameLocks noChangeAspect="1"/>
+                        </wp:cNvGraphicFramePr>
+                        <a:graphic>
+                          <a:graphicData uri="http://schemas.openxmlformats.org/drawingml/2006/picture">
+                            <pic:pic>
+                              <pic:nvPicPr>
+                                <pic:cNvPr id="0" name="tianzige-140.png"/>
+                                <pic:cNvPicPr/>
+                              </pic:nvPicPr>
+                              <pic:blipFill>
+                                <a:blip r:embed="rId9"/>
+                                <a:stretch>
+                                  <a:fillRect/>
+                                </a:stretch>
+                              </pic:blipFill>
+                              <pic:spPr>
+                                <a:xfrm>
+                                  <a:off x="0" y="0"/>
+                                  <a:ext cx="251999" cy="251999"/>
+                                </a:xfrm>
+                                <a:prstGeom prst="rect"/>
+                              </pic:spPr>
+                            </pic:pic>
+                          </a:graphicData>
+                        </a:graphic>
+                      </wp:inline>
+                    </w:drawing>
+                  </w:r>
                 </w:p>
-                <w:tbl>
-                  <w:tblPr>
-                    <w:tblW w:type="auto" w:w="0"/>
-                    <w:tblLayout w:type="fixed"/>
-                    <w:tblLook w:firstColumn="1" w:firstRow="1" w:lastColumn="0" w:lastRow="0" w:noHBand="0" w:noVBand="1" w:val="04A0"/>
-                  </w:tblPr>
-                  <w:tblGrid>
-                    <w:gridCol w:w="198"/>
-                    <w:gridCol w:w="198"/>
-                  </w:tblGrid>
-                  <w:tr>
-                    <w:trPr>
-                      <w:trHeight w:val="198" w:hRule="exact"/>
-                    </w:trPr>
-                    <w:tc>
-                      <w:tcPr>
-                        <w:tcW w:type="dxa" w:w="198"/>
-                        <w:tcBorders>
-                          <w:top w:val="single" w:sz="12" w:space="0" w:color="000000"/>
-                          <w:left w:val="single" w:sz="12" w:space="0" w:color="000000"/>
-                          <w:bottom w:val="dashed" w:sz="6" w:space="0" w:color="808080"/>
-                          <w:right w:val="dashed" w:sz="6" w:space="0" w:color="808080"/>
-                        </w:tcBorders>
-                      </w:tcPr>
-                      <w:p>
-                        <w:pPr>
-                          <w:spacing w:before="0" w:after="0"/>
-                        </w:pPr>
-                        <w:r/>
-                        <w:r>
-                          <w:rPr>
-                            <w:rFonts w:ascii="宋体" w:hAnsi="宋体" w:eastAsia="宋体"/>
-                            <w:b w:val="0"/>
-                            <w:color w:val="1C1917"/>
-                            <w:sz w:val="12"/>
-                          </w:rPr>
-                          <w:t xml:space="preserve"> </w:t>
-                        </w:r>
-                      </w:p>
-                    </w:tc>
-                    <w:tc>
-                      <w:tcPr>
-                        <w:tcW w:type="dxa" w:w="198"/>
-                        <w:tcBorders>
-                          <w:top w:val="single" w:sz="12" w:space="0" w:color="000000"/>
-                          <w:left w:val="dashed" w:sz="6" w:space="0" w:color="808080"/>
-                          <w:bottom w:val="dashed" w:sz="6" w:space="0" w:color="808080"/>
-                          <w:right w:val="single" w:sz="12" w:space="0" w:color="000000"/>
-                        </w:tcBorders>
-                      </w:tcPr>
-                      <w:p>
-                        <w:pPr>
-                          <w:spacing w:before="0" w:after="0"/>
-                        </w:pPr>
-                        <w:r/>
-                        <w:r>
-                          <w:rPr>
-                            <w:rFonts w:ascii="宋体" w:hAnsi="宋体" w:eastAsia="宋体"/>
-                            <w:b w:val="0"/>
-                            <w:color w:val="1C1917"/>
-                            <w:sz w:val="12"/>
-                          </w:rPr>
-                          <w:t xml:space="preserve"> </w:t>
-                        </w:r>
-                      </w:p>
-                    </w:tc>
-                  </w:tr>
-                  <w:tr>
-                    <w:trPr>
-                      <w:trHeight w:val="198" w:hRule="exact"/>
-                    </w:trPr>
-                    <w:tc>
-                      <w:tcPr>
-                        <w:tcW w:type="dxa" w:w="198"/>
-                        <w:tcBorders>
-                          <w:top w:val="dashed" w:sz="6" w:space="0" w:color="808080"/>
-                          <w:left w:val="single" w:sz="12" w:space="0" w:color="000000"/>
-                          <w:bottom w:val="single" w:sz="12" w:space="0" w:color="000000"/>
-                          <w:right w:val="dashed" w:sz="6" w:space="0" w:color="808080"/>
-                        </w:tcBorders>
-                      </w:tcPr>
-                      <w:p>
-                        <w:pPr>
-                          <w:spacing w:before="0" w:after="0"/>
-                        </w:pPr>
-                        <w:r/>
-                        <w:r>
-                          <w:rPr>
-                            <w:rFonts w:ascii="宋体" w:hAnsi="宋体" w:eastAsia="宋体"/>
-                            <w:b w:val="0"/>
-                            <w:color w:val="1C1917"/>
-                            <w:sz w:val="12"/>
-                          </w:rPr>
-                          <w:t xml:space="preserve"> </w:t>
-                        </w:r>
-                      </w:p>
-                    </w:tc>
-                    <w:tc>
-                      <w:tcPr>
-                        <w:tcW w:type="dxa" w:w="198"/>
-                        <w:tcBorders>
-                          <w:top w:val="dashed" w:sz="6" w:space="0" w:color="808080"/>
-                          <w:left w:val="dashed" w:sz="6" w:space="0" w:color="808080"/>
-                          <w:bottom w:val="single" w:sz="12" w:space="0" w:color="000000"/>
-                          <w:right w:val="single" w:sz="12" w:space="0" w:color="000000"/>
-                        </w:tcBorders>
-                      </w:tcPr>
-                      <w:p>
-                        <w:pPr>
-                          <w:spacing w:before="0" w:after="0"/>
-                        </w:pPr>
-                        <w:r/>
-                        <w:r>
-                          <w:rPr>
-                            <w:rFonts w:ascii="宋体" w:hAnsi="宋体" w:eastAsia="宋体"/>
-                            <w:b w:val="0"/>
-                            <w:color w:val="1C1917"/>
-                            <w:sz w:val="12"/>
-                          </w:rPr>
-                          <w:t xml:space="preserve"> </w:t>
-                        </w:r>
-                      </w:p>
-                    </w:tc>
-                  </w:tr>
-                </w:tbl>
-                <w:p/>
               </w:tc>
             </w:tr>
           </w:tbl>
@@ -828,13 +482,13 @@
         </w:tc>
         <w:tc>
           <w:tcPr>
-            <w:tcW w:type="dxa" w:w="907"/>
+            <w:tcW w:type="dxa" w:w="1049"/>
             <w:vAlign w:val="center"/>
             <w:tcBorders/>
           </w:tcPr>
           <w:p>
             <w:pPr>
-              <w:spacing w:before="0" w:after="0"/>
+              <w:spacing w:before="0" w:after="20"/>
               <w:jc w:val="center"/>
             </w:pPr>
             <w:r/>
@@ -851,292 +505,119 @@
           <w:tbl>
             <w:tblPr>
               <w:tblW w:type="auto" w:w="0"/>
+              <w:jc w:val="center"/>
               <w:tblLayout w:type="fixed"/>
               <w:tblLook w:firstColumn="1" w:firstRow="1" w:lastColumn="0" w:lastRow="0" w:noHBand="0" w:noVBand="1" w:val="04A0"/>
+              <w:tblBorders>
+                <w:top w:val="nil"/>
+                <w:left w:val="nil"/>
+                <w:bottom w:val="nil"/>
+                <w:right w:val="nil"/>
+                <w:insideH w:val="nil"/>
+                <w:insideV w:val="nil"/>
+              </w:tblBorders>
             </w:tblPr>
             <w:tblGrid>
-              <w:gridCol w:w="453"/>
-              <w:gridCol w:w="453"/>
+              <w:gridCol w:w="524"/>
+              <w:gridCol w:w="524"/>
             </w:tblGrid>
             <w:tr>
               <w:trPr>
-                <w:trHeight w:val="396" w:hRule="exact"/>
+                <w:trHeight w:val="442" w:hRule="atLeast"/>
               </w:trPr>
               <w:tc>
                 <w:tcPr>
-                  <w:tcW w:type="dxa" w:w="397"/>
+                  <w:tcW w:type="dxa" w:w="425"/>
                   <w:tcBorders/>
                 </w:tcPr>
                 <w:p>
                   <w:pPr>
-                    <w:spacing w:before="0" w:after="0"/>
+                    <w:spacing w:before="0" w:after="0" w:line="240" w:lineRule="auto"/>
+                    <w:jc w:val="center"/>
                   </w:pPr>
                   <w:r/>
+                  <w:r>
+                    <w:drawing>
+                      <wp:inline xmlns:a="http://schemas.openxmlformats.org/drawingml/2006/main" xmlns:pic="http://schemas.openxmlformats.org/drawingml/2006/picture">
+                        <wp:extent cx="251999" cy="251999"/>
+                        <wp:docPr id="5" name="Picture 5"/>
+                        <wp:cNvGraphicFramePr>
+                          <a:graphicFrameLocks noChangeAspect="1"/>
+                        </wp:cNvGraphicFramePr>
+                        <a:graphic>
+                          <a:graphicData uri="http://schemas.openxmlformats.org/drawingml/2006/picture">
+                            <pic:pic>
+                              <pic:nvPicPr>
+                                <pic:cNvPr id="0" name="tianzige-140.png"/>
+                                <pic:cNvPicPr/>
+                              </pic:nvPicPr>
+                              <pic:blipFill>
+                                <a:blip r:embed="rId9"/>
+                                <a:stretch>
+                                  <a:fillRect/>
+                                </a:stretch>
+                              </pic:blipFill>
+                              <pic:spPr>
+                                <a:xfrm>
+                                  <a:off x="0" y="0"/>
+                                  <a:ext cx="251999" cy="251999"/>
+                                </a:xfrm>
+                                <a:prstGeom prst="rect"/>
+                              </pic:spPr>
+                            </pic:pic>
+                          </a:graphicData>
+                        </a:graphic>
+                      </wp:inline>
+                    </w:drawing>
+                  </w:r>
                 </w:p>
-                <w:tbl>
-                  <w:tblPr>
-                    <w:tblW w:type="auto" w:w="0"/>
-                    <w:tblLayout w:type="fixed"/>
-                    <w:tblLook w:firstColumn="1" w:firstRow="1" w:lastColumn="0" w:lastRow="0" w:noHBand="0" w:noVBand="1" w:val="04A0"/>
-                  </w:tblPr>
-                  <w:tblGrid>
-                    <w:gridCol w:w="198"/>
-                    <w:gridCol w:w="198"/>
-                  </w:tblGrid>
-                  <w:tr>
-                    <w:trPr>
-                      <w:trHeight w:val="198" w:hRule="exact"/>
-                    </w:trPr>
-                    <w:tc>
-                      <w:tcPr>
-                        <w:tcW w:type="dxa" w:w="198"/>
-                        <w:tcBorders>
-                          <w:top w:val="single" w:sz="12" w:space="0" w:color="000000"/>
-                          <w:left w:val="single" w:sz="12" w:space="0" w:color="000000"/>
-                          <w:bottom w:val="dashed" w:sz="6" w:space="0" w:color="808080"/>
-                          <w:right w:val="dashed" w:sz="6" w:space="0" w:color="808080"/>
-                        </w:tcBorders>
-                      </w:tcPr>
-                      <w:p>
-                        <w:pPr>
-                          <w:spacing w:before="0" w:after="0"/>
-                        </w:pPr>
-                        <w:r/>
-                        <w:r>
-                          <w:rPr>
-                            <w:rFonts w:ascii="宋体" w:hAnsi="宋体" w:eastAsia="宋体"/>
-                            <w:b w:val="0"/>
-                            <w:color w:val="1C1917"/>
-                            <w:sz w:val="12"/>
-                          </w:rPr>
-                          <w:t xml:space="preserve"> </w:t>
-                        </w:r>
-                      </w:p>
-                    </w:tc>
-                    <w:tc>
-                      <w:tcPr>
-                        <w:tcW w:type="dxa" w:w="198"/>
-                        <w:tcBorders>
-                          <w:top w:val="single" w:sz="12" w:space="0" w:color="000000"/>
-                          <w:left w:val="dashed" w:sz="6" w:space="0" w:color="808080"/>
-                          <w:bottom w:val="dashed" w:sz="6" w:space="0" w:color="808080"/>
-                          <w:right w:val="single" w:sz="12" w:space="0" w:color="000000"/>
-                        </w:tcBorders>
-                      </w:tcPr>
-                      <w:p>
-                        <w:pPr>
-                          <w:spacing w:before="0" w:after="0"/>
-                        </w:pPr>
-                        <w:r/>
-                        <w:r>
-                          <w:rPr>
-                            <w:rFonts w:ascii="宋体" w:hAnsi="宋体" w:eastAsia="宋体"/>
-                            <w:b w:val="0"/>
-                            <w:color w:val="1C1917"/>
-                            <w:sz w:val="12"/>
-                          </w:rPr>
-                          <w:t xml:space="preserve"> </w:t>
-                        </w:r>
-                      </w:p>
-                    </w:tc>
-                  </w:tr>
-                  <w:tr>
-                    <w:trPr>
-                      <w:trHeight w:val="198" w:hRule="exact"/>
-                    </w:trPr>
-                    <w:tc>
-                      <w:tcPr>
-                        <w:tcW w:type="dxa" w:w="198"/>
-                        <w:tcBorders>
-                          <w:top w:val="dashed" w:sz="6" w:space="0" w:color="808080"/>
-                          <w:left w:val="single" w:sz="12" w:space="0" w:color="000000"/>
-                          <w:bottom w:val="single" w:sz="12" w:space="0" w:color="000000"/>
-                          <w:right w:val="dashed" w:sz="6" w:space="0" w:color="808080"/>
-                        </w:tcBorders>
-                      </w:tcPr>
-                      <w:p>
-                        <w:pPr>
-                          <w:spacing w:before="0" w:after="0"/>
-                        </w:pPr>
-                        <w:r/>
-                        <w:r>
-                          <w:rPr>
-                            <w:rFonts w:ascii="宋体" w:hAnsi="宋体" w:eastAsia="宋体"/>
-                            <w:b w:val="0"/>
-                            <w:color w:val="1C1917"/>
-                            <w:sz w:val="12"/>
-                          </w:rPr>
-                          <w:t xml:space="preserve"> </w:t>
-                        </w:r>
-                      </w:p>
-                    </w:tc>
-                    <w:tc>
-                      <w:tcPr>
-                        <w:tcW w:type="dxa" w:w="198"/>
-                        <w:tcBorders>
-                          <w:top w:val="dashed" w:sz="6" w:space="0" w:color="808080"/>
-                          <w:left w:val="dashed" w:sz="6" w:space="0" w:color="808080"/>
-                          <w:bottom w:val="single" w:sz="12" w:space="0" w:color="000000"/>
-                          <w:right w:val="single" w:sz="12" w:space="0" w:color="000000"/>
-                        </w:tcBorders>
-                      </w:tcPr>
-                      <w:p>
-                        <w:pPr>
-                          <w:spacing w:before="0" w:after="0"/>
-                        </w:pPr>
-                        <w:r/>
-                        <w:r>
-                          <w:rPr>
-                            <w:rFonts w:ascii="宋体" w:hAnsi="宋体" w:eastAsia="宋体"/>
-                            <w:b w:val="0"/>
-                            <w:color w:val="1C1917"/>
-                            <w:sz w:val="12"/>
-                          </w:rPr>
-                          <w:t xml:space="preserve"> </w:t>
-                        </w:r>
-                      </w:p>
-                    </w:tc>
-                  </w:tr>
-                </w:tbl>
-                <w:p/>
               </w:tc>
               <w:tc>
                 <w:tcPr>
-                  <w:tcW w:type="dxa" w:w="397"/>
+                  <w:tcW w:type="dxa" w:w="425"/>
                   <w:tcBorders/>
                 </w:tcPr>
                 <w:p>
                   <w:pPr>
-                    <w:spacing w:before="0" w:after="0"/>
+                    <w:spacing w:before="0" w:after="0" w:line="240" w:lineRule="auto"/>
+                    <w:jc w:val="center"/>
                   </w:pPr>
                   <w:r/>
+                  <w:r>
+                    <w:drawing>
+                      <wp:inline xmlns:a="http://schemas.openxmlformats.org/drawingml/2006/main" xmlns:pic="http://schemas.openxmlformats.org/drawingml/2006/picture">
+                        <wp:extent cx="251999" cy="251999"/>
+                        <wp:docPr id="6" name="Picture 6"/>
+                        <wp:cNvGraphicFramePr>
+                          <a:graphicFrameLocks noChangeAspect="1"/>
+                        </wp:cNvGraphicFramePr>
+                        <a:graphic>
+                          <a:graphicData uri="http://schemas.openxmlformats.org/drawingml/2006/picture">
+                            <pic:pic>
+                              <pic:nvPicPr>
+                                <pic:cNvPr id="0" name="tianzige-140.png"/>
+                                <pic:cNvPicPr/>
+                              </pic:nvPicPr>
+                              <pic:blipFill>
+                                <a:blip r:embed="rId9"/>
+                                <a:stretch>
+                                  <a:fillRect/>
+                                </a:stretch>
+                              </pic:blipFill>
+                              <pic:spPr>
+                                <a:xfrm>
+                                  <a:off x="0" y="0"/>
+                                  <a:ext cx="251999" cy="251999"/>
+                                </a:xfrm>
+                                <a:prstGeom prst="rect"/>
+                              </pic:spPr>
+                            </pic:pic>
+                          </a:graphicData>
+                        </a:graphic>
+                      </wp:inline>
+                    </w:drawing>
+                  </w:r>
                 </w:p>
-                <w:tbl>
-                  <w:tblPr>
-                    <w:tblW w:type="auto" w:w="0"/>
-                    <w:tblLayout w:type="fixed"/>
-                    <w:tblLook w:firstColumn="1" w:firstRow="1" w:lastColumn="0" w:lastRow="0" w:noHBand="0" w:noVBand="1" w:val="04A0"/>
-                  </w:tblPr>
-                  <w:tblGrid>
-                    <w:gridCol w:w="198"/>
-                    <w:gridCol w:w="198"/>
-                  </w:tblGrid>
-                  <w:tr>
-                    <w:trPr>
-                      <w:trHeight w:val="198" w:hRule="exact"/>
-                    </w:trPr>
-                    <w:tc>
-                      <w:tcPr>
-                        <w:tcW w:type="dxa" w:w="198"/>
-                        <w:tcBorders>
-                          <w:top w:val="single" w:sz="12" w:space="0" w:color="000000"/>
-                          <w:left w:val="single" w:sz="12" w:space="0" w:color="000000"/>
-                          <w:bottom w:val="dashed" w:sz="6" w:space="0" w:color="808080"/>
-                          <w:right w:val="dashed" w:sz="6" w:space="0" w:color="808080"/>
-                        </w:tcBorders>
-                      </w:tcPr>
-                      <w:p>
-                        <w:pPr>
-                          <w:spacing w:before="0" w:after="0"/>
-                        </w:pPr>
-                        <w:r/>
-                        <w:r>
-                          <w:rPr>
-                            <w:rFonts w:ascii="宋体" w:hAnsi="宋体" w:eastAsia="宋体"/>
-                            <w:b w:val="0"/>
-                            <w:color w:val="1C1917"/>
-                            <w:sz w:val="12"/>
-                          </w:rPr>
-                          <w:t xml:space="preserve"> </w:t>
-                        </w:r>
-                      </w:p>
-                    </w:tc>
-                    <w:tc>
-                      <w:tcPr>
-                        <w:tcW w:type="dxa" w:w="198"/>
-                        <w:tcBorders>
-                          <w:top w:val="single" w:sz="12" w:space="0" w:color="000000"/>
-                          <w:left w:val="dashed" w:sz="6" w:space="0" w:color="808080"/>
-                          <w:bottom w:val="dashed" w:sz="6" w:space="0" w:color="808080"/>
-                          <w:right w:val="single" w:sz="12" w:space="0" w:color="000000"/>
-                        </w:tcBorders>
-                      </w:tcPr>
-                      <w:p>
-                        <w:pPr>
-                          <w:spacing w:before="0" w:after="0"/>
-                        </w:pPr>
-                        <w:r/>
-                        <w:r>
-                          <w:rPr>
-                            <w:rFonts w:ascii="宋体" w:hAnsi="宋体" w:eastAsia="宋体"/>
-                            <w:b w:val="0"/>
-                            <w:color w:val="1C1917"/>
-                            <w:sz w:val="12"/>
-                          </w:rPr>
-                          <w:t xml:space="preserve"> </w:t>
-                        </w:r>
-                      </w:p>
-                    </w:tc>
-                  </w:tr>
-                  <w:tr>
-                    <w:trPr>
-                      <w:trHeight w:val="198" w:hRule="exact"/>
-                    </w:trPr>
-                    <w:tc>
-                      <w:tcPr>
-                        <w:tcW w:type="dxa" w:w="198"/>
-                        <w:tcBorders>
-                          <w:top w:val="dashed" w:sz="6" w:space="0" w:color="808080"/>
-                          <w:left w:val="single" w:sz="12" w:space="0" w:color="000000"/>
-                          <w:bottom w:val="single" w:sz="12" w:space="0" w:color="000000"/>
-                          <w:right w:val="dashed" w:sz="6" w:space="0" w:color="808080"/>
-                        </w:tcBorders>
-                      </w:tcPr>
-                      <w:p>
-                        <w:pPr>
-                          <w:spacing w:before="0" w:after="0"/>
-                        </w:pPr>
-                        <w:r/>
-                        <w:r>
-                          <w:rPr>
-                            <w:rFonts w:ascii="宋体" w:hAnsi="宋体" w:eastAsia="宋体"/>
-                            <w:b w:val="0"/>
-                            <w:color w:val="1C1917"/>
-                            <w:sz w:val="12"/>
-                          </w:rPr>
-                          <w:t xml:space="preserve"> </w:t>
-                        </w:r>
-                      </w:p>
-                    </w:tc>
-                    <w:tc>
-                      <w:tcPr>
-                        <w:tcW w:type="dxa" w:w="198"/>
-                        <w:tcBorders>
-                          <w:top w:val="dashed" w:sz="6" w:space="0" w:color="808080"/>
-                          <w:left w:val="dashed" w:sz="6" w:space="0" w:color="808080"/>
-                          <w:bottom w:val="single" w:sz="12" w:space="0" w:color="000000"/>
-                          <w:right w:val="single" w:sz="12" w:space="0" w:color="000000"/>
-                        </w:tcBorders>
-                      </w:tcPr>
-                      <w:p>
-                        <w:pPr>
-                          <w:spacing w:before="0" w:after="0"/>
-                        </w:pPr>
-                        <w:r/>
-                        <w:r>
-                          <w:rPr>
-                            <w:rFonts w:ascii="宋体" w:hAnsi="宋体" w:eastAsia="宋体"/>
-                            <w:b w:val="0"/>
-                            <w:color w:val="1C1917"/>
-                            <w:sz w:val="12"/>
-                          </w:rPr>
-                          <w:t xml:space="preserve"> </w:t>
-                        </w:r>
-                      </w:p>
-                    </w:tc>
-                  </w:tr>
-                </w:tbl>
-                <w:p/>
               </w:tc>
             </w:tr>
           </w:tbl>
@@ -1196,7 +677,7 @@
       </w:tblGrid>
       <w:tr>
         <w:trPr>
-          <w:trHeight w:val="612" w:hRule="atLeast"/>
+          <w:trHeight w:val="708" w:hRule="atLeast"/>
         </w:trPr>
         <w:tc>
           <w:tcPr>
@@ -1223,13 +704,13 @@
         </w:tc>
         <w:tc>
           <w:tcPr>
-            <w:tcW w:type="dxa" w:w="907"/>
+            <w:tcW w:type="dxa" w:w="1049"/>
             <w:vAlign w:val="center"/>
             <w:tcBorders/>
           </w:tcPr>
           <w:p>
             <w:pPr>
-              <w:spacing w:before="0" w:after="0"/>
+              <w:spacing w:before="0" w:after="20"/>
               <w:jc w:val="center"/>
             </w:pPr>
             <w:r/>
@@ -1246,292 +727,119 @@
           <w:tbl>
             <w:tblPr>
               <w:tblW w:type="auto" w:w="0"/>
+              <w:jc w:val="center"/>
               <w:tblLayout w:type="fixed"/>
               <w:tblLook w:firstColumn="1" w:firstRow="1" w:lastColumn="0" w:lastRow="0" w:noHBand="0" w:noVBand="1" w:val="04A0"/>
+              <w:tblBorders>
+                <w:top w:val="nil"/>
+                <w:left w:val="nil"/>
+                <w:bottom w:val="nil"/>
+                <w:right w:val="nil"/>
+                <w:insideH w:val="nil"/>
+                <w:insideV w:val="nil"/>
+              </w:tblBorders>
             </w:tblPr>
             <w:tblGrid>
-              <w:gridCol w:w="453"/>
-              <w:gridCol w:w="453"/>
+              <w:gridCol w:w="524"/>
+              <w:gridCol w:w="524"/>
             </w:tblGrid>
             <w:tr>
               <w:trPr>
-                <w:trHeight w:val="396" w:hRule="exact"/>
+                <w:trHeight w:val="442" w:hRule="atLeast"/>
               </w:trPr>
               <w:tc>
                 <w:tcPr>
-                  <w:tcW w:type="dxa" w:w="397"/>
+                  <w:tcW w:type="dxa" w:w="425"/>
                   <w:tcBorders/>
                 </w:tcPr>
                 <w:p>
                   <w:pPr>
-                    <w:spacing w:before="0" w:after="0"/>
+                    <w:spacing w:before="0" w:after="0" w:line="240" w:lineRule="auto"/>
+                    <w:jc w:val="center"/>
                   </w:pPr>
                   <w:r/>
+                  <w:r>
+                    <w:drawing>
+                      <wp:inline xmlns:a="http://schemas.openxmlformats.org/drawingml/2006/main" xmlns:pic="http://schemas.openxmlformats.org/drawingml/2006/picture">
+                        <wp:extent cx="251999" cy="251999"/>
+                        <wp:docPr id="7" name="Picture 7"/>
+                        <wp:cNvGraphicFramePr>
+                          <a:graphicFrameLocks noChangeAspect="1"/>
+                        </wp:cNvGraphicFramePr>
+                        <a:graphic>
+                          <a:graphicData uri="http://schemas.openxmlformats.org/drawingml/2006/picture">
+                            <pic:pic>
+                              <pic:nvPicPr>
+                                <pic:cNvPr id="0" name="tianzige-140.png"/>
+                                <pic:cNvPicPr/>
+                              </pic:nvPicPr>
+                              <pic:blipFill>
+                                <a:blip r:embed="rId9"/>
+                                <a:stretch>
+                                  <a:fillRect/>
+                                </a:stretch>
+                              </pic:blipFill>
+                              <pic:spPr>
+                                <a:xfrm>
+                                  <a:off x="0" y="0"/>
+                                  <a:ext cx="251999" cy="251999"/>
+                                </a:xfrm>
+                                <a:prstGeom prst="rect"/>
+                              </pic:spPr>
+                            </pic:pic>
+                          </a:graphicData>
+                        </a:graphic>
+                      </wp:inline>
+                    </w:drawing>
+                  </w:r>
                 </w:p>
-                <w:tbl>
-                  <w:tblPr>
-                    <w:tblW w:type="auto" w:w="0"/>
-                    <w:tblLayout w:type="fixed"/>
-                    <w:tblLook w:firstColumn="1" w:firstRow="1" w:lastColumn="0" w:lastRow="0" w:noHBand="0" w:noVBand="1" w:val="04A0"/>
-                  </w:tblPr>
-                  <w:tblGrid>
-                    <w:gridCol w:w="198"/>
-                    <w:gridCol w:w="198"/>
-                  </w:tblGrid>
-                  <w:tr>
-                    <w:trPr>
-                      <w:trHeight w:val="198" w:hRule="exact"/>
-                    </w:trPr>
-                    <w:tc>
-                      <w:tcPr>
-                        <w:tcW w:type="dxa" w:w="198"/>
-                        <w:tcBorders>
-                          <w:top w:val="single" w:sz="12" w:space="0" w:color="000000"/>
-                          <w:left w:val="single" w:sz="12" w:space="0" w:color="000000"/>
-                          <w:bottom w:val="dashed" w:sz="6" w:space="0" w:color="808080"/>
-                          <w:right w:val="dashed" w:sz="6" w:space="0" w:color="808080"/>
-                        </w:tcBorders>
-                      </w:tcPr>
-                      <w:p>
-                        <w:pPr>
-                          <w:spacing w:before="0" w:after="0"/>
-                        </w:pPr>
-                        <w:r/>
-                        <w:r>
-                          <w:rPr>
-                            <w:rFonts w:ascii="宋体" w:hAnsi="宋体" w:eastAsia="宋体"/>
-                            <w:b w:val="0"/>
-                            <w:color w:val="1C1917"/>
-                            <w:sz w:val="12"/>
-                          </w:rPr>
-                          <w:t xml:space="preserve"> </w:t>
-                        </w:r>
-                      </w:p>
-                    </w:tc>
-                    <w:tc>
-                      <w:tcPr>
-                        <w:tcW w:type="dxa" w:w="198"/>
-                        <w:tcBorders>
-                          <w:top w:val="single" w:sz="12" w:space="0" w:color="000000"/>
-                          <w:left w:val="dashed" w:sz="6" w:space="0" w:color="808080"/>
-                          <w:bottom w:val="dashed" w:sz="6" w:space="0" w:color="808080"/>
-                          <w:right w:val="single" w:sz="12" w:space="0" w:color="000000"/>
-                        </w:tcBorders>
-                      </w:tcPr>
-                      <w:p>
-                        <w:pPr>
-                          <w:spacing w:before="0" w:after="0"/>
-                        </w:pPr>
-                        <w:r/>
-                        <w:r>
-                          <w:rPr>
-                            <w:rFonts w:ascii="宋体" w:hAnsi="宋体" w:eastAsia="宋体"/>
-                            <w:b w:val="0"/>
-                            <w:color w:val="1C1917"/>
-                            <w:sz w:val="12"/>
-                          </w:rPr>
-                          <w:t xml:space="preserve"> </w:t>
-                        </w:r>
-                      </w:p>
-                    </w:tc>
-                  </w:tr>
-                  <w:tr>
-                    <w:trPr>
-                      <w:trHeight w:val="198" w:hRule="exact"/>
-                    </w:trPr>
-                    <w:tc>
-                      <w:tcPr>
-                        <w:tcW w:type="dxa" w:w="198"/>
-                        <w:tcBorders>
-                          <w:top w:val="dashed" w:sz="6" w:space="0" w:color="808080"/>
-                          <w:left w:val="single" w:sz="12" w:space="0" w:color="000000"/>
-                          <w:bottom w:val="single" w:sz="12" w:space="0" w:color="000000"/>
-                          <w:right w:val="dashed" w:sz="6" w:space="0" w:color="808080"/>
-                        </w:tcBorders>
-                      </w:tcPr>
-                      <w:p>
-                        <w:pPr>
-                          <w:spacing w:before="0" w:after="0"/>
-                        </w:pPr>
-                        <w:r/>
-                        <w:r>
-                          <w:rPr>
-                            <w:rFonts w:ascii="宋体" w:hAnsi="宋体" w:eastAsia="宋体"/>
-                            <w:b w:val="0"/>
-                            <w:color w:val="1C1917"/>
-                            <w:sz w:val="12"/>
-                          </w:rPr>
-                          <w:t xml:space="preserve"> </w:t>
-                        </w:r>
-                      </w:p>
-                    </w:tc>
-                    <w:tc>
-                      <w:tcPr>
-                        <w:tcW w:type="dxa" w:w="198"/>
-                        <w:tcBorders>
-                          <w:top w:val="dashed" w:sz="6" w:space="0" w:color="808080"/>
-                          <w:left w:val="dashed" w:sz="6" w:space="0" w:color="808080"/>
-                          <w:bottom w:val="single" w:sz="12" w:space="0" w:color="000000"/>
-                          <w:right w:val="single" w:sz="12" w:space="0" w:color="000000"/>
-                        </w:tcBorders>
-                      </w:tcPr>
-                      <w:p>
-                        <w:pPr>
-                          <w:spacing w:before="0" w:after="0"/>
-                        </w:pPr>
-                        <w:r/>
-                        <w:r>
-                          <w:rPr>
-                            <w:rFonts w:ascii="宋体" w:hAnsi="宋体" w:eastAsia="宋体"/>
-                            <w:b w:val="0"/>
-                            <w:color w:val="1C1917"/>
-                            <w:sz w:val="12"/>
-                          </w:rPr>
-                          <w:t xml:space="preserve"> </w:t>
-                        </w:r>
-                      </w:p>
-                    </w:tc>
-                  </w:tr>
-                </w:tbl>
-                <w:p/>
               </w:tc>
               <w:tc>
                 <w:tcPr>
-                  <w:tcW w:type="dxa" w:w="397"/>
+                  <w:tcW w:type="dxa" w:w="425"/>
                   <w:tcBorders/>
                 </w:tcPr>
                 <w:p>
                   <w:pPr>
-                    <w:spacing w:before="0" w:after="0"/>
+                    <w:spacing w:before="0" w:after="0" w:line="240" w:lineRule="auto"/>
+                    <w:jc w:val="center"/>
                   </w:pPr>
                   <w:r/>
+                  <w:r>
+                    <w:drawing>
+                      <wp:inline xmlns:a="http://schemas.openxmlformats.org/drawingml/2006/main" xmlns:pic="http://schemas.openxmlformats.org/drawingml/2006/picture">
+                        <wp:extent cx="251999" cy="251999"/>
+                        <wp:docPr id="8" name="Picture 8"/>
+                        <wp:cNvGraphicFramePr>
+                          <a:graphicFrameLocks noChangeAspect="1"/>
+                        </wp:cNvGraphicFramePr>
+                        <a:graphic>
+                          <a:graphicData uri="http://schemas.openxmlformats.org/drawingml/2006/picture">
+                            <pic:pic>
+                              <pic:nvPicPr>
+                                <pic:cNvPr id="0" name="tianzige-140.png"/>
+                                <pic:cNvPicPr/>
+                              </pic:nvPicPr>
+                              <pic:blipFill>
+                                <a:blip r:embed="rId9"/>
+                                <a:stretch>
+                                  <a:fillRect/>
+                                </a:stretch>
+                              </pic:blipFill>
+                              <pic:spPr>
+                                <a:xfrm>
+                                  <a:off x="0" y="0"/>
+                                  <a:ext cx="251999" cy="251999"/>
+                                </a:xfrm>
+                                <a:prstGeom prst="rect"/>
+                              </pic:spPr>
+                            </pic:pic>
+                          </a:graphicData>
+                        </a:graphic>
+                      </wp:inline>
+                    </w:drawing>
+                  </w:r>
                 </w:p>
-                <w:tbl>
-                  <w:tblPr>
-                    <w:tblW w:type="auto" w:w="0"/>
-                    <w:tblLayout w:type="fixed"/>
-                    <w:tblLook w:firstColumn="1" w:firstRow="1" w:lastColumn="0" w:lastRow="0" w:noHBand="0" w:noVBand="1" w:val="04A0"/>
-                  </w:tblPr>
-                  <w:tblGrid>
-                    <w:gridCol w:w="198"/>
-                    <w:gridCol w:w="198"/>
-                  </w:tblGrid>
-                  <w:tr>
-                    <w:trPr>
-                      <w:trHeight w:val="198" w:hRule="exact"/>
-                    </w:trPr>
-                    <w:tc>
-                      <w:tcPr>
-                        <w:tcW w:type="dxa" w:w="198"/>
-                        <w:tcBorders>
-                          <w:top w:val="single" w:sz="12" w:space="0" w:color="000000"/>
-                          <w:left w:val="single" w:sz="12" w:space="0" w:color="000000"/>
-                          <w:bottom w:val="dashed" w:sz="6" w:space="0" w:color="808080"/>
-                          <w:right w:val="dashed" w:sz="6" w:space="0" w:color="808080"/>
-                        </w:tcBorders>
-                      </w:tcPr>
-                      <w:p>
-                        <w:pPr>
-                          <w:spacing w:before="0" w:after="0"/>
-                        </w:pPr>
-                        <w:r/>
-                        <w:r>
-                          <w:rPr>
-                            <w:rFonts w:ascii="宋体" w:hAnsi="宋体" w:eastAsia="宋体"/>
-                            <w:b w:val="0"/>
-                            <w:color w:val="1C1917"/>
-                            <w:sz w:val="12"/>
-                          </w:rPr>
-                          <w:t xml:space="preserve"> </w:t>
-                        </w:r>
-                      </w:p>
-                    </w:tc>
-                    <w:tc>
-                      <w:tcPr>
-                        <w:tcW w:type="dxa" w:w="198"/>
-                        <w:tcBorders>
-                          <w:top w:val="single" w:sz="12" w:space="0" w:color="000000"/>
-                          <w:left w:val="dashed" w:sz="6" w:space="0" w:color="808080"/>
-                          <w:bottom w:val="dashed" w:sz="6" w:space="0" w:color="808080"/>
-                          <w:right w:val="single" w:sz="12" w:space="0" w:color="000000"/>
-                        </w:tcBorders>
-                      </w:tcPr>
-                      <w:p>
-                        <w:pPr>
-                          <w:spacing w:before="0" w:after="0"/>
-                        </w:pPr>
-                        <w:r/>
-                        <w:r>
-                          <w:rPr>
-                            <w:rFonts w:ascii="宋体" w:hAnsi="宋体" w:eastAsia="宋体"/>
-                            <w:b w:val="0"/>
-                            <w:color w:val="1C1917"/>
-                            <w:sz w:val="12"/>
-                          </w:rPr>
-                          <w:t xml:space="preserve"> </w:t>
-                        </w:r>
-                      </w:p>
-                    </w:tc>
-                  </w:tr>
-                  <w:tr>
-                    <w:trPr>
-                      <w:trHeight w:val="198" w:hRule="exact"/>
-                    </w:trPr>
-                    <w:tc>
-                      <w:tcPr>
-                        <w:tcW w:type="dxa" w:w="198"/>
-                        <w:tcBorders>
-                          <w:top w:val="dashed" w:sz="6" w:space="0" w:color="808080"/>
-                          <w:left w:val="single" w:sz="12" w:space="0" w:color="000000"/>
-                          <w:bottom w:val="single" w:sz="12" w:space="0" w:color="000000"/>
-                          <w:right w:val="dashed" w:sz="6" w:space="0" w:color="808080"/>
-                        </w:tcBorders>
-                      </w:tcPr>
-                      <w:p>
-                        <w:pPr>
-                          <w:spacing w:before="0" w:after="0"/>
-                        </w:pPr>
-                        <w:r/>
-                        <w:r>
-                          <w:rPr>
-                            <w:rFonts w:ascii="宋体" w:hAnsi="宋体" w:eastAsia="宋体"/>
-                            <w:b w:val="0"/>
-                            <w:color w:val="1C1917"/>
-                            <w:sz w:val="12"/>
-                          </w:rPr>
-                          <w:t xml:space="preserve"> </w:t>
-                        </w:r>
-                      </w:p>
-                    </w:tc>
-                    <w:tc>
-                      <w:tcPr>
-                        <w:tcW w:type="dxa" w:w="198"/>
-                        <w:tcBorders>
-                          <w:top w:val="dashed" w:sz="6" w:space="0" w:color="808080"/>
-                          <w:left w:val="dashed" w:sz="6" w:space="0" w:color="808080"/>
-                          <w:bottom w:val="single" w:sz="12" w:space="0" w:color="000000"/>
-                          <w:right w:val="single" w:sz="12" w:space="0" w:color="000000"/>
-                        </w:tcBorders>
-                      </w:tcPr>
-                      <w:p>
-                        <w:pPr>
-                          <w:spacing w:before="0" w:after="0"/>
-                        </w:pPr>
-                        <w:r/>
-                        <w:r>
-                          <w:rPr>
-                            <w:rFonts w:ascii="宋体" w:hAnsi="宋体" w:eastAsia="宋体"/>
-                            <w:b w:val="0"/>
-                            <w:color w:val="1C1917"/>
-                            <w:sz w:val="12"/>
-                          </w:rPr>
-                          <w:t xml:space="preserve"> </w:t>
-                        </w:r>
-                      </w:p>
-                    </w:tc>
-                  </w:tr>
-                </w:tbl>
-                <w:p/>
               </w:tc>
             </w:tr>
           </w:tbl>
@@ -1562,13 +870,13 @@
         </w:tc>
         <w:tc>
           <w:tcPr>
-            <w:tcW w:type="dxa" w:w="907"/>
+            <w:tcW w:type="dxa" w:w="1049"/>
             <w:vAlign w:val="center"/>
             <w:tcBorders/>
           </w:tcPr>
           <w:p>
             <w:pPr>
-              <w:spacing w:before="0" w:after="0"/>
+              <w:spacing w:before="0" w:after="20"/>
               <w:jc w:val="center"/>
             </w:pPr>
             <w:r/>
@@ -1585,292 +893,119 @@
           <w:tbl>
             <w:tblPr>
               <w:tblW w:type="auto" w:w="0"/>
+              <w:jc w:val="center"/>
               <w:tblLayout w:type="fixed"/>
               <w:tblLook w:firstColumn="1" w:firstRow="1" w:lastColumn="0" w:lastRow="0" w:noHBand="0" w:noVBand="1" w:val="04A0"/>
+              <w:tblBorders>
+                <w:top w:val="nil"/>
+                <w:left w:val="nil"/>
+                <w:bottom w:val="nil"/>
+                <w:right w:val="nil"/>
+                <w:insideH w:val="nil"/>
+                <w:insideV w:val="nil"/>
+              </w:tblBorders>
             </w:tblPr>
             <w:tblGrid>
-              <w:gridCol w:w="453"/>
-              <w:gridCol w:w="453"/>
+              <w:gridCol w:w="524"/>
+              <w:gridCol w:w="524"/>
             </w:tblGrid>
             <w:tr>
               <w:trPr>
-                <w:trHeight w:val="396" w:hRule="exact"/>
+                <w:trHeight w:val="442" w:hRule="atLeast"/>
               </w:trPr>
               <w:tc>
                 <w:tcPr>
-                  <w:tcW w:type="dxa" w:w="397"/>
+                  <w:tcW w:type="dxa" w:w="425"/>
                   <w:tcBorders/>
                 </w:tcPr>
                 <w:p>
                   <w:pPr>
-                    <w:spacing w:before="0" w:after="0"/>
+                    <w:spacing w:before="0" w:after="0" w:line="240" w:lineRule="auto"/>
+                    <w:jc w:val="center"/>
                   </w:pPr>
                   <w:r/>
+                  <w:r>
+                    <w:drawing>
+                      <wp:inline xmlns:a="http://schemas.openxmlformats.org/drawingml/2006/main" xmlns:pic="http://schemas.openxmlformats.org/drawingml/2006/picture">
+                        <wp:extent cx="251999" cy="251999"/>
+                        <wp:docPr id="9" name="Picture 9"/>
+                        <wp:cNvGraphicFramePr>
+                          <a:graphicFrameLocks noChangeAspect="1"/>
+                        </wp:cNvGraphicFramePr>
+                        <a:graphic>
+                          <a:graphicData uri="http://schemas.openxmlformats.org/drawingml/2006/picture">
+                            <pic:pic>
+                              <pic:nvPicPr>
+                                <pic:cNvPr id="0" name="tianzige-140.png"/>
+                                <pic:cNvPicPr/>
+                              </pic:nvPicPr>
+                              <pic:blipFill>
+                                <a:blip r:embed="rId9"/>
+                                <a:stretch>
+                                  <a:fillRect/>
+                                </a:stretch>
+                              </pic:blipFill>
+                              <pic:spPr>
+                                <a:xfrm>
+                                  <a:off x="0" y="0"/>
+                                  <a:ext cx="251999" cy="251999"/>
+                                </a:xfrm>
+                                <a:prstGeom prst="rect"/>
+                              </pic:spPr>
+                            </pic:pic>
+                          </a:graphicData>
+                        </a:graphic>
+                      </wp:inline>
+                    </w:drawing>
+                  </w:r>
                 </w:p>
-                <w:tbl>
-                  <w:tblPr>
-                    <w:tblW w:type="auto" w:w="0"/>
-                    <w:tblLayout w:type="fixed"/>
-                    <w:tblLook w:firstColumn="1" w:firstRow="1" w:lastColumn="0" w:lastRow="0" w:noHBand="0" w:noVBand="1" w:val="04A0"/>
-                  </w:tblPr>
-                  <w:tblGrid>
-                    <w:gridCol w:w="198"/>
-                    <w:gridCol w:w="198"/>
-                  </w:tblGrid>
-                  <w:tr>
-                    <w:trPr>
-                      <w:trHeight w:val="198" w:hRule="exact"/>
-                    </w:trPr>
-                    <w:tc>
-                      <w:tcPr>
-                        <w:tcW w:type="dxa" w:w="198"/>
-                        <w:tcBorders>
-                          <w:top w:val="single" w:sz="12" w:space="0" w:color="000000"/>
-                          <w:left w:val="single" w:sz="12" w:space="0" w:color="000000"/>
-                          <w:bottom w:val="dashed" w:sz="6" w:space="0" w:color="808080"/>
-                          <w:right w:val="dashed" w:sz="6" w:space="0" w:color="808080"/>
-                        </w:tcBorders>
-                      </w:tcPr>
-                      <w:p>
-                        <w:pPr>
-                          <w:spacing w:before="0" w:after="0"/>
-                        </w:pPr>
-                        <w:r/>
-                        <w:r>
-                          <w:rPr>
-                            <w:rFonts w:ascii="宋体" w:hAnsi="宋体" w:eastAsia="宋体"/>
-                            <w:b w:val="0"/>
-                            <w:color w:val="1C1917"/>
-                            <w:sz w:val="12"/>
-                          </w:rPr>
-                          <w:t xml:space="preserve"> </w:t>
-                        </w:r>
-                      </w:p>
-                    </w:tc>
-                    <w:tc>
-                      <w:tcPr>
-                        <w:tcW w:type="dxa" w:w="198"/>
-                        <w:tcBorders>
-                          <w:top w:val="single" w:sz="12" w:space="0" w:color="000000"/>
-                          <w:left w:val="dashed" w:sz="6" w:space="0" w:color="808080"/>
-                          <w:bottom w:val="dashed" w:sz="6" w:space="0" w:color="808080"/>
-                          <w:right w:val="single" w:sz="12" w:space="0" w:color="000000"/>
-                        </w:tcBorders>
-                      </w:tcPr>
-                      <w:p>
-                        <w:pPr>
-                          <w:spacing w:before="0" w:after="0"/>
-                        </w:pPr>
-                        <w:r/>
-                        <w:r>
-                          <w:rPr>
-                            <w:rFonts w:ascii="宋体" w:hAnsi="宋体" w:eastAsia="宋体"/>
-                            <w:b w:val="0"/>
-                            <w:color w:val="1C1917"/>
-                            <w:sz w:val="12"/>
-                          </w:rPr>
-                          <w:t xml:space="preserve"> </w:t>
-                        </w:r>
-                      </w:p>
-                    </w:tc>
-                  </w:tr>
-                  <w:tr>
-                    <w:trPr>
-                      <w:trHeight w:val="198" w:hRule="exact"/>
-                    </w:trPr>
-                    <w:tc>
-                      <w:tcPr>
-                        <w:tcW w:type="dxa" w:w="198"/>
-                        <w:tcBorders>
-                          <w:top w:val="dashed" w:sz="6" w:space="0" w:color="808080"/>
-                          <w:left w:val="single" w:sz="12" w:space="0" w:color="000000"/>
-                          <w:bottom w:val="single" w:sz="12" w:space="0" w:color="000000"/>
-                          <w:right w:val="dashed" w:sz="6" w:space="0" w:color="808080"/>
-                        </w:tcBorders>
-                      </w:tcPr>
-                      <w:p>
-                        <w:pPr>
-                          <w:spacing w:before="0" w:after="0"/>
-                        </w:pPr>
-                        <w:r/>
-                        <w:r>
-                          <w:rPr>
-                            <w:rFonts w:ascii="宋体" w:hAnsi="宋体" w:eastAsia="宋体"/>
-                            <w:b w:val="0"/>
-                            <w:color w:val="1C1917"/>
-                            <w:sz w:val="12"/>
-                          </w:rPr>
-                          <w:t xml:space="preserve"> </w:t>
-                        </w:r>
-                      </w:p>
-                    </w:tc>
-                    <w:tc>
-                      <w:tcPr>
-                        <w:tcW w:type="dxa" w:w="198"/>
-                        <w:tcBorders>
-                          <w:top w:val="dashed" w:sz="6" w:space="0" w:color="808080"/>
-                          <w:left w:val="dashed" w:sz="6" w:space="0" w:color="808080"/>
-                          <w:bottom w:val="single" w:sz="12" w:space="0" w:color="000000"/>
-                          <w:right w:val="single" w:sz="12" w:space="0" w:color="000000"/>
-                        </w:tcBorders>
-                      </w:tcPr>
-                      <w:p>
-                        <w:pPr>
-                          <w:spacing w:before="0" w:after="0"/>
-                        </w:pPr>
-                        <w:r/>
-                        <w:r>
-                          <w:rPr>
-                            <w:rFonts w:ascii="宋体" w:hAnsi="宋体" w:eastAsia="宋体"/>
-                            <w:b w:val="0"/>
-                            <w:color w:val="1C1917"/>
-                            <w:sz w:val="12"/>
-                          </w:rPr>
-                          <w:t xml:space="preserve"> </w:t>
-                        </w:r>
-                      </w:p>
-                    </w:tc>
-                  </w:tr>
-                </w:tbl>
-                <w:p/>
               </w:tc>
               <w:tc>
                 <w:tcPr>
-                  <w:tcW w:type="dxa" w:w="397"/>
+                  <w:tcW w:type="dxa" w:w="425"/>
                   <w:tcBorders/>
                 </w:tcPr>
                 <w:p>
                   <w:pPr>
-                    <w:spacing w:before="0" w:after="0"/>
+                    <w:spacing w:before="0" w:after="0" w:line="240" w:lineRule="auto"/>
+                    <w:jc w:val="center"/>
                   </w:pPr>
                   <w:r/>
+                  <w:r>
+                    <w:drawing>
+                      <wp:inline xmlns:a="http://schemas.openxmlformats.org/drawingml/2006/main" xmlns:pic="http://schemas.openxmlformats.org/drawingml/2006/picture">
+                        <wp:extent cx="251999" cy="251999"/>
+                        <wp:docPr id="10" name="Picture 10"/>
+                        <wp:cNvGraphicFramePr>
+                          <a:graphicFrameLocks noChangeAspect="1"/>
+                        </wp:cNvGraphicFramePr>
+                        <a:graphic>
+                          <a:graphicData uri="http://schemas.openxmlformats.org/drawingml/2006/picture">
+                            <pic:pic>
+                              <pic:nvPicPr>
+                                <pic:cNvPr id="0" name="tianzige-140.png"/>
+                                <pic:cNvPicPr/>
+                              </pic:nvPicPr>
+                              <pic:blipFill>
+                                <a:blip r:embed="rId9"/>
+                                <a:stretch>
+                                  <a:fillRect/>
+                                </a:stretch>
+                              </pic:blipFill>
+                              <pic:spPr>
+                                <a:xfrm>
+                                  <a:off x="0" y="0"/>
+                                  <a:ext cx="251999" cy="251999"/>
+                                </a:xfrm>
+                                <a:prstGeom prst="rect"/>
+                              </pic:spPr>
+                            </pic:pic>
+                          </a:graphicData>
+                        </a:graphic>
+                      </wp:inline>
+                    </w:drawing>
+                  </w:r>
                 </w:p>
-                <w:tbl>
-                  <w:tblPr>
-                    <w:tblW w:type="auto" w:w="0"/>
-                    <w:tblLayout w:type="fixed"/>
-                    <w:tblLook w:firstColumn="1" w:firstRow="1" w:lastColumn="0" w:lastRow="0" w:noHBand="0" w:noVBand="1" w:val="04A0"/>
-                  </w:tblPr>
-                  <w:tblGrid>
-                    <w:gridCol w:w="198"/>
-                    <w:gridCol w:w="198"/>
-                  </w:tblGrid>
-                  <w:tr>
-                    <w:trPr>
-                      <w:trHeight w:val="198" w:hRule="exact"/>
-                    </w:trPr>
-                    <w:tc>
-                      <w:tcPr>
-                        <w:tcW w:type="dxa" w:w="198"/>
-                        <w:tcBorders>
-                          <w:top w:val="single" w:sz="12" w:space="0" w:color="000000"/>
-                          <w:left w:val="single" w:sz="12" w:space="0" w:color="000000"/>
-                          <w:bottom w:val="dashed" w:sz="6" w:space="0" w:color="808080"/>
-                          <w:right w:val="dashed" w:sz="6" w:space="0" w:color="808080"/>
-                        </w:tcBorders>
-                      </w:tcPr>
-                      <w:p>
-                        <w:pPr>
-                          <w:spacing w:before="0" w:after="0"/>
-                        </w:pPr>
-                        <w:r/>
-                        <w:r>
-                          <w:rPr>
-                            <w:rFonts w:ascii="宋体" w:hAnsi="宋体" w:eastAsia="宋体"/>
-                            <w:b w:val="0"/>
-                            <w:color w:val="1C1917"/>
-                            <w:sz w:val="12"/>
-                          </w:rPr>
-                          <w:t xml:space="preserve"> </w:t>
-                        </w:r>
-                      </w:p>
-                    </w:tc>
-                    <w:tc>
-                      <w:tcPr>
-                        <w:tcW w:type="dxa" w:w="198"/>
-                        <w:tcBorders>
-                          <w:top w:val="single" w:sz="12" w:space="0" w:color="000000"/>
-                          <w:left w:val="dashed" w:sz="6" w:space="0" w:color="808080"/>
-                          <w:bottom w:val="dashed" w:sz="6" w:space="0" w:color="808080"/>
-                          <w:right w:val="single" w:sz="12" w:space="0" w:color="000000"/>
-                        </w:tcBorders>
-                      </w:tcPr>
-                      <w:p>
-                        <w:pPr>
-                          <w:spacing w:before="0" w:after="0"/>
-                        </w:pPr>
-                        <w:r/>
-                        <w:r>
-                          <w:rPr>
-                            <w:rFonts w:ascii="宋体" w:hAnsi="宋体" w:eastAsia="宋体"/>
-                            <w:b w:val="0"/>
-                            <w:color w:val="1C1917"/>
-                            <w:sz w:val="12"/>
-                          </w:rPr>
-                          <w:t xml:space="preserve"> </w:t>
-                        </w:r>
-                      </w:p>
-                    </w:tc>
-                  </w:tr>
-                  <w:tr>
-                    <w:trPr>
-                      <w:trHeight w:val="198" w:hRule="exact"/>
-                    </w:trPr>
-                    <w:tc>
-                      <w:tcPr>
-                        <w:tcW w:type="dxa" w:w="198"/>
-                        <w:tcBorders>
-                          <w:top w:val="dashed" w:sz="6" w:space="0" w:color="808080"/>
-                          <w:left w:val="single" w:sz="12" w:space="0" w:color="000000"/>
-                          <w:bottom w:val="single" w:sz="12" w:space="0" w:color="000000"/>
-                          <w:right w:val="dashed" w:sz="6" w:space="0" w:color="808080"/>
-                        </w:tcBorders>
-                      </w:tcPr>
-                      <w:p>
-                        <w:pPr>
-                          <w:spacing w:before="0" w:after="0"/>
-                        </w:pPr>
-                        <w:r/>
-                        <w:r>
-                          <w:rPr>
-                            <w:rFonts w:ascii="宋体" w:hAnsi="宋体" w:eastAsia="宋体"/>
-                            <w:b w:val="0"/>
-                            <w:color w:val="1C1917"/>
-                            <w:sz w:val="12"/>
-                          </w:rPr>
-                          <w:t xml:space="preserve"> </w:t>
-                        </w:r>
-                      </w:p>
-                    </w:tc>
-                    <w:tc>
-                      <w:tcPr>
-                        <w:tcW w:type="dxa" w:w="198"/>
-                        <w:tcBorders>
-                          <w:top w:val="dashed" w:sz="6" w:space="0" w:color="808080"/>
-                          <w:left w:val="dashed" w:sz="6" w:space="0" w:color="808080"/>
-                          <w:bottom w:val="single" w:sz="12" w:space="0" w:color="000000"/>
-                          <w:right w:val="single" w:sz="12" w:space="0" w:color="000000"/>
-                        </w:tcBorders>
-                      </w:tcPr>
-                      <w:p>
-                        <w:pPr>
-                          <w:spacing w:before="0" w:after="0"/>
-                        </w:pPr>
-                        <w:r/>
-                        <w:r>
-                          <w:rPr>
-                            <w:rFonts w:ascii="宋体" w:hAnsi="宋体" w:eastAsia="宋体"/>
-                            <w:b w:val="0"/>
-                            <w:color w:val="1C1917"/>
-                            <w:sz w:val="12"/>
-                          </w:rPr>
-                          <w:t xml:space="preserve"> </w:t>
-                        </w:r>
-                      </w:p>
-                    </w:tc>
-                  </w:tr>
-                </w:tbl>
-                <w:p/>
               </w:tc>
             </w:tr>
           </w:tbl>
